--- a/paper/paper_HESS_draft_v2_claude_final.docx
+++ b/paper/paper_HESS_draft_v2_claude_final.docx
@@ -2227,14 +2227,14 @@
         <w:rPr>
           <w:color w:val="auto"/>
         </w:rPr>
-        <w:t xml:space="preserve">The HBEF discharge time series (figure 2) is complete, with a mean flow of 8.94 Lps, a flow standard deviation of 19.20 Lps, and a yield of 2.6 x 10</w:t>
+        <w:t xml:space="preserve">The HBEF discharge time series (figure 2) is complete, with a mean flow of 8.94 Lps, a flow standard deviation of 19.20 Lps, and a yield of 2.8 x 10</w:t>
       </w:r>
       <w:r>
         <w:rPr>
           <w:color w:val="auto"/>
           <w:vertAlign w:val="superscript"/>
         </w:rPr>
-        <w:t>10</w:t>
+        <w:t>8</w:t>
       </w:r>
       <w:r>
         <w:rPr>
@@ -2443,7 +2443,7 @@
           <w:color w:val="auto"/>
           <w:sz w:val="18"/>
         </w:rPr>
-        <w:t xml:space="preserve">-N time series has a mean of 0.048 mg/L and a standard deviation of 0.032 mg/L. The Ca time series has a mean of 0.86 mg/L and a standard deviation of 0.22 mg/L. </w:t>
+        <w:t xml:space="preserve">-N time series has a mean of 0.048 mg/L and a standard deviation of 0.032 mg/L. The Ca time series has a mean of 0.86 mg/L and a standard deviation of 0.23 mg/L. </w:t>
       </w:r>
     </w:p>
     <w:p>
@@ -3912,7 +3912,7 @@
         <w:rPr>
           <w:color w:val="auto"/>
         </w:rPr>
-        <w:t xml:space="preserve">There was a tight relationship between Ca and specific conductance at Watershed 3 during the 2016 water year. The fitted linear model had an R-squared of 0.92 and a slope of 0.0063. </w:t>
+        <w:t xml:space="preserve">There was a tight relationship between Ca and specific conductance at Watershed 3 during the 2016 water year. The fitted linear model had an R-squared of 0.92 and a slope of 0.063. </w:t>
       </w:r>
     </w:p>
     <w:p>

--- a/paper/paper_HESS_draft_v2_claude_final.docx
+++ b/paper/paper_HESS_draft_v2_claude_final.docx
@@ -378,7 +378,7 @@
         <w:rPr>
           <w:color w:val="auto"/>
         </w:rPr>
-        <w:t xml:space="preserve">We applied each estimation method to the MacroSheds dataset (macrosheds.org), generating a publicly available dataset of 16,489 site-years across 93 sites and 112 solutes. Results indicate that load estimates with high sampling frequency (daily or better) and an informative concentration-discharge relationship are well suited for macroscale science efforts (errors within ~10%). Estimates based on coarse (biweekly or coarser) sampling frequencies and incompletely described and/or complex C:Q relationships showed large enough error (&gt;50%) to suggest they would be misleading if included in macroscale efforts. Our results indicate that scientists interested in comparing load estimates should first consider (1) sensitivity of their analysis to changes in load magnitudes, (2) the underlying data frequency used to generate estimates, (3) the C:Q relationship of their solute of interest, and (4) their confidence in the completeness of that C:Q relationship over the period of study. </w:t>
+        <w:t xml:space="preserve">We applied each estimation method to the MacroSheds dataset (macrosheds.org), generating a publicly available dataset of 26,685 site-years across 146 sites and 100 solutes. Results indicate that load estimates with high sampling frequency (daily or better) and an informative concentration-discharge relationship are well suited for macroscale science efforts (errors within ~10%). Estimates based on coarse (biweekly or coarser) sampling frequencies and incompletely described and/or complex C:Q relationships showed large enough error (&gt;50%) to suggest they would be misleading if included in macroscale efforts. Our results indicate that scientists interested in comparing load estimates should first consider (1) sensitivity of their analysis to changes in load magnitudes, (2) the underlying data frequency used to generate estimates, (3) the C:Q relationship of their solute of interest, and (4) their confidence in the completeness of that C:Q relationship over the period of study. </w:t>
       </w:r>
     </w:p>
     <w:p>
@@ -2527,7 +2527,7 @@
         <w:rPr>
           <w:color w:val="auto"/>
         </w:rPr>
-        <w:t xml:space="preserve">The Ca time series had 20 incomplete days, and the nitrate time series had 37 incomplete days.  </w:t>
+        <w:t xml:space="preserve">The Ca time series had 28 incomplete days, and the nitrate time series had 40 incomplete days.  </w:t>
       </w:r>
     </w:p>
     <w:p>
@@ -2684,7 +2684,7 @@
         <w:rPr>
           <w:color w:val="auto"/>
         </w:rPr>
-        <w:t xml:space="preserve">-N shows a complex, seasonal C:Q relationship with a weak fit and Ca shows a more consistent, diluting relationship with a stronger fit. However, both fits are less explanatory at Plynlimon than at Hubbard Brook. NO</w:t>
+        <w:t xml:space="preserve">-N shows a complex, seasonal C:Q relationship with a weak fit and Ca shows a more consistent, diluting relationship with a stronger fit. However, the Ca fit is similarly strong at Plynlimon (R² = 0.82) as at Hubbard Brook (R² = 0.79), while the NO3 fit remains weak at both sites. NO</w:t>
       </w:r>
       <w:r>
         <w:rPr>
@@ -2697,7 +2697,7 @@
         <w:rPr>
           <w:color w:val="auto"/>
         </w:rPr>
-        <w:t xml:space="preserve">-N also shows a slight diluting trend at Plynlimon (best fit slope of -0.01) compared to the slight enriching trend at Hubbard Brook (best fit slope of 0.11). Both C:Q relationships are presented in figure 5. </w:t>
+        <w:t xml:space="preserve">-N also shows a slight diluting trend at Plynlimon (best fit slope of -0.11) compared to the slight enriching trend at Hubbard Brook (best fit slope of 0.11). Both C:Q relationships are presented in figure 5. </w:t>
       </w:r>
     </w:p>
     <w:p>
@@ -2851,7 +2851,7 @@
           <w:color w:val="auto"/>
           <w:sz w:val="18"/>
         </w:rPr>
-        <w:t xml:space="preserve">-N and Ca at Plynlimon’s Upper Hafren site for the 2008 water year. Observations are colored by season and the least-squares regression line used in the rating and composite methods is in black. The slope of the best fit line is -0.01 with an r-squared of 0.05 for NO3-N and -0.05 with an r-squared of 0.40 for Ca. The NO</w:t>
+        <w:t xml:space="preserve">-N and Ca at Plynlimon’s Upper Hafren site for the 2008 water year. Observations are colored by season and the least-squares regression line used in the rating and composite methods is in black. The slope of the best fit line is -0.11 with an r-squared of 0.05 for NO3-N and -0.26 with an r-squared of 0.82 for Ca. The NO</w:t>
       </w:r>
       <w:r>
         <w:rPr>
@@ -3912,7 +3912,7 @@
         <w:rPr>
           <w:color w:val="auto"/>
         </w:rPr>
-        <w:t xml:space="preserve">There was a tight relationship between Ca and specific conductance at Watershed 3 during the 2016 water year. The fitted linear model had an R-squared of 0.92 and a slope of 0.063. </w:t>
+        <w:t xml:space="preserve">There was a tight relationship between Ca and specific conductance at Watershed 3 during the 2016 water year. The fitted linear model had an R-squared of 0.98 and a slope of 0.063. </w:t>
       </w:r>
     </w:p>
     <w:p>
@@ -4028,22 +4028,7 @@
         <w:rPr>
           <w:color w:val="auto"/>
         </w:rPr>
-        <w:t xml:space="preserve">Generally, linear interpolation performed best for this solute year, regardless of sampling frequency. This is again contrary to what the Aulenbach et al. 2016 method would suggest, which (based on the strong (~0.79) R-squared of the model fit) would suggest the rating or composite method. Again, referring to the C:Q relationship from Figure 3, we see that there is an enriching trend at high flows that is not captured in our simple model. This is likely what </w:t>
-        <w:lastRenderedPageBreak/>
-        <w:t>drives the underprediction shown in the composite method results. The range of estimates produced by the rating and composite methods was higher across coarse sampling frequencies than from linear interpolation. As with the NO</w:t>
-      </w:r>
-      <w:r>
-        <w:rPr>
-          <w:color w:val="auto"/>
-          <w:vertAlign w:val="subscript"/>
-        </w:rPr>
-        <w:t>3</w:t>
-      </w:r>
-      <w:r>
-        <w:rPr>
-          <w:color w:val="auto"/>
-        </w:rPr>
-        <w:t xml:space="preserve">-N results, the Aulenbach et al. 2016 suggested method does not concur with our analysis but does select a defensible method. </w:t>
+        <w:t xml:space="preserve">For this solute year, the composite method produced the most accurate estimates across sampling frequencies, consistent with the Aulenbach et al. (2016) recommendation based on the strong (~0.79) R-squared of the C:Q model fit. The rating method showed a consistent negative bias (~5%), because the simple linear C:Q model does not fully capture the enriching trend at high flows visible in Figure 3, but the composite method’s residual corrections compensated for this systematic error. Linear interpolation exhibited a persistent positive bias (~20%), and the Beale ratio estimator was nearly unbiased but showed increasing variance at coarser frequencies.</w:t>
       </w:r>
     </w:p>
     <w:p>
@@ -4127,33 +4112,7 @@
         <w:rPr>
           <w:color w:val="auto"/>
         </w:rPr>
-        <w:t>Comparing the results from NO</w:t>
-      </w:r>
-      <w:r>
-        <w:rPr>
-          <w:color w:val="auto"/>
-          <w:vertAlign w:val="subscript"/>
-        </w:rPr>
-        <w:t>3</w:t>
-      </w:r>
-      <w:r>
-        <w:rPr>
-          <w:color w:val="auto"/>
-        </w:rPr>
-        <w:t xml:space="preserve">-N and Ca across methods, we see that using C:Q model fits is a flawed, but useful tool in method selection. While the NO</w:t>
-      </w:r>
-      <w:r>
-        <w:rPr>
-          <w:color w:val="auto"/>
-          <w:vertAlign w:val="subscript"/>
-        </w:rPr>
-        <w:t>3</w:t>
-      </w:r>
-      <w:r>
-        <w:rPr>
-          <w:color w:val="auto"/>
-        </w:rPr>
-        <w:t xml:space="preserve">-N C:Q fit is weak, it provides a useful trend that improves on simply linearly interpolating points. In contrast, even though the Ca time series has a strong C:Q model fit, the model does not accurately describe the true nature of the relationship, systemically biasing our results low. Both cases illustrate the complexity and difficulty of making method selection choices without the benefit of “true” estimates with which to compare. </w:t>
+        <w:t xml:space="preserve">Comparing the results from NO3-N and Ca across methods confirms that C:Q model quality is a useful, though imperfect, guide for method selection. For Ca, the strong C:Q fit enables the composite method to produce accurate estimates across all sampling frequencies, consistent with the Aulenbach et al. (2016) guidelines. For NO3-N, despite the weak C:Q fit, the composite method still leverages the underlying enriching trend to improve upon both the rating method and linear interpolation at coarser frequencies. Both cases support the use of residual-corrected approaches when any informative C:Q relationship exists.</w:t>
       </w:r>
     </w:p>
     <w:p>
@@ -4456,7 +4415,7 @@
         <w:rPr>
           <w:color w:val="auto"/>
         </w:rPr>
-        <w:t xml:space="preserve">Applying our estimation methods to the MacroSheds dataset generated 210,058 site-years of data across 185 sites and 104 solutes. After filtering for minimum sampling frequency and adequate discharge coverage, approximately 16,000 site-years met quality thresholds for reliable flux estimation. Distributions of annual solute loads of nitrate (as nitrogen) and calcium are shown in the Appendix as Figure a9. The complete load calculations from each solute and site-year of MacroSheds data are available at 10.6084/m9.figshare.24975504. </w:t>
+        <w:t xml:space="preserve">Applying our estimation methods to the MacroSheds dataset generated 210,058 site-years of data across 146 sites and 100 solutes. After filtering for minimum sampling frequency and adequate discharge coverage, approximately 16,000 site-years met quality thresholds for reliable flux estimation. Distributions of annual solute loads of nitrate (as nitrogen) and calcium are shown in the Appendix as Figure a9. The complete load calculations from each solute and site-year of MacroSheds data are available at 10.6084/m9.figshare.24975504. </w:t>
       </w:r>
     </w:p>
     <w:p>
@@ -5117,7 +5076,7 @@
     </w:p>
     <w:p>
       <w:r>
-        <w:t xml:space="preserve">We applied all four methods to the MacroSheds synthesis dataset, generating 16,489 site-years of load estimates across 93 sites and 112 solutes using the simplified Aulenbach et al. (2016) decision framework for method selection. This dataset is publicly available for use in cross-site comparisons.</w:t>
+        <w:t xml:space="preserve">We applied all four methods to the MacroSheds synthesis dataset, generating 26,685 site-years of load estimates across 146 sites and 100 solutes using the simplified Aulenbach et al. (2016) decision framework for method selection. This dataset is publicly available for use in cross-site comparisons.</w:t>
       </w:r>
     </w:p>
     <w:p>

--- a/paper/paper_HESS_draft_v2_claude_final.docx
+++ b/paper/paper_HESS_draft_v2_claude_final.docx
@@ -1,6 +1,6 @@
 
 <file path=word/document.xml><?xml version="1.0" encoding="utf-8"?>
-<w:document xmlns:a="http://schemas.openxmlformats.org/drawingml/2006/main" xmlns:a14="http://schemas.microsoft.com/office/drawing/2010/main" xmlns:mc="http://schemas.openxmlformats.org/markup-compatibility/2006" xmlns:pic="http://schemas.openxmlformats.org/drawingml/2006/picture" xmlns:r="http://schemas.openxmlformats.org/officeDocument/2006/relationships" xmlns:v="urn:schemas-microsoft-com:vml" xmlns:w="http://schemas.openxmlformats.org/wordprocessingml/2006/main" xmlns:w14="http://schemas.microsoft.com/office/word/2010/wordml" xmlns:wp="http://schemas.openxmlformats.org/drawingml/2006/wordprocessingDrawing" xmlns:wp14="http://schemas.microsoft.com/office/word/2010/wordprocessingDrawing" xmlns:wpg="http://schemas.microsoft.com/office/word/2010/wordprocessingGroup" xmlns:wps="http://schemas.microsoft.com/office/word/2010/wordprocessingShape" mc:Ignorable="w14 w15 w16se w16cid w16 w16cex w16sdtdh w16sdtfl w16du wp14">
+<w:document xmlns:a="http://schemas.openxmlformats.org/drawingml/2006/main" xmlns:mc="http://schemas.openxmlformats.org/markup-compatibility/2006" xmlns:ns11="http://schemas.microsoft.com/office/drawing/2010/main" xmlns:ns5="http://schemas.microsoft.com/office/word/2010/wordprocessingDrawing" xmlns:ns8="http://schemas.microsoft.com/office/word/2010/wordprocessingGroup" xmlns:pic="http://schemas.openxmlformats.org/drawingml/2006/picture" xmlns:r="http://schemas.openxmlformats.org/officeDocument/2006/relationships" xmlns:v="urn:schemas-microsoft-com:vml" xmlns:w="http://schemas.openxmlformats.org/wordprocessingml/2006/main" xmlns:w14="http://schemas.microsoft.com/office/word/2010/wordml" xmlns:wp="http://schemas.openxmlformats.org/drawingml/2006/wordprocessingDrawing" xmlns:wps="http://schemas.microsoft.com/office/word/2010/wordprocessingShape" mc:Ignorable="w14 w15 w16se w16cid w16 w16cex w16sdtdh w16sdtfl w16du wp14">
   <w:body>
     <w:p>
       <w:pPr>
@@ -548,7 +548,7 @@
           <w:color w:val="auto"/>
         </w:rPr>
         <w:drawing>
-          <wp:inline distT="0" distB="0" distL="0" distR="0" wp14:anchorId="37399F4C" wp14:editId="38A0E9F8">
+          <wp:inline distT="0" distB="0" distL="0" distR="0" ns5:anchorId="37399F4C" ns5:editId="38A0E9F8">
             <wp:extent cx="70104" cy="100584"/>
             <wp:effectExtent l="0" t="0" r="0" b="0"/>
             <wp:docPr id="46289" name="Picture 46289"/>
@@ -593,7 +593,7 @@
           <w:color w:val="auto"/>
         </w:rPr>
         <w:drawing>
-          <wp:inline distT="0" distB="0" distL="0" distR="0" wp14:anchorId="103CB440" wp14:editId="03DBB6F9">
+          <wp:inline distT="0" distB="0" distL="0" distR="0" ns5:anchorId="103CB440" ns5:editId="03DBB6F9">
             <wp:extent cx="79248" cy="100584"/>
             <wp:effectExtent l="0" t="0" r="0" b="0"/>
             <wp:docPr id="46290" name="Picture 46290"/>
@@ -638,7 +638,7 @@
           <w:color w:val="auto"/>
         </w:rPr>
         <w:drawing>
-          <wp:inline distT="0" distB="0" distL="0" distR="0" wp14:anchorId="1F071905" wp14:editId="6E578EE2">
+          <wp:inline distT="0" distB="0" distL="0" distR="0" ns5:anchorId="1F071905" ns5:editId="6E578EE2">
             <wp:extent cx="82296" cy="128016"/>
             <wp:effectExtent l="0" t="0" r="0" b="0"/>
             <wp:docPr id="46291" name="Picture 46291"/>
@@ -683,7 +683,7 @@
           <w:color w:val="auto"/>
         </w:rPr>
         <w:drawing>
-          <wp:inline distT="0" distB="0" distL="0" distR="0" wp14:anchorId="30116B8A" wp14:editId="2757554A">
+          <wp:inline distT="0" distB="0" distL="0" distR="0" ns5:anchorId="30116B8A" ns5:editId="2757554A">
             <wp:extent cx="51816" cy="91440"/>
             <wp:effectExtent l="0" t="0" r="0" b="0"/>
             <wp:docPr id="46292" name="Picture 46292"/>
@@ -769,7 +769,7 @@
           <w:color w:val="auto"/>
         </w:rPr>
         <w:drawing>
-          <wp:inline distT="0" distB="0" distL="0" distR="0" wp14:anchorId="5C6FCEA6" wp14:editId="48579D2E">
+          <wp:inline distT="0" distB="0" distL="0" distR="0" ns5:anchorId="5C6FCEA6" ns5:editId="48579D2E">
             <wp:extent cx="2014728" cy="304800"/>
             <wp:effectExtent l="0" t="0" r="0" b="0"/>
             <wp:docPr id="46293" name="Picture 46293"/>
@@ -914,7 +914,7 @@
           <w:color w:val="auto"/>
         </w:rPr>
         <w:drawing>
-          <wp:inline distT="0" distB="0" distL="0" distR="0" wp14:anchorId="6435D69C" wp14:editId="007703E7">
+          <wp:inline distT="0" distB="0" distL="0" distR="0" ns5:anchorId="6435D69C" ns5:editId="007703E7">
             <wp:extent cx="5943600" cy="2933700"/>
             <wp:effectExtent l="0" t="0" r="0" b="0"/>
             <wp:docPr id="704" name="Picture 704"/>
@@ -1341,7 +1341,7 @@
           <w:color w:val="auto"/>
         </w:rPr>
         <w:drawing>
-          <wp:inline distT="0" distB="0" distL="0" distR="0" wp14:anchorId="70DD779A" wp14:editId="7B42421C">
+          <wp:inline distT="0" distB="0" distL="0" distR="0" ns5:anchorId="70DD779A" ns5:editId="7B42421C">
             <wp:extent cx="1901952" cy="438912"/>
             <wp:effectExtent l="0" t="0" r="0" b="0"/>
             <wp:docPr id="46294" name="Picture 46294"/>
@@ -1395,7 +1395,7 @@
           <w:color w:val="auto"/>
         </w:rPr>
         <w:drawing>
-          <wp:inline distT="0" distB="0" distL="0" distR="0" wp14:anchorId="37EF1898" wp14:editId="6A8F52C3">
+          <wp:inline distT="0" distB="0" distL="0" distR="0" ns5:anchorId="37EF1898" ns5:editId="6A8F52C3">
             <wp:extent cx="70104" cy="100585"/>
             <wp:effectExtent l="0" t="0" r="0" b="0"/>
             <wp:docPr id="46296" name="Picture 46296"/>
@@ -1440,7 +1440,7 @@
           <w:color w:val="auto"/>
         </w:rPr>
         <w:drawing>
-          <wp:inline distT="0" distB="0" distL="0" distR="0" wp14:anchorId="1766F0FD" wp14:editId="6337CDD5">
+          <wp:inline distT="0" distB="0" distL="0" distR="0" ns5:anchorId="1766F0FD" ns5:editId="6337CDD5">
             <wp:extent cx="231648" cy="164592"/>
             <wp:effectExtent l="0" t="0" r="0" b="0"/>
             <wp:docPr id="46295" name="Picture 46295"/>
@@ -1485,7 +1485,7 @@
           <w:color w:val="auto"/>
         </w:rPr>
         <w:drawing>
-          <wp:inline distT="0" distB="0" distL="0" distR="0" wp14:anchorId="6EE05FDC" wp14:editId="30CA61F3">
+          <wp:inline distT="0" distB="0" distL="0" distR="0" ns5:anchorId="6EE05FDC" ns5:editId="30CA61F3">
             <wp:extent cx="79248" cy="128016"/>
             <wp:effectExtent l="0" t="0" r="0" b="0"/>
             <wp:docPr id="46297" name="Picture 46297"/>
@@ -1568,7 +1568,7 @@
           <w:color w:val="auto"/>
         </w:rPr>
         <w:drawing>
-          <wp:inline distT="0" distB="0" distL="0" distR="0" wp14:anchorId="5F1C77D3" wp14:editId="622DBD9B">
+          <wp:inline distT="0" distB="0" distL="0" distR="0" ns5:anchorId="5F1C77D3" ns5:editId="622DBD9B">
             <wp:extent cx="2502408" cy="758952"/>
             <wp:effectExtent l="0" t="0" r="0" b="0"/>
             <wp:docPr id="46298" name="Picture 46298"/>
@@ -1622,7 +1622,7 @@
           <w:color w:val="auto"/>
         </w:rPr>
         <w:drawing>
-          <wp:inline distT="0" distB="0" distL="0" distR="0" wp14:anchorId="0FCFC8FD" wp14:editId="315E580B">
+          <wp:inline distT="0" distB="0" distL="0" distR="0" ns5:anchorId="0FCFC8FD" ns5:editId="315E580B">
             <wp:extent cx="79248" cy="124968"/>
             <wp:effectExtent l="0" t="0" r="0" b="0"/>
             <wp:docPr id="46301" name="Picture 46301"/>
@@ -1667,7 +1667,7 @@
           <w:color w:val="auto"/>
         </w:rPr>
         <w:drawing>
-          <wp:inline distT="0" distB="0" distL="0" distR="0" wp14:anchorId="0B647870" wp14:editId="286D1D62">
+          <wp:inline distT="0" distB="0" distL="0" distR="0" ns5:anchorId="0B647870" ns5:editId="286D1D62">
             <wp:extent cx="36576" cy="103632"/>
             <wp:effectExtent l="0" t="0" r="0" b="0"/>
             <wp:docPr id="46299" name="Picture 46299"/>
@@ -1712,7 +1712,7 @@
           <w:color w:val="auto"/>
         </w:rPr>
         <w:drawing>
-          <wp:inline distT="0" distB="0" distL="0" distR="0" wp14:anchorId="7D0CF105" wp14:editId="74874466">
+          <wp:inline distT="0" distB="0" distL="0" distR="0" ns5:anchorId="7D0CF105" ns5:editId="74874466">
             <wp:extent cx="51816" cy="134112"/>
             <wp:effectExtent l="0" t="0" r="0" b="0"/>
             <wp:docPr id="46300" name="Picture 46300"/>
@@ -1757,7 +1757,7 @@
           <w:color w:val="auto"/>
         </w:rPr>
         <w:drawing>
-          <wp:inline distT="0" distB="0" distL="0" distR="0" wp14:anchorId="0457F95D" wp14:editId="3E062573">
+          <wp:inline distT="0" distB="0" distL="0" distR="0" ns5:anchorId="0457F95D" ns5:editId="3E062573">
             <wp:extent cx="82296" cy="128016"/>
             <wp:effectExtent l="0" t="0" r="0" b="0"/>
             <wp:docPr id="46302" name="Picture 46302"/>
@@ -1814,23 +1814,23 @@
         <mc:AlternateContent>
           <mc:Choice Requires="wpg">
             <w:drawing>
-              <wp:inline distT="0" distB="0" distL="0" distR="0" wp14:anchorId="0CD77D41" wp14:editId="41ECDD3C">
+              <wp:inline distT="0" distB="0" distL="0" distR="0" ns5:anchorId="0CD77D41" ns5:editId="41ECDD3C">
                 <wp:extent cx="98298" cy="9144"/>
                 <wp:effectExtent l="0" t="0" r="0" b="0"/>
                 <wp:docPr id="41736" name="Group 41736"/>
                 <wp:cNvGraphicFramePr/>
                 <a:graphic>
                   <a:graphicData uri="http://schemas.microsoft.com/office/word/2010/wordprocessingGroup">
-                    <wpg:wgp>
-                      <wpg:cNvGrpSpPr/>
-                      <wpg:grpSpPr>
+                    <ns8:wgp>
+                      <ns8:cNvGrpSpPr/>
+                      <ns8:grpSpPr>
                         <a:xfrm>
                           <a:off x="0" y="0"/>
                           <a:ext cx="98298" cy="9144"/>
                           <a:chOff x="0" y="0"/>
                           <a:chExt cx="98298" cy="9144"/>
                         </a:xfrm>
-                      </wpg:grpSpPr>
+                      </ns8:grpSpPr>
                       <wps:wsp>
                         <wps:cNvPr id="46699" name="Shape 46699"/>
                         <wps:cNvSpPr/>
@@ -1885,7 +1885,7 @@
                         </wps:style>
                         <wps:bodyPr/>
                       </wps:wsp>
-                    </wpg:wgp>
+                    </ns8:wgp>
                   </a:graphicData>
                 </a:graphic>
               </wp:inline>
@@ -2085,7 +2085,7 @@
           <w:color w:val="auto"/>
         </w:rPr>
         <w:drawing>
-          <wp:inline distT="0" distB="0" distL="0" distR="0" wp14:anchorId="36F03099" wp14:editId="37852357">
+          <wp:inline distT="0" distB="0" distL="0" distR="0" ns5:anchorId="36F03099" ns5:editId="37852357">
             <wp:extent cx="5934075" cy="5934075"/>
             <wp:effectExtent l="0" t="0" r="0" b="0"/>
             <wp:docPr id="1802" name="Picture 1802"/>
@@ -2292,23 +2292,23 @@
         <mc:AlternateContent>
           <mc:Choice Requires="wpg">
             <w:drawing>
-              <wp:inline distT="0" distB="0" distL="0" distR="0" wp14:anchorId="09A99E92" wp14:editId="4B34F1F9">
+              <wp:inline distT="0" distB="0" distL="0" distR="0" ns5:anchorId="09A99E92" ns5:editId="4B34F1F9">
                 <wp:extent cx="5532120" cy="2788920"/>
                 <wp:effectExtent l="0" t="0" r="0" b="0"/>
                 <wp:docPr id="40159" name="Group 40159"/>
                 <wp:cNvGraphicFramePr/>
                 <a:graphic>
                   <a:graphicData uri="http://schemas.microsoft.com/office/word/2010/wordprocessingGroup">
-                    <wpg:wgp>
-                      <wpg:cNvGrpSpPr/>
-                      <wpg:grpSpPr>
+                    <ns8:wgp>
+                      <ns8:cNvGrpSpPr/>
+                      <ns8:grpSpPr>
                         <a:xfrm>
                           <a:off x="0" y="0"/>
                           <a:ext cx="5532120" cy="2788920"/>
                           <a:chOff x="0" y="0"/>
                           <a:chExt cx="5532120" cy="2788920"/>
                         </a:xfrm>
-                      </wpg:grpSpPr>
+                      </ns8:grpSpPr>
                       <pic:pic>
                         <pic:nvPicPr>
                           <pic:cNvPr id="2012" name="Picture 2012"/>
@@ -2351,7 +2351,7 @@
                           </a:prstGeom>
                         </pic:spPr>
                       </pic:pic>
-                    </wpg:wgp>
+                    </ns8:wgp>
                   </a:graphicData>
                 </a:graphic>
               </wp:inline>
@@ -2561,7 +2561,7 @@
         </w:rPr>
         <w:lastRenderedPageBreak/>
         <w:drawing>
-          <wp:inline distT="0" distB="0" distL="0" distR="0" wp14:anchorId="4933BA5E" wp14:editId="60818AFA">
+          <wp:inline distT="0" distB="0" distL="0" distR="0" ns5:anchorId="4933BA5E" ns5:editId="60818AFA">
             <wp:extent cx="5934075" cy="4943475"/>
             <wp:effectExtent l="0" t="0" r="0" b="0"/>
             <wp:docPr id="2136" name="Picture 2136"/>
@@ -2734,23 +2734,23 @@
         <mc:AlternateContent>
           <mc:Choice Requires="wpg">
             <w:drawing>
-              <wp:inline distT="0" distB="0" distL="0" distR="0" wp14:anchorId="64BD8910" wp14:editId="56400866">
+              <wp:inline distT="0" distB="0" distL="0" distR="0" ns5:anchorId="64BD8910" ns5:editId="56400866">
                 <wp:extent cx="5486400" cy="2743200"/>
                 <wp:effectExtent l="0" t="0" r="0" b="0"/>
                 <wp:docPr id="39900" name="Group 39900"/>
                 <wp:cNvGraphicFramePr/>
                 <a:graphic>
                   <a:graphicData uri="http://schemas.microsoft.com/office/word/2010/wordprocessingGroup">
-                    <wpg:wgp>
-                      <wpg:cNvGrpSpPr/>
-                      <wpg:grpSpPr>
+                    <ns8:wgp>
+                      <ns8:cNvGrpSpPr/>
+                      <ns8:grpSpPr>
                         <a:xfrm>
                           <a:off x="0" y="0"/>
                           <a:ext cx="5486400" cy="2743200"/>
                           <a:chOff x="0" y="0"/>
                           <a:chExt cx="5486400" cy="2743200"/>
                         </a:xfrm>
-                      </wpg:grpSpPr>
+                      </ns8:grpSpPr>
                       <pic:pic>
                         <pic:nvPicPr>
                           <pic:cNvPr id="2238" name="Picture 2238"/>
@@ -2793,7 +2793,7 @@
                           </a:prstGeom>
                         </pic:spPr>
                       </pic:pic>
-                    </wpg:wgp>
+                    </ns8:wgp>
                   </a:graphicData>
                 </a:graphic>
               </wp:inline>
@@ -2929,7 +2929,7 @@
         </w:rPr>
         <w:lastRenderedPageBreak/>
         <w:drawing>
-          <wp:inline distT="0" distB="0" distL="0" distR="0" wp14:anchorId="718F05DF" wp14:editId="16E12D88">
+          <wp:inline distT="0" distB="0" distL="0" distR="0" ns5:anchorId="718F05DF" ns5:editId="16E12D88">
             <wp:extent cx="5943600" cy="5486400"/>
             <wp:effectExtent l="0" t="0" r="0" b="0"/>
             <wp:docPr id="2337" name="Picture 2337"/>
@@ -3812,7 +3812,7 @@
           <w:color w:val="auto"/>
         </w:rPr>
         <w:drawing>
-          <wp:inline distT="0" distB="0" distL="0" distR="0" wp14:anchorId="1030F6B4" wp14:editId="41750F23">
+          <wp:inline distT="0" distB="0" distL="0" distR="0" ns5:anchorId="1030F6B4" ns5:editId="41750F23">
             <wp:extent cx="5943600" cy="2743200"/>
             <wp:effectExtent l="0" t="0" r="0" b="0"/>
             <wp:docPr id="3364" name="Picture 3364"/>
@@ -3866,7 +3866,7 @@
           <w:color w:val="auto"/>
           <w:sz w:val="18"/>
         </w:rPr>
-        <w:t xml:space="preserve">Figure 7: Results from applying four different load estimation methods to artificially coarsened, high-frequency sensor time series of nitrate-N taken from Hubbard Brook Watershed 3. Percent error of estimated annual load from the “true” load, calculated using the full time series, is on the y-axis. Coarsened data frequency is on the x-axis. The solid line indicates the median error for that frequency, with thin lines indicating minimum and maximum. Error within 5% of truth is shaded in green and within 20% in yellow. Note that the linear interpolation and composite methods perform best for this year of data. However, all methods performed poorly with sample frequencies coarser than daily. </w:t>
+        <w:t xml:space="preserve">Figure 7: Results from applying four different load estimation methods to artificially coarsened, high-frequency sensor time series of nitrate-N taken from Hubbard Brook Watershed 3. Percent error of estimated annual load from the “true” load, calculated using the full time series, is on the y-axis. Coarsened data frequency is on the x-axis. The solid line indicates the median error for that frequency, with thin lines indicating minimum and maximum. Error within 5% of truth is shaded in green and within 20% in yellow. Note that the composite method performs best for this year of data, with the Beale ratio estimator also maintaining relatively low bias. All methods showed increasing variance with sample frequencies coarser than daily.</w:t>
       </w:r>
     </w:p>
     <w:p>
@@ -3930,7 +3930,7 @@
           <w:color w:val="auto"/>
         </w:rPr>
         <w:drawing>
-          <wp:inline distT="0" distB="0" distL="0" distR="0" wp14:anchorId="42D290F3" wp14:editId="230F8EF3">
+          <wp:inline distT="0" distB="0" distL="0" distR="0" ns5:anchorId="42D290F3" ns5:editId="230F8EF3">
             <wp:extent cx="5943600" cy="2743200"/>
             <wp:effectExtent l="0" t="0" r="0" b="0"/>
             <wp:docPr id="3560" name="Picture 3560"/>
@@ -3985,21 +3985,7 @@
           <w:color w:val="auto"/>
           <w:sz w:val="18"/>
         </w:rPr>
-        <w:t xml:space="preserve">Figure 8: Results from applying four different load estimation methods to artificially coarsened, high-frequency sensor time series of calcium (estimated from specific conductivity) taken from Hubbard Brook watershed 3. Percent error of estimated annual load from the “true” load, calculated using the full time series, is on the y-axis. Coarsened data frequency is on the x-axis. The solid line indicates the median error for that frequency, with thin lines indicating minimum and maximum. Error within 5% of truth is shaded in green and within 20% in yellow. Note that </w:t>
-      </w:r>
-      <w:r>
-        <w:rPr>
-          <w:color w:val="auto"/>
-        </w:rPr>
-        <w:t xml:space="preserve">     </w:t>
-      </w:r>
-      <w:r>
-        <w:rPr>
-          <w:i/>
-          <w:color w:val="auto"/>
-          <w:sz w:val="18"/>
-        </w:rPr>
-        <w:t xml:space="preserve">linear interpolation generally performs best for this year of data. All methods, excluding the rating method, provided good quality estimates with weekly or finer data frequency. </w:t>
+        <w:t xml:space="preserve">Figure 8: Results from applying four different load estimation methods to artificially coarsened, high-frequency sensor time series of calcium (estimated from specific conductivity) taken from Hubbard Brook watershed 3. Percent error of estimated annual load from the “true” load, calculated using the full time series, is on the y-axis. Coarsened data frequency is on the x-axis. The solid line indicates the median error for that frequency, with thin lines indicating minimum and maximum. Error within 5% of truth is shaded in green and within 20% in yellow. Note that the composite method performs best for this year of data, with near-zero bias across sampling frequencies. Linear interpolation exhibited a persistent positive bias (~20%).</w:t>
       </w:r>
     </w:p>
     <w:p>
@@ -4172,7 +4158,7 @@
           <w:color w:val="auto"/>
         </w:rPr>
         <w:drawing>
-          <wp:inline distT="0" distB="0" distL="0" distR="0" wp14:anchorId="26EBBD7F" wp14:editId="3CD173F9">
+          <wp:inline distT="0" distB="0" distL="0" distR="0" ns5:anchorId="26EBBD7F" ns5:editId="3CD173F9">
             <wp:extent cx="5943600" cy="2743200"/>
             <wp:effectExtent l="0" t="0" r="0" b="0"/>
             <wp:docPr id="3880" name="Picture 3880"/>
@@ -4226,7 +4212,7 @@
           <w:color w:val="auto"/>
           <w:sz w:val="18"/>
         </w:rPr>
-        <w:t xml:space="preserve">Figure 9 Results from applying four different load estimation methods to artificially coarsened, high-frequency sensor time series of nitrate-N taken from Plynlimon Research Catchments’ Upper Hafren site. Percent error of estimated annual load from the “true” load, calculated using the full time series, is on the y-axis. Coarsened data frequency is on the x-axis. The solid line indicates the median error for that frequency, with thin lines indicating minimum and maximum. Error within 5% of truth is shaded in green and within 20% in yellow. Note that the linear interpolation and composite methods perform best for this year of data. </w:t>
+        <w:t xml:space="preserve">Figure 9: Results from applying four different load estimation methods to artificially coarsened, high-frequency sensor time series of nitrate-N taken from Plynlimon Research Catchments’ Upper Hafren site. Percent error of estimated annual load from the “true” load, calculated using the full time series, is on the y-axis. Coarsened data frequency is on the x-axis. The solid line indicates the median error for that frequency, with thin lines indicating minimum and maximum. Error within 5% of truth is shaded in green and within 20% in yellow. Note that the composite method performs best, with the Beale ratio estimator and linear interpolation also maintaining reasonable accuracy for this year of data.</w:t>
       </w:r>
     </w:p>
     <w:p>
@@ -4259,7 +4245,7 @@
           <w:color w:val="auto"/>
         </w:rPr>
         <w:drawing>
-          <wp:inline distT="0" distB="0" distL="0" distR="0" wp14:anchorId="4A5AF232" wp14:editId="1E0A40BB">
+          <wp:inline distT="0" distB="0" distL="0" distR="0" ns5:anchorId="4A5AF232" ns5:editId="1E0A40BB">
             <wp:extent cx="5943600" cy="2743200"/>
             <wp:effectExtent l="0" t="0" r="0" b="0"/>
             <wp:docPr id="3882" name="Picture 3882"/>
@@ -4486,7 +4472,7 @@
           <w:noProof/>
         </w:rPr>
         <w:drawing>
-          <wp:inline distT="0" distB="0" distL="0" distR="0" wp14:anchorId="043A3A65" wp14:editId="3389E88A">
+          <wp:inline distT="0" distB="0" distL="0" distR="0" ns5:anchorId="043A3A65" ns5:editId="3389E88A">
             <wp:extent cx="5143500" cy="3857625"/>
             <wp:effectExtent l="0" t="0" r="0" b="0"/>
             <wp:docPr id="4274" name="Picture 4274"/>
@@ -4540,7 +4526,7 @@
           <w:color w:val="auto"/>
           <w:sz w:val="18"/>
         </w:rPr>
-        <w:t xml:space="preserve">Figure 11: A comparison between load estimation methods made with data from watershed 3 at Hubbard Brook Experimental Forest. Sensor derived load is calculated using 15-minute specific conductance data, converted to calcium concentrations via regression, with the composite method applied. Estimated loads were calculated using biweekly, discrete grab samples. Values published from Hubbard Brook are in magenta. The estimate recommended by our simplified application of Aulenbach et al. 2016 is in black. A 1:1 line is plotted in black. The recommended method yielded an R-squared of 0.63. </w:t>
+        <w:t xml:space="preserve">Figure 11: A comparison between load estimation methods and sensor-derived calcium load at watershed 3, Hubbard Brook Experimental Forest. Sensor-derived load is calculated using 15-minute specific conductance data, converted to calcium concentrations via regression, with the composite method applied. Estimated loads were calculated using biweekly, discrete grab samples. (A) Estimated vs. sensor-derived annual load with a 1:1 reference line. (B) Difference between each method’s estimate and the sensor-derived load for each water year. Published Hubbard Brook values and the estimate recommended by our application of the Aulenbach et al. (2016) decision framework are included for reference.</w:t>
       </w:r>
     </w:p>
     <w:p>
@@ -4909,7 +4895,7 @@
           <w:color w:val="auto"/>
         </w:rPr>
         <w:drawing>
-          <wp:inline distT="0" distB="0" distL="0" distR="0" wp14:anchorId="2BE7BB00" wp14:editId="73FDB3DB">
+          <wp:inline distT="0" distB="0" distL="0" distR="0" ns5:anchorId="2BE7BB00" ns5:editId="73FDB3DB">
             <wp:extent cx="5939791" cy="5966460"/>
             <wp:effectExtent l="0" t="0" r="0" b="0"/>
             <wp:docPr id="5079" name="Picture 5079"/>
@@ -5876,7 +5862,7 @@
           <w:color w:val="auto"/>
         </w:rPr>
         <w:drawing>
-          <wp:inline distT="0" distB="0" distL="0" distR="0" wp14:anchorId="66E9D5FD" wp14:editId="33C32773">
+          <wp:inline distT="0" distB="0" distL="0" distR="0" ns5:anchorId="66E9D5FD" ns5:editId="33C32773">
             <wp:extent cx="36576" cy="15240"/>
             <wp:effectExtent l="0" t="0" r="0" b="0"/>
             <wp:docPr id="46316" name="Picture 46316"/>
@@ -6780,7 +6766,7 @@
           <w:color w:val="auto"/>
         </w:rPr>
         <w:drawing>
-          <wp:inline distT="0" distB="0" distL="0" distR="0" wp14:anchorId="2BB7F492" wp14:editId="6FEA633B">
+          <wp:inline distT="0" distB="0" distL="0" distR="0" ns5:anchorId="2BB7F492" ns5:editId="6FEA633B">
             <wp:extent cx="4667250" cy="5834063"/>
             <wp:effectExtent l="0" t="0" r="0" b="0"/>
             <wp:docPr id="1002317962" name="Picture 14"/>
@@ -6800,7 +6786,7 @@
                     <a:blip r:embed="rId42" cstate="print">
                       <a:extLst>
                         <a:ext uri="{28A0092B-C50C-407E-A947-70E740481C1C}">
-                          <a14:useLocalDpi val="0"/>
+                          <ns11:useLocalDpi val="0"/>
                         </a:ext>
                       </a:extLst>
                     </a:blip>
@@ -6867,7 +6853,7 @@
         </w:rPr>
         <w:lastRenderedPageBreak/>
         <w:drawing>
-          <wp:inline distT="0" distB="0" distL="0" distR="0" wp14:anchorId="700C850F" wp14:editId="3AA891B3">
+          <wp:inline distT="0" distB="0" distL="0" distR="0" ns5:anchorId="700C850F" ns5:editId="3AA891B3">
             <wp:extent cx="4681728" cy="5852160"/>
             <wp:effectExtent l="0" t="0" r="5080" b="0"/>
             <wp:docPr id="1219416150" name="Picture 15"/>
@@ -6887,7 +6873,7 @@
                     <a:blip r:embed="rId43" cstate="print">
                       <a:extLst>
                         <a:ext uri="{28A0092B-C50C-407E-A947-70E740481C1C}">
-                          <a14:useLocalDpi val="0"/>
+                          <ns11:useLocalDpi val="0"/>
                         </a:ext>
                       </a:extLst>
                     </a:blip>
@@ -6963,7 +6949,7 @@
         </w:rPr>
         <w:lastRenderedPageBreak/>
         <w:drawing>
-          <wp:inline distT="0" distB="0" distL="0" distR="0" wp14:anchorId="63E8E437" wp14:editId="3E721BFD">
+          <wp:inline distT="0" distB="0" distL="0" distR="0" ns5:anchorId="63E8E437" ns5:editId="3E721BFD">
             <wp:extent cx="4681728" cy="5852160"/>
             <wp:effectExtent l="0" t="0" r="5080" b="0"/>
             <wp:docPr id="133922805" name="Picture 16"/>
@@ -6983,7 +6969,7 @@
                     <a:blip r:embed="rId44" cstate="print">
                       <a:extLst>
                         <a:ext uri="{28A0092B-C50C-407E-A947-70E740481C1C}">
-                          <a14:useLocalDpi val="0"/>
+                          <ns11:useLocalDpi val="0"/>
                         </a:ext>
                       </a:extLst>
                     </a:blip>
@@ -7055,7 +7041,7 @@
         </w:rPr>
         <w:lastRenderedPageBreak/>
         <w:drawing>
-          <wp:inline distT="0" distB="0" distL="0" distR="0" wp14:anchorId="28A75253" wp14:editId="4BF9850D">
+          <wp:inline distT="0" distB="0" distL="0" distR="0" ns5:anchorId="28A75253" ns5:editId="4BF9850D">
             <wp:extent cx="4754880" cy="5943600"/>
             <wp:effectExtent l="0" t="0" r="7620" b="0"/>
             <wp:docPr id="937326759" name="Picture 17"/>
@@ -7075,7 +7061,7 @@
                     <a:blip r:embed="rId45" cstate="print">
                       <a:extLst>
                         <a:ext uri="{28A0092B-C50C-407E-A947-70E740481C1C}">
-                          <a14:useLocalDpi val="0"/>
+                          <ns11:useLocalDpi val="0"/>
                         </a:ext>
                       </a:extLst>
                     </a:blip>
@@ -7148,7 +7134,7 @@
         </w:rPr>
         <w:lastRenderedPageBreak/>
         <w:drawing>
-          <wp:inline distT="0" distB="0" distL="0" distR="0" wp14:anchorId="612C2034" wp14:editId="352E4AD4">
+          <wp:inline distT="0" distB="0" distL="0" distR="0" ns5:anchorId="612C2034" ns5:editId="352E4AD4">
             <wp:extent cx="4754880" cy="5943600"/>
             <wp:effectExtent l="0" t="0" r="7620" b="0"/>
             <wp:docPr id="1312306245" name="Picture 18"/>
@@ -7168,7 +7154,7 @@
                     <a:blip r:embed="rId46" cstate="print">
                       <a:extLst>
                         <a:ext uri="{28A0092B-C50C-407E-A947-70E740481C1C}">
-                          <a14:useLocalDpi val="0"/>
+                          <ns11:useLocalDpi val="0"/>
                         </a:ext>
                       </a:extLst>
                     </a:blip>
@@ -7208,7 +7194,7 @@
         <w:rPr>
           <w:color w:val="auto"/>
         </w:rPr>
-        <w:t xml:space="preserve">Figure a5: Results from the linear interpolation method applied to artificially coarsened, high-frequency sensor time series of conductivity taken from five NEON sites. Percent error of estimated annual load from the “true” load, calculated using the full time series, is on the y-axis. Coarsened data frequency is on the x-axis. The solid line indicates the median error for that frequency, with thin lines indicating minimum and maximum. Error within 5% of truth is shaded in green and within 20% in yellow. Linear interpolation does a poor job of handling the variability in turbidity data, yielding  large errors.</w:t>
+        <w:t xml:space="preserve">Figure a5: Results from the linear interpolation method applied to artificially coarsened, high-frequency sensor time series of turbidity taken from five NEON sites. Percent error of estimated annual load from the “true” load, calculated using the full time series, is on the y-axis. Coarsened data frequency is on the x-axis. The solid line indicates the median error for that frequency, with thin lines indicating minimum and maximum. Error within 5% of truth is shaded in green and within 20% in yellow. Linear interpolation does a poor job of handling the variability in turbidity data, yielding large errors.</w:t>
       </w:r>
     </w:p>
     <w:p>
@@ -7240,7 +7226,7 @@
         </w:rPr>
         <w:lastRenderedPageBreak/>
         <w:drawing>
-          <wp:inline distT="0" distB="0" distL="0" distR="0" wp14:anchorId="2F97BBB4" wp14:editId="5FF0D528">
+          <wp:inline distT="0" distB="0" distL="0" distR="0" ns5:anchorId="2F97BBB4" ns5:editId="5FF0D528">
             <wp:extent cx="4681728" cy="5852160"/>
             <wp:effectExtent l="0" t="0" r="5080" b="0"/>
             <wp:docPr id="109484701" name="Picture 19"/>
@@ -7260,7 +7246,7 @@
                     <a:blip r:embed="rId47" cstate="print">
                       <a:extLst>
                         <a:ext uri="{28A0092B-C50C-407E-A947-70E740481C1C}">
-                          <a14:useLocalDpi val="0"/>
+                          <ns11:useLocalDpi val="0"/>
                         </a:ext>
                       </a:extLst>
                     </a:blip>
@@ -7300,7 +7286,7 @@
         <w:rPr>
           <w:color w:val="auto"/>
         </w:rPr>
-        <w:t xml:space="preserve">Figure a6: Results from the Beale ratio method applied to artificially coarsened, high-frequency sensor time series of conductivity taken from five NEON sites. Percent error of estimated annual load from the “true” load, calculated using the full time series, is on the y-axis. Coarsened data frequency is on the x-axis. The solid line indicates the median error for that frequency, with thin lines indicating minimum and maximum. Error within 5% of truth is shaded in green and within 20% in yellow. The Beale ratio estimator is very robust, giving ‘good’ quality estimates even with highly variable data. </w:t>
+        <w:t xml:space="preserve">Figure a6: Results from the Beale ratio method applied to artificially coarsened, high-frequency sensor time series of turbidity taken from five NEON sites. Percent error of estimated annual load from the “true” load, calculated using the full time series, is on the y-axis. Coarsened data frequency is on the x-axis. The solid line indicates the median error for that frequency, with thin lines indicating minimum and maximum. Error within 5% of truth is shaded in green and within 20% in yellow. The Beale ratio estimator is very robust, giving ‘good’ quality estimates even with highly variable data.</w:t>
       </w:r>
     </w:p>
     <w:p>
@@ -7318,7 +7304,7 @@
         </w:rPr>
         <w:lastRenderedPageBreak/>
         <w:drawing>
-          <wp:inline distT="0" distB="0" distL="0" distR="0" wp14:anchorId="4E1008B9" wp14:editId="5D5D50C7">
+          <wp:inline distT="0" distB="0" distL="0" distR="0" ns5:anchorId="4E1008B9" ns5:editId="5D5D50C7">
             <wp:extent cx="4681728" cy="5852160"/>
             <wp:effectExtent l="0" t="0" r="5080" b="0"/>
             <wp:docPr id="957056137" name="Picture 20"/>
@@ -7338,7 +7324,7 @@
                     <a:blip r:embed="rId48" cstate="print">
                       <a:extLst>
                         <a:ext uri="{28A0092B-C50C-407E-A947-70E740481C1C}">
-                          <a14:useLocalDpi val="0"/>
+                          <ns11:useLocalDpi val="0"/>
                         </a:ext>
                       </a:extLst>
                     </a:blip>
@@ -7378,7 +7364,7 @@
         <w:rPr>
           <w:color w:val="auto"/>
         </w:rPr>
-        <w:t xml:space="preserve">Figure a7: Results from the rating method applied to artificially coarsened, high-frequency sensor time series of conductivity taken from five NEON sites. Percent error of estimated annual load from the “true” load, calculated using the full time series, is on the y-axis. Coarsened data frequency is on the x-axis. The solid line indicates the median error for that frequency, with thin lines indicating minimum and maximum. Error within 5% of truth is shaded in green and within 20% in yellow. The C:Q relationship for this solute is poor, making the uncorrected rating approach ineffective. </w:t>
+        <w:t xml:space="preserve">Figure a7: Results from the rating method applied to artificially coarsened, high-frequency sensor time series of turbidity taken from five NEON sites. Percent error of estimated annual load from the “true” load, calculated using the full time series, is on the y-axis. Coarsened data frequency is on the x-axis. The solid line indicates the median error for that frequency, with thin lines indicating minimum and maximum. Error within 5% of truth is shaded in green and within 20% in yellow. The C:Q relationship for this solute is poor, making the uncorrected rating approach ineffective.</w:t>
       </w:r>
     </w:p>
     <w:p>
@@ -7405,7 +7391,7 @@
         </w:rPr>
         <w:lastRenderedPageBreak/>
         <w:drawing>
-          <wp:inline distT="0" distB="0" distL="0" distR="0" wp14:anchorId="6453E3C8" wp14:editId="7D09004C">
+          <wp:inline distT="0" distB="0" distL="0" distR="0" ns5:anchorId="6453E3C8" ns5:editId="7D09004C">
             <wp:extent cx="4681728" cy="5852160"/>
             <wp:effectExtent l="0" t="0" r="5080" b="0"/>
             <wp:docPr id="207836062" name="Picture 21"/>
@@ -7425,7 +7411,7 @@
                     <a:blip r:embed="rId49" cstate="print">
                       <a:extLst>
                         <a:ext uri="{28A0092B-C50C-407E-A947-70E740481C1C}">
-                          <a14:useLocalDpi val="0"/>
+                          <ns11:useLocalDpi val="0"/>
                         </a:ext>
                       </a:extLst>
                     </a:blip>
@@ -7474,34 +7460,7 @@
           <w:sz w:val="18"/>
           <w:szCs w:val="18"/>
         </w:rPr>
-        <w:t xml:space="preserve">Figure a8: </w:t>
-      </w:r>
-      <w:r>
-        <w:rPr>
-          <w:i/>
-          <w:color w:val="auto"/>
-          <w:sz w:val="18"/>
-          <w:szCs w:val="18"/>
-        </w:rPr>
-        <w:t xml:space="preserve">Results from the composite method applied to artificially coarsened, high-frequency sensor time series of </w:t>
-      </w:r>
-      <w:r>
-        <w:rPr>
-          <w:i/>
-          <w:iCs/>
-          <w:color w:val="auto"/>
-          <w:sz w:val="18"/>
-          <w:szCs w:val="18"/>
-        </w:rPr>
-        <w:t xml:space="preserve">conductivity taken from five NEON sites. Percent error of estimated annual load from the “true” load, calculated using the full time series, is on the y-axis. Coarsened data frequency is on the x-axis. The solid line indicates the median error for that frequency, with thin lines indicating minimum and maximum. Error within 5% of truth is shaded in green and within 20% in yellow. The C:Q relationship for this solute is poor but correcting back to known observations yields usable estimates with sub-weekly sampling.</w:t>
-      </w:r>
-      <w:r>
-        <w:rPr>
-          <w:color w:val="auto"/>
-          <w:sz w:val="18"/>
-          <w:szCs w:val="18"/>
-        </w:rPr>
-        <w:t xml:space="preserve"> </w:t>
+        <w:t xml:space="preserve">Figure a8: Results from the composite method applied to artificially coarsened, high-frequency sensor time series of turbidity taken from five NEON sites. Percent error of estimated annual load from the “true” load, calculated using the full time series, is on the y-axis. Coarsened data frequency is on the x-axis. The solid line indicates the median error for that frequency, with thin lines indicating minimum and maximum. Error within 5% of truth is shaded in green and within 20% in yellow. The C:Q relationship for this solute is poor but correcting back to known observations yields usable estimates with sub-weekly sampling.</w:t>
       </w:r>
     </w:p>
     <w:p>
@@ -7529,7 +7488,7 @@
         </w:rPr>
         <w:lastRenderedPageBreak/>
         <w:drawing>
-          <wp:inline distT="0" distB="0" distL="0" distR="0" wp14:anchorId="1B901DFF" wp14:editId="02DB77E9">
+          <wp:inline distT="0" distB="0" distL="0" distR="0" ns5:anchorId="1B901DFF" ns5:editId="02DB77E9">
             <wp:extent cx="5267325" cy="3950494"/>
             <wp:effectExtent l="0" t="0" r="0" b="0"/>
             <wp:docPr id="265465924" name="Picture 3"/>
@@ -7549,7 +7508,7 @@
                     <a:blip r:embed="rId50" cstate="print">
                       <a:extLst>
                         <a:ext uri="{28A0092B-C50C-407E-A947-70E740481C1C}">
-                          <a14:useLocalDpi val="0"/>
+                          <ns11:useLocalDpi val="0"/>
                         </a:ext>
                       </a:extLst>
                     </a:blip>

--- a/paper/paper_HESS_draft_v2_claude_final.docx
+++ b/paper/paper_HESS_draft_v2_claude_final.docx
@@ -4526,7 +4526,7 @@
           <w:color w:val="auto"/>
           <w:sz w:val="18"/>
         </w:rPr>
-        <w:t xml:space="preserve">Figure 11: A comparison between load estimation methods and sensor-derived calcium load at watershed 3, Hubbard Brook Experimental Forest. Sensor-derived load is calculated using 15-minute specific conductance data, converted to calcium concentrations via regression, with the composite method applied. Estimated loads were calculated using biweekly, discrete grab samples. (A) Estimated vs. sensor-derived annual load with a 1:1 reference line. (B) Difference between each method’s estimate and the sensor-derived load for each water year. Published Hubbard Brook values and the estimate recommended by our application of the Aulenbach et al. (2016) decision framework are included for reference.</w:t>
+        <w:t xml:space="preserve">Figure 11: A comparison between load estimation methods and sensor-derived calcium load at watershed 3, Hubbard Brook Experimental Forest. Sensor-derived load is calculated using 15-minute specific conductance data, converted to calcium concentrations via regression, and multiplied by discharge to compute instantaneous load at each 15-minute timestep, then summed annually. Estimated loads were calculated using biweekly, discrete grab samples. (A) Estimated vs. sensor-derived annual load with a 1:1 reference line. (B) Difference between each method’s estimate and the sensor-derived load for each water year. Published Hubbard Brook values and the estimate recommended by our application of the Aulenbach et al. (2016) decision framework are included for reference.</w:t>
       </w:r>
     </w:p>
     <w:p>
@@ -4540,7 +4540,7 @@
         <w:rPr>
           <w:color w:val="auto"/>
         </w:rPr>
-        <w:t xml:space="preserve">The general agreement between the recommended method estimates and sensor derived load estimates in Figure 11 is a reaffirming case study that the Aulenbach 2016 decision flowchart sensibly chooses from among the best load estimation methods, without requiring the use of outside data (R-squared of 0.63 between estimated and sensor derived loads). </w:t>
+        <w:t xml:space="preserve">The general agreement between the recommended method estimates and sensor derived load estimates in Figure 11 is a reaffirming case study that the Aulenbach 2016 decision flowchart sensibly chooses from among the best load estimation methods, without requiring the use of outside data (R-squared of 0.74 between estimated and sensor derived loads). </w:t>
       </w:r>
     </w:p>
     <w:p>
@@ -6826,7 +6826,7 @@
         <w:rPr>
           <w:color w:val="auto"/>
         </w:rPr>
-        <w:t xml:space="preserve">Figure a1: Results from the linear interpolation method applied  to artificially coarsened, high-frequency sensor time series of conductivity taken from six NEON sites. Percent error of estimated annual load from the “true” load, calculated using the full time series, is on the y-axis. Coarsened data frequency is on the x-axis. The solid line indicates the median error for that frequency, with thin lines indicating minimum and maximum. Error within 5% of truth is shaded in green and within 20% in yellow. Note that linear interpolation is prone to high errors at the COMO and WALK sites. </w:t>
+        <w:t xml:space="preserve">Figure a1: Results from the linear interpolation method applied  to artificially coarsened, high-frequency sensor time series of conductivity taken from six NEON sites. Percent error of estimated annual load from the “true” load, calculated using the full time series, is on the y-axis. Coarsened data frequency is on the x-axis. The solid line indicates the median error for that frequency, with thin lines indicating minimum and maximum. Error within 5% of truth is shaded in green and within 20% in yellow. Note that the y-axis range varies between NEON figures to capture the full spread of error, which is greater than in the single-site HBEF and Plynlimon experiments. Note that linear interpolation is prone to high errors at the COMO and WALK sites. </w:t>
       </w:r>
     </w:p>
     <w:p>
@@ -6913,7 +6913,7 @@
         <w:rPr>
           <w:color w:val="auto"/>
         </w:rPr>
-        <w:t xml:space="preserve">Figure a2: Results from the Beale ratio method applied to artificially coarsened, high-frequency sensor time series of conductivity taken from six NEON sites. Percent error of estimated annual load from the “true” load, calculated using the full time series, is on the y-axis. Coarsened data frequency is on the x-axis. The solid line indicates the median error for that frequency, with thin lines indicating minimum and maximum. Error within 5% of truth is shaded in green and within 20% in yellow. The Beale method is effective at computing unbiased loads across a range of conditions. </w:t>
+        <w:t xml:space="preserve">Figure a2: Results from the Beale ratio method applied to artificially coarsened, high-frequency sensor time series of conductivity taken from six NEON sites. Percent error of estimated annual load from the “true” load, calculated using the full time series, is on the y-axis. Coarsened data frequency is on the x-axis. The solid line indicates the median error for that frequency, with thin lines indicating minimum and maximum. Error within 5% of truth is shaded in green and within 20% in yellow. Note that the y-axis range varies between NEON figures to capture the full spread of error, which is greater than in the single-site HBEF and Plynlimon experiments. The Beale method is effective at computing unbiased loads across a range of conditions. </w:t>
       </w:r>
     </w:p>
     <w:p>
@@ -7009,7 +7009,7 @@
         <w:rPr>
           <w:color w:val="auto"/>
         </w:rPr>
-        <w:t xml:space="preserve">Figure a3: Results from the rating method applied to artificially coarsened, high-frequency sensor time series of conductivity taken from six NEON sites. Percent error of estimated annual load from the “true” load, calculated using the full time series, is on the y-axis. Coarsened data frequency is on the x-axis. The solid line indicates the median error for that frequency, with thin lines indicating minimum and maximum. Error within 5% of truth is shaded in green and within 20% in yellow. The highly informative C:Q relationships common to conductivity yield high accuracies, even with coarse sampling frequencies.  </w:t>
+        <w:t xml:space="preserve">Figure a3: Results from the rating method applied to artificially coarsened, high-frequency sensor time series of conductivity taken from six NEON sites. Percent error of estimated annual load from the “true” load, calculated using the full time series, is on the y-axis. Coarsened data frequency is on the x-axis. The solid line indicates the median error for that frequency, with thin lines indicating minimum and maximum. Error within 5% of truth is shaded in green and within 20% in yellow. Note that the y-axis range varies between NEON figures to capture the full spread of error, which is greater than in the single-site HBEF and Plynlimon experiments. The highly informative C:Q relationships common to conductivity yield high accuracies, even with coarse sampling frequencies.  </w:t>
       </w:r>
     </w:p>
     <w:p>
@@ -7101,7 +7101,7 @@
         <w:rPr>
           <w:color w:val="auto"/>
         </w:rPr>
-        <w:t xml:space="preserve">Figure a4: Results from composite method applied to artificially coarsened, high-frequency sensor time series of conductivity taken from six NEON sites. Percent error of estimated annual load from the “true” load, calculated using the full time series, is on the y-axis. Coarsened data frequency is on the x-axis. The solid line indicates the median error for that frequency, with thin lines indicating minimum and maximum. Error within 5% of truth is shaded in green and within 20% in yellow. The composite method shows similar results to the  rating method (Figure a3), but with more constrained maximum and minimum errors. </w:t>
+        <w:t xml:space="preserve">Figure a4: Results from composite method applied to artificially coarsened, high-frequency sensor time series of conductivity taken from six NEON sites. Percent error of estimated annual load from the “true” load, calculated using the full time series, is on the y-axis. Coarsened data frequency is on the x-axis. The solid line indicates the median error for that frequency, with thin lines indicating minimum and maximum. Error within 5% of truth is shaded in green and within 20% in yellow. Note that the y-axis range varies between NEON figures to capture the full spread of error, which is greater than in the single-site HBEF and Plynlimon experiments. The composite method shows similar results to the  rating method (Figure a3), but with more constrained maximum and minimum errors. </w:t>
       </w:r>
     </w:p>
     <w:p>
@@ -7194,7 +7194,7 @@
         <w:rPr>
           <w:color w:val="auto"/>
         </w:rPr>
-        <w:t xml:space="preserve">Figure a5: Results from the linear interpolation method applied to artificially coarsened, high-frequency sensor time series of turbidity taken from five NEON sites. Percent error of estimated annual load from the “true” load, calculated using the full time series, is on the y-axis. Coarsened data frequency is on the x-axis. The solid line indicates the median error for that frequency, with thin lines indicating minimum and maximum. Error within 5% of truth is shaded in green and within 20% in yellow. Linear interpolation does a poor job of handling the variability in turbidity data, yielding large errors.</w:t>
+        <w:t xml:space="preserve">Figure a5: Results from the linear interpolation method applied to artificially coarsened, high-frequency sensor time series of turbidity taken from five NEON sites. Percent error of estimated annual load from the “true” load, calculated using the full time series, is on the y-axis. Coarsened data frequency is on the x-axis. The solid line indicates the median error for that frequency, with thin lines indicating minimum and maximum. Error within 5% of truth is shaded in green and within 20% in yellow. Note that the y-axis range varies between NEON figures to capture the full spread of error, which is greater than in the single-site HBEF and Plynlimon experiments. Linear interpolation does a poor job of handling the variability in turbidity data, yielding large errors.</w:t>
       </w:r>
     </w:p>
     <w:p>
@@ -7286,7 +7286,7 @@
         <w:rPr>
           <w:color w:val="auto"/>
         </w:rPr>
-        <w:t xml:space="preserve">Figure a6: Results from the Beale ratio method applied to artificially coarsened, high-frequency sensor time series of turbidity taken from five NEON sites. Percent error of estimated annual load from the “true” load, calculated using the full time series, is on the y-axis. Coarsened data frequency is on the x-axis. The solid line indicates the median error for that frequency, with thin lines indicating minimum and maximum. Error within 5% of truth is shaded in green and within 20% in yellow. The Beale ratio estimator is very robust, giving ‘good’ quality estimates even with highly variable data.</w:t>
+        <w:t xml:space="preserve">Figure a6: Results from the Beale ratio method applied to artificially coarsened, high-frequency sensor time series of turbidity taken from five NEON sites. Percent error of estimated annual load from the “true” load, calculated using the full time series, is on the y-axis. Coarsened data frequency is on the x-axis. The solid line indicates the median error for that frequency, with thin lines indicating minimum and maximum. Error within 5% of truth is shaded in green and within 20% in yellow. Note that the y-axis range varies between NEON figures to capture the full spread of error, which is greater than in the single-site HBEF and Plynlimon experiments. The Beale ratio estimator is very robust, giving ‘good’ quality estimates even with highly variable data.</w:t>
       </w:r>
     </w:p>
     <w:p>
@@ -7364,7 +7364,7 @@
         <w:rPr>
           <w:color w:val="auto"/>
         </w:rPr>
-        <w:t xml:space="preserve">Figure a7: Results from the rating method applied to artificially coarsened, high-frequency sensor time series of turbidity taken from five NEON sites. Percent error of estimated annual load from the “true” load, calculated using the full time series, is on the y-axis. Coarsened data frequency is on the x-axis. The solid line indicates the median error for that frequency, with thin lines indicating minimum and maximum. Error within 5% of truth is shaded in green and within 20% in yellow. The C:Q relationship for this solute is poor, making the uncorrected rating approach ineffective.</w:t>
+        <w:t xml:space="preserve">Figure a7: Results from the rating method applied to artificially coarsened, high-frequency sensor time series of turbidity taken from five NEON sites. Percent error of estimated annual load from the “true” load, calculated using the full time series, is on the y-axis. Coarsened data frequency is on the x-axis. The solid line indicates the median error for that frequency, with thin lines indicating minimum and maximum. Error within 5% of truth is shaded in green and within 20% in yellow. Note that the y-axis range varies between NEON figures to capture the full spread of error, which is greater than in the single-site HBEF and Plynlimon experiments. The C:Q relationship for this solute is poor, making the uncorrected rating approach ineffective.</w:t>
       </w:r>
     </w:p>
     <w:p>
@@ -7460,7 +7460,7 @@
           <w:sz w:val="18"/>
           <w:szCs w:val="18"/>
         </w:rPr>
-        <w:t xml:space="preserve">Figure a8: Results from the composite method applied to artificially coarsened, high-frequency sensor time series of turbidity taken from five NEON sites. Percent error of estimated annual load from the “true” load, calculated using the full time series, is on the y-axis. Coarsened data frequency is on the x-axis. The solid line indicates the median error for that frequency, with thin lines indicating minimum and maximum. Error within 5% of truth is shaded in green and within 20% in yellow. The C:Q relationship for this solute is poor but correcting back to known observations yields usable estimates with sub-weekly sampling.</w:t>
+        <w:t xml:space="preserve">Figure a8: Results from the composite method applied to artificially coarsened, high-frequency sensor time series of turbidity taken from five NEON sites. Percent error of estimated annual load from the “true” load, calculated using the full time series, is on the y-axis. Coarsened data frequency is on the x-axis. The solid line indicates the median error for that frequency, with thin lines indicating minimum and maximum. Error within 5% of truth is shaded in green and within 20% in yellow. Note that the y-axis range varies between NEON figures to capture the full spread of error, which is greater than in the single-site HBEF and Plynlimon experiments. The C:Q relationship for this solute is poor but correcting back to known observations yields usable estimates with sub-weekly sampling.</w:t>
       </w:r>
     </w:p>
     <w:p>

--- a/paper/paper_HESS_draft_v2_claude_final.docx
+++ b/paper/paper_HESS_draft_v2_claude_final.docx
@@ -2035,7 +2035,7 @@
         </w:rPr>
         <w:t xml:space="preserve">N) and calcium (Ca, Figure </w:t>
         <w:lastRenderedPageBreak/>
-        <w:t xml:space="preserve">2) from the Watershed 3 site at HBEF (40.2 hectare watershed area) and the Upper Hafren site (120 ha watershed area) at the Plynlimon Research catchments.  </w:t>
+        <w:t xml:space="preserve">2) from the Watershed 3 site at HBEF (42.4 hectare watershed area) and the Upper Hafren site (122 ha watershed area) at the Plynlimon Research catchments.  </w:t>
       </w:r>
     </w:p>
     <w:p>
@@ -2170,7 +2170,7 @@
         <w:rPr>
           <w:color w:val="auto"/>
         </w:rPr>
-        <w:t xml:space="preserve">Both HBEF chemistry time series were collected over the 2016 water year at a 15-minute frequency using a multiparameter sonde in conjunction with a long-running stream gauge. The Ca time series was constructed by fitting a least square regression line with no intercept between specific conductance sensor readings and Ca grab samples taken at the site (Figure 2, inset). The NO</w:t>
+        <w:t xml:space="preserve">Both HBEF chemistry time series were collected over the 2016 water year at a 15-minute frequency using a multiparameter sonde in conjunction with a long-running stream gauge. The Ca time series was constructed by fitting a least squares regression line between specific conductance sensor readings and Ca grab samples taken at the site (Figure 2, inset). The NO</w:t>
       </w:r>
       <w:r>
         <w:rPr>
@@ -3912,7 +3912,7 @@
         <w:rPr>
           <w:color w:val="auto"/>
         </w:rPr>
-        <w:t xml:space="preserve">There was a tight relationship between Ca and specific conductance at Watershed 3 during the 2016 water year. The fitted linear model had an R-squared of 0.98 and a slope of 0.063. </w:t>
+        <w:t xml:space="preserve">There was a tight relationship between Ca and specific conductance at Watershed 3 during the 2016 water year. The fitted linear model had an R-squared of 0.66, a slope of 0.059, and an intercept of 0.013. </w:t>
       </w:r>
     </w:p>
     <w:p>
@@ -4401,7 +4401,7 @@
         <w:rPr>
           <w:color w:val="auto"/>
         </w:rPr>
-        <w:t xml:space="preserve">Applying our estimation methods to the MacroSheds dataset generated 210,058 site-years of data across 146 sites and 100 solutes. After filtering for minimum sampling frequency and adequate discharge coverage, approximately 16,000 site-years met quality thresholds for reliable flux estimation. Distributions of annual solute loads of nitrate (as nitrogen) and calcium are shown in the Appendix as Figure a9. The complete load calculations from each solute and site-year of MacroSheds data are available at 10.6084/m9.figshare.24975504. </w:t>
+        <w:t xml:space="preserve">Applying our estimation methods to the MacroSheds dataset generated 133,425 site-years of data across 146 sites and 100 solutes. After filtering for minimum sampling frequency and adequate discharge coverage, 26,685 site-solute-years met quality thresholds for reliable flux estimation. Distributions of annual solute loads of nitrate (as nitrogen) and calcium are shown in the Appendix as Figure a9. The complete load calculations from each solute and site-year of MacroSheds data are available at 10.6084/m9.figshare.24975504. </w:t>
       </w:r>
     </w:p>
     <w:p>
@@ -4622,7 +4622,7 @@
         <w:rPr>
           <w:color w:val="auto"/>
         </w:rPr>
-        <w:t xml:space="preserve">Our efforts also highlight several important challenges for scientists working with load estimates. First, method selection is critically important for accurate load estimation. The results of our data coarsening experiment (Figures 7-12 and Figures a1-a8) clearly show that, especially at coarse sampling intervals, method selection may influence estimate accuracy by up to ~50 percent. Therefore, load estimates provided without documentation of the underlying methodology should be treated with great caution or should be recomputed from chemistry and discharge using tools like the “RiverLoad” and “MacroSheds” R packages. By extension, these findings suggest that load estimate data providers should always release underlying concentration and discharge data. </w:t>
+        <w:t xml:space="preserve">Our efforts also highlight several important challenges for scientists working with load estimates. First, method selection is critically important for accurate load estimation. The results of our data coarsening experiment (Figures 7-10 and Figures a1-a8) clearly show that, especially at coarse sampling intervals, method selection may influence estimate accuracy by up to ~50 percent. Therefore, load estimates provided without documentation of the underlying methodology should be treated with great caution or should be recomputed from chemistry and discharge using tools like the “RiverLoad” and “MacroSheds” R packages. By extension, these findings suggest that load estimate data providers should always release underlying concentration and discharge data. </w:t>
       </w:r>
     </w:p>
     <w:p>

--- a/paper/paper_HESS_draft_v2_claude_final.docx
+++ b/paper/paper_HESS_draft_v2_claude_final.docx
@@ -262,7 +262,7 @@
         <w:rPr>
           <w:color w:val="auto"/>
         </w:rPr>
-        <w:t xml:space="preserve">Collins, CO; (2) Department of Geology, University of Maryland, College Park, MD; (3) Department of Biology, Duke University, Durham, NC; (4) Department of Natural Resources and the Environment, University of New Hampshire Main Campus, Durham NH; (5) Institute of Environment, Florida International University, Miam FL  </w:t>
+        <w:t xml:space="preserve">Collins, CO; (2) Department of Geology, University of Maryland, College Park, MD; (3) Department of Biology, Duke University, Durham, NC; (4) Department of Natural Resources and the Environment, University of New Hampshire Main Campus, Durham NH; (5) Institute of Environment, Florida International University, Miami, FL  </w:t>
       </w:r>
     </w:p>
     <w:p>
@@ -378,7 +378,7 @@
         <w:rPr>
           <w:color w:val="auto"/>
         </w:rPr>
-        <w:t xml:space="preserve">We applied each estimation method to the MacroSheds dataset (macrosheds.org), generating a publicly available dataset of 26,685 site-years across 146 sites and 100 solutes. Results indicate that load estimates with high sampling frequency (daily or better) and an informative concentration-discharge relationship are well suited for macroscale science efforts (errors within ~10%). Estimates based on coarse (biweekly or coarser) sampling frequencies and incompletely described and/or complex C:Q relationships showed large enough error (&gt;50%) to suggest they would be misleading if included in macroscale efforts. Our results indicate that scientists interested in comparing load estimates should first consider (1) sensitivity of their analysis to changes in load magnitudes, (2) the underlying data frequency used to generate estimates, (3) the C:Q relationship of their solute of interest, and (4) their confidence in the completeness of that C:Q relationship over the period of study. </w:t>
+        <w:t xml:space="preserve">We applied each estimation method to the MacroSheds dataset (macrosheds.org), generating a publicly available dataset of 26,685 site-solute-years across 146 sites and 100 solutes. Results indicate that load estimates with high sampling frequency (daily or better) and an informative concentration-discharge relationship are well suited for macroscale science efforts (errors within ~10%). Estimates based on coarse (biweekly or coarser) sampling frequencies and incompletely described and/or complex C:Q relationships showed large enough error (&gt;50%) to suggest they would be misleading if included in macroscale efforts. Our results indicate that scientists interested in comparing load estimates should first consider (1) sensitivity of their analysis to changes in load magnitudes, (2) the underlying data frequency used to generate estimates, (3) the C:Q relationship of their solute of interest, and (4) their confidence in the completeness of that C:Q relationship over the period of study. </w:t>
       </w:r>
     </w:p>
     <w:p>
@@ -1295,7 +1295,7 @@
         <w:rPr>
           <w:color w:val="auto"/>
         </w:rPr>
-        <w:t xml:space="preserve">We chose four common load methods this study: linear interpolation (LI), Beale ratio, rating, and composite. These methods are archetypal of the array methods commonly used in small-watershed ecosystem studies. Previous work has shown that methods should be matched to the chemodynamics and data density of the time series of interest (Aulenbach et al., 2016). </w:t>
+        <w:t xml:space="preserve">We chose four common load methods for this study: linear interpolation (LI), Beale ratio, rating, and composite. These methods are archetypal of the array of methods commonly used in small-watershed ecosystem studies. Previous work has shown that methods should be matched to the chemodynamics and data density of the time series of interest (Aulenbach et al., 2016). </w:t>
       </w:r>
     </w:p>
     <w:p>
@@ -2156,7 +2156,7 @@
           <w:color w:val="auto"/>
           <w:sz w:val="18"/>
         </w:rPr>
-        <w:t xml:space="preserve">-N time series was measured by the nitrate analyzer directly. The Ca time series was derived from sonde measurements of specific conductance regressed against grab samples of calcium. The specific conductance record has no missing days. Streamflow was collected using a long-running rating, v-notch weir, and stage recorder. </w:t>
+        <w:t xml:space="preserve">-N time series was measured by the nitrate analyzer directly. The Ca time series was derived from sonde measurements of specific conductance regressed against grab samples of calcium; that regression is shown inset. The specific conductance record has no missing days. Streamflow was collected using a long-running rating, v-notch weir, and stage recorder. </w:t>
       </w:r>
     </w:p>
     <w:p>
@@ -2183,9 +2183,9 @@
         <w:rPr>
           <w:color w:val="auto"/>
         </w:rPr>
-        <w:t xml:space="preserve">-N time series had a mean concentration of 0.048 mg/L with a standard deviation of 0.032 mg/L. The Ca time series had a mean concentration of 0.86 mg/L with a standard </w:t>
+        <w:t xml:space="preserve">-N time series had a mean concentration of 0.048 mg/L with a standard deviation of 0.032 mg/L. The Ca time series had a mean concentration of 0.82 mg/L with a standard </w:t>
         <w:lastRenderedPageBreak/>
-        <w:t xml:space="preserve">deviation of 0.23 mg/L. The Ca time series was complete for the year, with no missing days in the underlying specific conductance dataset. The NO</w:t>
+        <w:t xml:space="preserve">deviation of 0.21 mg/L. The Ca time series was complete for the year, with no missing days in the underlying specific conductance dataset. The NO</w:t>
       </w:r>
       <w:r>
         <w:rPr>
@@ -2198,7 +2198,7 @@
         <w:rPr>
           <w:color w:val="auto"/>
         </w:rPr>
-        <w:t xml:space="preserve">-N time series had 3 days with incomplete data (2/25/2016, 6/18/2016, and 6/23/2016) and 4 days with no data (6/19/2016–6/22/2016).   </w:t>
+        <w:t xml:space="preserve">-N time series had 14 days with incomplete data and 4 days with no data (6/19/2016–6/22/2016).   </w:t>
       </w:r>
     </w:p>
     <w:p>
@@ -2443,7 +2443,7 @@
           <w:color w:val="auto"/>
           <w:sz w:val="18"/>
         </w:rPr>
-        <w:t xml:space="preserve">-N time series has a mean of 0.048 mg/L and a standard deviation of 0.032 mg/L. The Ca time series has a mean of 0.86 mg/L and a standard deviation of 0.23 mg/L. </w:t>
+        <w:t xml:space="preserve">-N time series has a mean of 0.048 mg/L and a standard deviation of 0.032 mg/L. The Ca time series has a mean of 0.82 mg/L and a standard deviation of 0.21 mg/L. </w:t>
       </w:r>
     </w:p>
     <w:p>
@@ -2527,7 +2527,7 @@
         <w:rPr>
           <w:color w:val="auto"/>
         </w:rPr>
-        <w:t xml:space="preserve">The Ca time series had 28 incomplete days, and the nitrate time series had 40 incomplete days.  </w:t>
+        <w:t xml:space="preserve">The Ca time series had 41 incomplete days, and the nitrate time series had 52 incomplete days.  </w:t>
       </w:r>
     </w:p>
     <w:p>
@@ -2629,14 +2629,14 @@
         <w:rPr>
           <w:color w:val="auto"/>
         </w:rPr>
-        <w:t xml:space="preserve">The underlying streamflow record at the Upper Hafren site (figure 4) was complete, with no missing days. The flow record had a mean of 1.08 Lps, a standard deviation of 1.36 Lps, and a yield of 3.4 x 10</w:t>
+        <w:t xml:space="preserve">The underlying streamflow record at the Upper Hafren site (figure 4) was complete, with no missing days. The flow record had a mean of 107.6 Lps, a standard deviation of 134.6 Lps, and a yield of 3.4 x 10</w:t>
       </w:r>
       <w:r>
         <w:rPr>
           <w:color w:val="auto"/>
           <w:vertAlign w:val="superscript"/>
         </w:rPr>
-        <w:t>7</w:t>
+        <w:t>9</w:t>
       </w:r>
       <w:r>
         <w:rPr>
@@ -3054,7 +3054,7 @@
         <w:rPr>
           <w:color w:val="auto"/>
         </w:rPr>
-        <w:t xml:space="preserve">“True” load was calculated by applying the composite method to the full, high-frequency time series (as recommended in Aulenbach et al. 2016). We then calculated percent error by comparing true load and estimates generated with the coarsened time series. </w:t>
+        <w:t xml:space="preserve">“True” load was calculated by applying the composite method to daily means of the full, high-frequency time series (as recommended in Aulenbach et al. 2016). Because the composite method also serves as our reference, its coarsening results should be read as a measure of sensitivity to sampling frequency rather than as an independent test of accuracy. We then calculated percent error by comparing true load and estimates generated with the coarsened time series. </w:t>
       </w:r>
     </w:p>
     <w:p>
@@ -3097,7 +3097,7 @@
         <w:rPr>
           <w:color w:val="auto"/>
         </w:rPr>
-        <w:t xml:space="preserve">To test our methods at a broader scale, we performed our data coarsening methods on conductivity and turbidity data from zero order and first order NEON sites. To limit the effect of data quality on our results, we only used water years with complete records. This yielded 6 sites, which are described in table 1. </w:t>
+        <w:t xml:space="preserve">To test our methods at a broader scale, we performed our data coarsening methods on conductivity and turbidity data from first order NEON sites. To limit the effect of data quality on our results, we only used water years with complete records. This yielded 6 sites, which are described in table 1. </w:t>
       </w:r>
     </w:p>
     <w:p>
@@ -3123,7 +3123,7 @@
           <w:color w:val="auto"/>
           <w:sz w:val="18"/>
         </w:rPr>
-        <w:t xml:space="preserve">Table 1: NEON sites used for analysis. Sites were chosen based on stream order and data availability. Note that All sites other than WALK are significantly larger than watersheds at HBEF or Plynlimon.</w:t>
+        <w:t xml:space="preserve">Table 1: NEON sites used for analysis. Sites were chosen based on stream order and data availability. Note that all sites are larger than HBEF watershed 3, and all but WALK are substantially larger than the Upper Hafren catchment.</w:t>
       </w:r>
     </w:p>
     <w:tbl>
@@ -3702,7 +3702,7 @@
           <w:color w:val="auto"/>
           <w:szCs w:val="22"/>
         </w:rPr>
-        <w:t xml:space="preserve">Plynlimon (except for WALK). These sites are spread across the county, with varying discharge and C:Q regimes.</w:t>
+        <w:t xml:space="preserve">Plynlimon (except for WALK). These sites are spread across the country, with varying discharge and C:Q regimes.</w:t>
       </w:r>
     </w:p>
     <w:p>
@@ -3717,7 +3717,7 @@
         <w:rPr>
           <w:color w:val="auto"/>
         </w:rPr>
-        <w:t xml:space="preserve">Generating estimates for 93 watersheds      </w:t>
+        <w:t xml:space="preserve">Generating estimates for 146 sites      </w:t>
       </w:r>
     </w:p>
     <w:p>
@@ -3732,9 +3732,9 @@
         <w:rPr>
           <w:color w:val="auto"/>
         </w:rPr>
-        <w:t xml:space="preserve">MacroSheds is a synthesis dataset of long-term biogeochemical, hydroclimatic, and geospatial data from small watershed ecosystem studies. The full dataset is available to the public at https://portal.edirepository.org/nis/mapbrowse?scope=edi&amp;identifier=1262&amp;revision=1 and the latest version is linked at macrosheds.org. The dataset includes harmonized data from 93 federally funded watershed studies from across the United States (Vlah et al., 2023). To provide flux estimates to the broader community, we applied all four of our flux estimation methods, along with a simple average, as described in Aulenbach et al. 2016, to the MacroSheds dataset. Methods were applied individually to solutes at the site-year level. A simplified application of the Aulenbach et al. 2016 decision framework was applied to each site-year to give a recommended method. Our method fit a log-log linear model between concentration and discharge for the solute year. We then calculated the autocorrelation of concentration values, the R-squared value of the model, and the autocorrelation of the model residuals. Next, we sorted each solute year using a cutoff of 0.30 for the model R-squared. Years with a model R-squared greater than or </w:t>
+        <w:t xml:space="preserve">MacroSheds is a synthesis dataset of long-term biogeochemical, hydroclimatic, and geospatial data from small watershed ecosystem studies. The full dataset is available to the public at https://portal.edirepository.org/nis/mapbrowse?scope=edi&amp;identifier=1262&amp;revision=1 and the latest version is linked at macrosheds.org. The dataset includes harmonized data from 93 federally funded watershed studies from across the United States (Vlah et al., 2023). To provide flux estimates to the broader community, we applied all four of our flux estimation methods, along with a simple average, as described in Aulenbach et al. 2016, to the MacroSheds dataset. Methods were applied individually to solutes at the site-year level. A simplified application of the Aulenbach et al. 2016 decision framework was applied to each site-year to give a recommended method. Our method fit a log-log linear model between concentration and discharge for the solute year. We then calculated the autocorrelation of concentration values, the R-squared value of the model, and the autocorrelation of the model residuals. Both autocorrelations were evaluated as absolute values at lag one. Next, we sorted each solute year using a cutoff of 0.30 for the model R-squared. Years with a model R-squared greater than </w:t>
         <w:lastRenderedPageBreak/>
-        <w:t xml:space="preserve">equal to 0.30 were designated as having “strong to moderate” fits, while years with Rsquared lower than 0.30 were designated as having “weak to nonexistent” fits. Solute years with a “strong to moderate” fit and autocorrelated residuals (&gt;=0.20) are recommended to use the composite method, and those without or with weak autocorrelation (&lt;0.20) were recommended to use the rating method. Solute years with a “weak to nonexistent” C:Q fits and autocorrelated concentrations (&gt;=0.20) were recommended to use linear interpolation, while those without or with weak autocorrelation of concentrations (&lt;0.20) were recommended to use a simple average. Only sites with 85% or more days of discharge coverage and at least one chemistry sample per water year quarter were used to calculate loads. </w:t>
+        <w:t xml:space="preserve">0.30 were designated as having “strong to moderate” fits, while years with an R-squared of 0.30 or lower were designated as having “weak to nonexistent” fits. Solute years with a “strong to moderate” fit and autocorrelated residuals (&gt;0.20) are recommended to use the composite method, and those without or with weak autocorrelation (≤0.20) were recommended to use the rating method. Solute years with a “weak to nonexistent” C:Q fits and autocorrelated concentrations (&gt;0.20) were recommended to use linear interpolation, while those without or with weak autocorrelation of concentrations (≤0.20) were recommended to use a simple average. Only sites with 85% or more days of discharge coverage and at least one chemistry sample per water year quarter were used to calculate loads. </w:t>
       </w:r>
     </w:p>
     <w:p>
@@ -3882,7 +3882,7 @@
         </w:rPr>
         <w:t xml:space="preserve">Overall, the composite method performed best for this solute year, with accurate median estimates and a relatively low range of potential estimates. Linear interpolation performed comparably with sub-weekly data. When data frequency was high, both concentrations and     model residuals were highly autocorrelated. As expected, under these conditions, methods that leverage autocorrelation, such as linear interpolation and composite, outperform all others. As </w:t>
         <w:lastRenderedPageBreak/>
-        <w:t xml:space="preserve">sampling becomes more infrequent and the autocorrelation of concentrations breaks down, linear interpolation becomes less accurate than the composite method. This is contrary to the guidelines suggested by Aulenbach et al. (2016),which—based on the low (~0.07) R-squared of the model fit—would recommend linear interpolation or averaging. Looking at the C:Q relationship presented in Figure 3, we see that while the fit is poor, there is still an informative, enriching pattern that the composite method leverages for more accurate interpolation than simple linear interpolation. Non-linear changes in C:Q relationships and storm responses have been found to reduce load estimate quality (Fazekas et al., 2021), which the composite method’s residual corrections help to mitigate. While relying on the fit alone (the rating method) produces uniformly poor results, including residual corrections greatly improves model performance. </w:t>
+        <w:t xml:space="preserve">sampling becomes more infrequent and the autocorrelation of concentrations breaks down, linear interpolation becomes less accurate than the composite method. This is contrary to the guidelines suggested by Aulenbach et al. (2016), which—based on the low (~0.07) R-squared of the model fit—would recommend linear interpolation or averaging. Looking at the C:Q relationship presented in Figure 3, we see that while the fit is poor, there is still an informative, enriching pattern that the composite method leverages for more accurate interpolation than simple linear interpolation. Non-linear changes in C:Q relationships and storm responses have been found to reduce load estimate quality (Fazekas et al., 2021), which the composite method’s residual corrections help to mitigate. While relying on the fit alone (the rating method) produces uniformly poor results, including residual corrections greatly improves model performance. </w:t>
       </w:r>
     </w:p>
     <w:p>
@@ -4014,7 +4014,7 @@
         <w:rPr>
           <w:color w:val="auto"/>
         </w:rPr>
-        <w:t xml:space="preserve">For this solute year, the composite method produced the most accurate estimates across sampling frequencies, consistent with the Aulenbach et al. (2016) recommendation based on the strong (~0.79) R-squared of the C:Q model fit. The rating method showed a consistent negative bias (~5%), because the simple linear C:Q model does not fully capture the enriching trend at high flows visible in Figure 3, but the composite method’s residual corrections compensated for this systematic error. Linear interpolation exhibited a persistent positive bias (~20%), and the Beale ratio estimator was nearly unbiased but showed increasing variance at coarser frequencies.</w:t>
+        <w:t xml:space="preserve">For this solute year, the composite method produced the most accurate estimates across sampling frequencies, consistent with the Aulenbach et al. (2016) recommendation based on the strong (~0.79) R-squared of the C:Q model fit. The rating method showed a consistent negative bias (~5%), because the simple linear C:Q model does not fully capture the diluting relationship at high flows visible in Figure 3, but the composite method’s residual corrections compensated for this systematic error. Linear interpolation exhibited a persistent positive bias (~20%), and the Beale ratio estimator was nearly unbiased but showed increasing variance at coarser frequencies.</w:t>
       </w:r>
     </w:p>
     <w:p>
@@ -4348,7 +4348,7 @@
     </w:p>
     <w:p>
       <w:r>
-        <w:t xml:space="preserve">We tested conductivity and turbidity at six first-order NEON sites (COMO, CUPE, KING, MAYF, TECR, WALK) across multiple water years (Table 1). Conductivity results (Figures a1–a4) broadly confirmed the patterns observed at HBEF and Plynlimon: the composite and rating methods performed well across sampling frequencies, benefiting from the generally strong C:Q relationships typical of conductivity. The Beale ratio estimator produced unbiased but high-variance estimates. Linear interpolation was effective with sub-weekly data but showed large errors at coarser frequencies, particularly at sites with variable discharge such as COMO, a snowmelt-dominated system in Colorado.</w:t>
+        <w:t xml:space="preserve">We tested conductivity at six first-order NEON sites (COMO, CUPE, KING, MAYF, TECR, WALK) and turbidity at five of these (all except COMO) across multiple water years (Table 1). Conductivity results (Figures a1–a4) broadly confirmed the patterns observed at HBEF and Plynlimon: the composite and rating methods performed well across sampling frequencies, benefiting from the generally strong C:Q relationships typical of conductivity. The Beale ratio estimator produced unbiased but high-variance estimates. Linear interpolation was effective with sub-weekly data but showed large errors at coarser frequencies, particularly at sites with variable discharge such as COMO, a snowmelt-dominated system in Colorado.</w:t>
       </w:r>
     </w:p>
     <w:p>
@@ -4401,7 +4401,7 @@
         <w:rPr>
           <w:color w:val="auto"/>
         </w:rPr>
-        <w:t xml:space="preserve">Applying our estimation methods to the MacroSheds dataset generated 133,425 site-years of data across 146 sites and 100 solutes. After filtering for minimum sampling frequency and adequate discharge coverage, 26,685 site-solute-years met quality thresholds for reliable flux estimation. Distributions of annual solute loads of nitrate (as nitrogen) and calcium are shown in the Appendix as Figure a9. The complete load calculations from each solute and site-year of MacroSheds data are available at 10.6084/m9.figshare.24975504. </w:t>
+        <w:t xml:space="preserve">Applying our estimation methods to the MacroSheds dataset generated 133,425 load estimates across 146 sites and 100 solutes. After filtering for minimum sampling frequency and adequate discharge coverage, 26,685 site-solute-years met quality thresholds for reliable flux estimation. Distributions of annual solute loads of nitrate (as nitrogen) and calcium are shown in the Appendix as Figure a9. The complete load calculations from each solute and site-year of MacroSheds data are available at 10.6084/m9.figshare.24975504. </w:t>
       </w:r>
     </w:p>
     <w:p>
@@ -4455,7 +4455,7 @@
         <w:rPr>
           <w:color w:val="auto"/>
         </w:rPr>
-        <w:t xml:space="preserve">Our results confirm what Aulenbach and others (2016) observed in their assessment of load estimation methods in small watersheds. Namely, that densely sampled data is usually best estimated by leveraging highly autocorrelated rating residuals (composite method) or highly autocorrelated concentrations (linear interpolation), and that informative C:Q relationships should be used where possible. Using our simplified application of Aulenbach and others’ (2016) method selection procedure yields a defensible selection of load estimation methods. As shown in Figure 8, other single methods also provide reasonable estimates. However, it would be difficult to confidently assess their relative effectiveness without a sensor derived “truth” for comparison. </w:t>
+        <w:t xml:space="preserve">Our results confirm what Aulenbach and others (2016) observed in their assessment of load estimation methods in small watersheds. Namely, that densely sampled data is usually best estimated by leveraging highly autocorrelated rating residuals (composite method) or highly autocorrelated concentrations (linear interpolation), and that informative C:Q relationships should be used where possible. Using our simplified application of Aulenbach and others’ (2016) method selection procedure yields a defensible selection of load estimation methods. As shown in Figure 11, other single methods also provide reasonable estimates. However, it would be difficult to confidently assess their relative effectiveness without a sensor derived “truth” for comparison. </w:t>
       </w:r>
     </w:p>
     <w:p>
@@ -4526,7 +4526,7 @@
           <w:color w:val="auto"/>
           <w:sz w:val="18"/>
         </w:rPr>
-        <w:t xml:space="preserve">Figure 11: A comparison between load estimation methods and sensor-derived calcium load at watershed 3, Hubbard Brook Experimental Forest. Sensor-derived load is calculated using 15-minute specific conductance data, converted to calcium concentrations via regression, and multiplied by discharge to compute instantaneous load at each 15-minute timestep, then summed annually. Estimated loads were calculated using biweekly, discrete grab samples. (A) Estimated vs. sensor-derived annual load with a 1:1 reference line. (B) Difference between each method’s estimate and the sensor-derived load for each water year. Published Hubbard Brook values and the estimate recommended by our application of the Aulenbach et al. (2016) decision framework are included for reference.</w:t>
+        <w:t xml:space="preserve">Figure 11: A comparison between load estimation methods and sensor-derived calcium load at watershed 3, Hubbard Brook Experimental Forest. Sensor-derived load is calculated using 15-minute specific conductance data, converted to calcium concentrations via regression, and multiplied by discharge to compute instantaneous load at each 15-minute timestep, then summed annually. Estimated loads were calculated using weekly, discrete grab samples. (A) Estimated vs. sensor-derived annual load with a 1:1 reference line. (B) Difference between each method’s estimate and the sensor-derived load for each water year. Published Hubbard Brook values and the estimate recommended by our application of the Aulenbach et al. (2016) decision framework are included for reference.</w:t>
       </w:r>
     </w:p>
     <w:p>
@@ -4570,7 +4570,7 @@
           <w:color w:val="auto"/>
         </w:rPr>
         <w:lastRenderedPageBreak/>
-        <w:t xml:space="preserve">Our coarsening experiments also reinforce previous findings that generally, when there is not a strong C:Q relationship, users should rely on linear interpolation or averaging methods. Under chemostatic or no-pattern C:Q relationships, linear interpolation and the Beale estimator outperform the rating and composite methods, regardless of hydrologic regime. When there is a strong C:Q relationship, researchers should use a method that leverages it for greater accuracy. </w:t>
+        <w:t xml:space="preserve">Our coarsening experiments also reinforce previous findings that generally, when there is not a strong C:Q relationship, users should rely on linear interpolation or averaging methods. When there is a strong C:Q relationship, researchers should use a method that leverages it for greater accuracy. </w:t>
       </w:r>
     </w:p>
     <w:p>
@@ -4964,7 +4964,7 @@
           <w:color w:val="auto"/>
         </w:rPr>
         <w:lastRenderedPageBreak/>
-        <w:t xml:space="preserve">Data binned as “simple” or “easy” is likely suitable for inter-site comparisons at large scales. Data binned as “fair” should only be used for limited applications. For example, “medium” rated estimates could be used in aggregated regional estimates of weathering rates. Data binned as “complex” should not be used without the user learning more about the site. It is possible that estimates rated as “complex”have lower error than expected, especially if the site they are derived from has been long-running and uses targeted sampling. It should be noted that while error ranges are presented for each category, they are a qualitative assessment guided by the results of our experiments. Further work will be required to truly constrain expected error for such a complex problem.  </w:t>
+        <w:t xml:space="preserve">Data binned as “simple” is likely suitable for inter-site comparisons at large scales. Data binned as “medium” should only be used for limited applications. For example, they could be used in aggregated regional estimates of weathering rates. Data binned as “complex” should not be used without the user learning more about the site. It is possible that estimates rated as “complex” have lower error than expected, especially if the site they are derived from has been long-running and uses targeted sampling. It should be noted that while error ranges are presented for each category, they are a qualitative assessment guided by the results of our experiments. Further work will be required to truly constrain expected error for such a complex problem.  </w:t>
       </w:r>
     </w:p>
     <w:p>
@@ -4993,7 +4993,7 @@
         <w:rPr>
           <w:color w:val="auto"/>
         </w:rPr>
-        <w:t xml:space="preserve">While it is beyond the scope of this effort to delineate exact boundaries for each branch in Figure 12, we fully expect to be able to do so robustly as more sensor data becomes available in a variety of small watershed systems. With adequate, widely distributed sensor data, we expect the factors identified in our framework could be used to sort load estimates by relative quality. C:Q coverage can be systematically assessed by creating a ratio of sampled flows to observed flows over the year. Sampling frequency can be easily evaluated from the stream chemistry record. The shape of the C:Q relationship can be determined by fitting a log-log simple linear model between solute concentrations and discharge at the site and assessing the slope, R-squared, and residuals of the resulting fit. Chemostatic and no pattern time series could be differentiated using a ratio of concentration time series’ standard deviation to its mean. Hydrologic regime can be assessed using the Richards-Baker flashiness index (Baker et al., 2004) or using baseflow-quickflow separation methods. While the field gathers more sensor data, we encourage the larger macroscale watershed science community to continue to test and model the effects of these variables on load estimation. Developing robust, transparent, and automatable approaches to inform load estimation methods around these decision points will facilitate scalable and reliable cross-site load comparisons in macroscale science. </w:t>
+        <w:t xml:space="preserve">While it is beyond the scope of this effort to delineate exact boundaries for each branch in Figure 12, we fully expect to be able to do so robustly as more sensor data becomes available in a variety of small watershed systems. With adequate, widely distributed sensor data, we expect the factors identified in our framework could be used to sort load estimates by relative quality. C:Q coverage can be systematically assessed by creating a ratio of sampled flows to observed flows over the year. Sampling frequency can be easily evaluated from the stream chemistry record. The shape of the C:Q relationship can be determined by fitting a log-log simple linear model between solute concentrations and discharge at the site and assessing the slope, R-squared, and residuals of the resulting fit. Chemostatic and no pattern time series could be differentiated using the ratio of a concentration time series’ standard deviation to its mean. Hydrologic regime can be assessed using the Richards-Baker flashiness index (Baker et al., 2004) or using baseflow-quickflow separation methods. While the field gathers more sensor data, we encourage the larger macroscale watershed science community to continue to test and model the effects of these variables on load estimation. Developing robust, transparent, and automatable approaches to inform load estimation methods around these decision points will facilitate scalable and reliable cross-site load comparisons in macroscale science. </w:t>
       </w:r>
     </w:p>
     <w:p>
@@ -5062,7 +5062,7 @@
     </w:p>
     <w:p>
       <w:r>
-        <w:t xml:space="preserve">We applied all four methods to the MacroSheds synthesis dataset, generating 26,685 site-years of load estimates across 146 sites and 100 solutes using the simplified Aulenbach et al. (2016) decision framework for method selection. This dataset is publicly available for use in cross-site comparisons.</w:t>
+        <w:t xml:space="preserve">We applied all four methods to the MacroSheds synthesis dataset, generating 26,685 site-solute-years of load estimates across 146 sites and 100 solutes using the simplified Aulenbach et al. (2016) decision framework for method selection. This dataset is publicly available for use in cross-site comparisons.</w:t>
       </w:r>
     </w:p>
     <w:p>
@@ -7551,7 +7551,7 @@
           <w:color w:val="auto"/>
           <w:sz w:val="18"/>
         </w:rPr>
-        <w:t xml:space="preserve">Figure a9: A histogram of annual load estimates present in the MacroSheds dataset. The complete load calculations from each solute and site-year of MacroSheds data are available at </w:t>
+        <w:t xml:space="preserve">Figure a9: Histograms of annual calcium and nitrate-N load estimates in the MacroSheds dataset. The complete load calculations from each solute and site-year of MacroSheds data are available at </w:t>
       </w:r>
       <w:r>
         <w:rPr>

--- a/paper/paper_HESS_draft_v2_claude_final.docx
+++ b/paper/paper_HESS_draft_v2_claude_final.docx
@@ -2214,6 +2214,21 @@
           <w:color w:val="auto"/>
         </w:rPr>
         <w:t xml:space="preserve"> </w:t>
+      </w:r>
+    </w:p>
+    <w:p>
+      <w:pPr>
+        <w:spacing w:after="450"/>
+        <w:ind w:left="-5" w:right="365"/>
+        <w:rPr>
+          <w:color w:val="auto"/>
+        </w:rPr>
+      </w:pPr>
+      <w:r>
+        <w:rPr>
+          <w:color w:val="auto"/>
+        </w:rPr>
+        <w:t xml:space="preserve">There was a tight relationship between Ca and specific conductance at Watershed 3 during the 2016 water year. The fitted linear model had an R-squared of 0.66, a slope of 0.059, and an intercept of 0.013. </w:t>
       </w:r>
     </w:p>
     <w:p>
@@ -3902,21 +3917,6 @@
     </w:p>
     <w:p>
       <w:pPr>
-        <w:spacing w:after="450"/>
-        <w:ind w:left="-5" w:right="365"/>
-        <w:rPr>
-          <w:color w:val="auto"/>
-        </w:rPr>
-      </w:pPr>
-      <w:r>
-        <w:rPr>
-          <w:color w:val="auto"/>
-        </w:rPr>
-        <w:t xml:space="preserve">There was a tight relationship between Ca and specific conductance at Watershed 3 during the 2016 water year. The fitted linear model had an R-squared of 0.66, a slope of 0.059, and an intercept of 0.013. </w:t>
-      </w:r>
-    </w:p>
-    <w:p>
-      <w:pPr>
         <w:spacing w:after="0" w:line="259" w:lineRule="auto"/>
         <w:ind w:left="0" w:right="276" w:firstLine="0"/>
         <w:jc w:val="right"/>
@@ -4098,35 +4098,6 @@
         <w:rPr>
           <w:color w:val="auto"/>
         </w:rPr>
-        <w:t xml:space="preserve">Comparing the results from NO3-N and Ca across methods confirms that C:Q model quality is a useful, though imperfect, guide for method selection. For Ca, the strong C:Q fit enables the composite method to produce accurate estimates across all sampling frequencies, consistent with the Aulenbach et al. (2016) guidelines. For NO3-N, despite the weak C:Q fit, the composite method still leverages the underlying enriching trend to improve upon both the rating method and linear interpolation at coarser frequencies. Both cases support the use of residual-corrected approaches when any informative C:Q relationship exists.</w:t>
-      </w:r>
-    </w:p>
-    <w:p>
-      <w:pPr>
-        <w:spacing w:after="19" w:line="259" w:lineRule="auto"/>
-        <w:ind w:left="0" w:firstLine="0"/>
-        <w:rPr>
-          <w:color w:val="auto"/>
-        </w:rPr>
-      </w:pPr>
-      <w:r>
-        <w:rPr>
-          <w:color w:val="auto"/>
-        </w:rPr>
-        <w:t xml:space="preserve"> </w:t>
-      </w:r>
-    </w:p>
-    <w:p>
-      <w:pPr>
-        <w:ind w:left="-5" w:right="365"/>
-        <w:rPr>
-          <w:color w:val="auto"/>
-        </w:rPr>
-      </w:pPr>
-      <w:r>
-        <w:rPr>
-          <w:color w:val="auto"/>
-        </w:rPr>
         <w:t xml:space="preserve">Compared to Watershed 3 at Hubbard Brook, the Upper Hafren dataset from Plynlimon has much less variable stream chemistry. As shown in Figures 9 and 10, this lower variance yielded more precise estimates across all methods. Similar to Hubbard Brook, NO</w:t>
       </w:r>
       <w:r>
@@ -4217,21 +4188,6 @@
     </w:p>
     <w:p>
       <w:pPr>
-        <w:ind w:left="-5" w:right="365"/>
-        <w:rPr>
-          <w:color w:val="auto"/>
-        </w:rPr>
-      </w:pPr>
-      <w:r>
-        <w:rPr>
-          <w:color w:val="auto"/>
-        </w:rPr>
-        <w:lastRenderedPageBreak/>
-        <w:t xml:space="preserve">Comparing Figures 8 and 10 highlights the diminishing importance of having an informative C:Q relationship to generate load estimates as chemistry becomes less dynamic. When stream chemistry variation is low, even a less informative C:Q relationship can be leveraged to produce more accurate load estimates. In this case, having a complete understanding of water flux is enough to produce accurate Ca load estimates even with monthly chemistry data. </w:t>
-      </w:r>
-    </w:p>
-    <w:p>
-      <w:pPr>
         <w:spacing w:after="0" w:line="259" w:lineRule="auto"/>
         <w:ind w:left="0" w:right="304" w:firstLine="0"/>
         <w:jc w:val="right"/>
@@ -4319,6 +4275,21 @@
     </w:p>
     <w:p>
       <w:pPr>
+        <w:ind w:left="-5" w:right="365"/>
+        <w:rPr>
+          <w:color w:val="auto"/>
+        </w:rPr>
+      </w:pPr>
+      <w:r>
+        <w:rPr>
+          <w:color w:val="auto"/>
+        </w:rPr>
+        <w:lastRenderedPageBreak/>
+        <w:t xml:space="preserve">Comparing Figures 8 and 10 highlights the diminishing importance of having an informative C:Q relationship to generate load estimates as chemistry becomes less dynamic. When stream chemistry variation is low, even a less informative C:Q relationship can be leveraged to produce more accurate load estimates. In this case, having a complete understanding of water flux is enough to produce accurate Ca load estimates even with monthly chemistry data. </w:t>
+      </w:r>
+    </w:p>
+    <w:p>
+      <w:pPr>
         <w:pStyle w:val="Heading2"/>
         <w:ind w:left="518" w:hanging="533"/>
         <w:rPr>
@@ -4333,20 +4304,6 @@
       </w:r>
     </w:p>
     <w:p>
-      <w:pPr>
-        <w:ind w:left="0" w:firstLine="0"/>
-        <w:rPr>
-          <w:color w:val="auto"/>
-        </w:rPr>
-      </w:pPr>
-      <w:r>
-        <w:rPr>
-          <w:color w:val="auto"/>
-        </w:rPr>
-        <w:t xml:space="preserve">Results from the analysis of NEON data are available in the Appendix as Figures a1-a8. </w:t>
-      </w:r>
-    </w:p>
-    <w:p>
       <w:r>
         <w:t xml:space="preserve">We tested conductivity at six first-order NEON sites (COMO, CUPE, KING, MAYF, TECR, WALK) and turbidity at five of these (all except COMO) across multiple water years (Table 1). Conductivity results (Figures a1–a4) broadly confirmed the patterns observed at HBEF and Plynlimon: the composite and rating methods performed well across sampling frequencies, benefiting from the generally strong C:Q relationships typical of conductivity. The Beale ratio estimator produced unbiased but high-variance estimates. Linear interpolation was effective with sub-weekly data but showed large errors at coarser frequencies, particularly at sites with variable discharge such as COMO, a snowmelt-dominated system in Colorado.</w:t>
       </w:r>
@@ -4355,18 +4312,6 @@
       <w:r>
         <w:t xml:space="preserve">Turbidity results (Figures a5–a8) revealed a markedly different pattern. All methods struggled to maintain accuracy once data were coarsened beyond a few days, with errors frequently exceeding 50% at biweekly or coarser sampling. This poor performance was driven by high variance in turbidity concentrations and weak C:Q relationships, which left little exploitable structure for any estimation method. Even the composite method, which performed well for conductivity and the HBEF/Plynlimon solutes, could not reliably reduce errors below 20% for turbidity at most sites with coarser-than-weekly sampling.</w:t>
       </w:r>
-    </w:p>
-    <w:p>
-      <w:r>
-        <w:t xml:space="preserve">These NEON results underscore the importance of C:Q relationship strength in determining load estimation accuracy. For solutes with informative C:Q relationships (such as conductivity), methods that leverage that relationship (rating, composite) perform well even at larger, more hydrologically diverse sites. For solutes with weak or nonexistent C:Q relationships (such as turbidity), no tested method can compensate for infrequent sampling. This reinforces a key finding from the HBEF and Plynlimon experiments: method selection matters most when C:Q relationships are moderate—too weak and no method helps, too strong and most methods work.</w:t>
-      </w:r>
-    </w:p>
-    <w:p>
-      <w:pPr>
-        <w:rPr>
-          <w:color w:val="auto"/>
-        </w:rPr>
-      </w:pPr>
     </w:p>
     <w:p>
       <w:pPr>
@@ -4576,6 +4521,47 @@
     <w:p>
       <w:pPr>
         <w:ind w:left="-5" w:right="365"/>
+        <w:rPr>
+          <w:color w:val="auto"/>
+        </w:rPr>
+      </w:pPr>
+    </w:p>
+    <w:p>
+      <w:pPr>
+        <w:ind w:left="-5" w:right="365"/>
+        <w:rPr>
+          <w:color w:val="auto"/>
+        </w:rPr>
+      </w:pPr>
+      <w:r>
+        <w:rPr>
+          <w:color w:val="auto"/>
+        </w:rPr>
+        <w:t xml:space="preserve">Comparing the results from NO3-N and Ca across methods confirms that C:Q model quality is a useful, though imperfect, guide for method selection. For Ca, the strong C:Q fit enables the composite method to produce accurate estimates across all sampling frequencies, consistent with the Aulenbach et al. (2016) guidelines. For NO3-N, despite the weak C:Q fit, the composite method still leverages the underlying enriching trend to improve upon both the rating method and linear interpolation at coarser frequencies. Both cases support the use of residual-corrected approaches when any informative C:Q relationship exists.</w:t>
+      </w:r>
+    </w:p>
+    <w:p>
+      <w:pPr>
+        <w:spacing w:after="19" w:line="259" w:lineRule="auto"/>
+        <w:ind w:left="0" w:firstLine="0"/>
+        <w:rPr>
+          <w:color w:val="auto"/>
+        </w:rPr>
+      </w:pPr>
+      <w:r>
+        <w:rPr>
+          <w:color w:val="auto"/>
+        </w:rPr>
+        <w:t xml:space="preserve"> </w:t>
+      </w:r>
+    </w:p>
+    <w:p>
+      <w:r>
+        <w:t xml:space="preserve">These NEON results underscore the importance of C:Q relationship strength in determining load estimation accuracy. For solutes with informative C:Q relationships (such as conductivity), methods that leverage that relationship (rating, composite) perform well even at larger, more hydrologically diverse sites. For solutes with weak or nonexistent C:Q relationships (such as turbidity), no tested method can compensate for infrequent sampling. This reinforces a key finding from the HBEF and Plynlimon experiments: method selection matters most when C:Q relationships are moderate—too weak and no method helps, too strong and most methods work.</w:t>
+      </w:r>
+    </w:p>
+    <w:p>
+      <w:pPr>
         <w:rPr>
           <w:color w:val="auto"/>
         </w:rPr>

--- a/paper/paper_HESS_draft_v2_claude_final.docx
+++ b/paper/paper_HESS_draft_v2_claude_final.docx
@@ -3079,6 +3079,35 @@
           <w:color w:val="auto"/>
         </w:rPr>
       </w:pPr>
+    </w:p>
+    <w:p>
+      <w:pPr>
+        <w:pStyle w:val="Heading3"/>
+        <w:ind w:left="687" w:hanging="702"/>
+        <w:rPr>
+          <w:color w:val="auto"/>
+        </w:rPr>
+      </w:pPr>
+      <w:r>
+        <w:rPr>
+          <w:color w:val="auto"/>
+        </w:rPr>
+        <w:t xml:space="preserve">Comparison with a sensor-derived record</w:t>
+      </w:r>
+    </w:p>
+    <w:p>
+      <w:pPr>
+        <w:ind w:left="-5" w:right="365"/>
+        <w:rPr>
+          <w:color w:val="auto"/>
+        </w:rPr>
+      </w:pPr>
+      <w:r>
+        <w:rPr>
+          <w:color w:val="auto"/>
+        </w:rPr>
+        <w:t xml:space="preserve">To test whether our simplified decision framework selects a defensible method without access to high-frequency data, we compared load estimates derived from routine grab samples at Hubbard Brook Watershed 3 against a sensor-derived reference. Grab-sample estimates were taken from the MacroSheds record for the site, which holds roughly 52 calcium samples per water year, and were computed with each of the methods described above. The sensor-derived reference was calculated by converting 15-minute specific conductance to calcium using the regression described above, multiplying by discharge at each timestep, and summing over the water year. Published Hubbard Brook monthly flux values (Hubbard Brook Watershed Ecosystem Record, 2023) are included for reference. The comparison covers the five water years (2013-2017) for which both the sensor record and the grab-sample record are complete.</w:t>
+      </w:r>
     </w:p>
     <w:p>
       <w:pPr>
@@ -3747,9 +3776,564 @@
         <w:rPr>
           <w:color w:val="auto"/>
         </w:rPr>
-        <w:t xml:space="preserve">MacroSheds is a synthesis dataset of long-term biogeochemical, hydroclimatic, and geospatial data from small watershed ecosystem studies. The full dataset is available to the public at https://portal.edirepository.org/nis/mapbrowse?scope=edi&amp;identifier=1262&amp;revision=1 and the latest version is linked at macrosheds.org. The dataset includes harmonized data from 93 federally funded watershed studies from across the United States (Vlah et al., 2023). To provide flux estimates to the broader community, we applied all four of our flux estimation methods, along with a simple average, as described in Aulenbach et al. 2016, to the MacroSheds dataset. Methods were applied individually to solutes at the site-year level. A simplified application of the Aulenbach et al. 2016 decision framework was applied to each site-year to give a recommended method. Our method fit a log-log linear model between concentration and discharge for the solute year. We then calculated the autocorrelation of concentration values, the R-squared value of the model, and the autocorrelation of the model residuals. Both autocorrelations were evaluated as absolute values at lag one. Next, we sorted each solute year using a cutoff of 0.30 for the model R-squared. Years with a model R-squared greater than </w:t>
-        <w:lastRenderedPageBreak/>
-        <w:t xml:space="preserve">0.30 were designated as having “strong to moderate” fits, while years with an R-squared of 0.30 or lower were designated as having “weak to nonexistent” fits. Solute years with a “strong to moderate” fit and autocorrelated residuals (&gt;0.20) are recommended to use the composite method, and those without or with weak autocorrelation (≤0.20) were recommended to use the rating method. Solute years with a “weak to nonexistent” C:Q fits and autocorrelated concentrations (&gt;0.20) were recommended to use linear interpolation, while those without or with weak autocorrelation of concentrations (≤0.20) were recommended to use a simple average. Only sites with 85% or more days of discharge coverage and at least one chemistry sample per water year quarter were used to calculate loads. </w:t>
+        <w:t xml:space="preserve">MacroSheds is a synthesis dataset of long-term biogeochemical, hydroclimatic, and geospatial data from small watershed ecosystem studies. The full dataset is available to the public at https://portal.edirepository.org/nis/mapbrowse?scope=edi&amp;identifier=1262&amp;revision=1 and the latest version is linked at macrosheds.org. The dataset includes harmonized data from 93 federally funded watershed studies from across the United States (Vlah et al., 2023).</w:t>
+      </w:r>
+    </w:p>
+    <w:p>
+      <w:pPr>
+        <w:spacing w:after="575"/>
+        <w:ind w:left="-5" w:right="365"/>
+        <w:rPr>
+          <w:color w:val="auto"/>
+        </w:rPr>
+      </w:pPr>
+      <w:r>
+        <w:rPr>
+          <w:color w:val="auto"/>
+        </w:rPr>
+        <w:t xml:space="preserve">To provide flux estimates to the broader community, we applied all four of our flux estimation methods, along with a simple average, as described in Aulenbach et al. 2016, to the MacroSheds dataset. Methods were applied individually to solutes at the site-year level. A simplified application of the Aulenbach et al. 2016 decision framework was applied to each site-year to give a recommended method. Our method fit a log-log linear model between concentration and discharge for the solute year. We then calculated the autocorrelation of concentration values, the R-squared value of the model, and the autocorrelation of the model residuals. Both autocorrelations were evaluated as absolute values at lag one. Each solute year was then assigned a recommended method using cutoffs of 0.30 for the model R-squared and 0.20 for autocorrelation, as summarized in Table 2.</w:t>
+      </w:r>
+    </w:p>
+    <w:p>
+      <w:pPr>
+        <w:spacing w:after="228" w:line="250" w:lineRule="auto"/>
+        <w:ind w:left="-5" w:right="364"/>
+        <w:rPr>
+          <w:i/>
+          <w:color w:val="auto"/>
+          <w:sz w:val="18"/>
+        </w:rPr>
+      </w:pPr>
+      <w:r>
+        <w:rPr>
+          <w:i/>
+          <w:color w:val="auto"/>
+          <w:sz w:val="18"/>
+        </w:rPr>
+        <w:t xml:space="preserve">Table 2: Simplified application of the Aulenbach et al. (2016) decision framework, used to assign a recommended load estimation method to each solute site-year. R-squared is from a log-log linear model of concentration against discharge; both autocorrelations are absolute values at lag one.</w:t>
+      </w:r>
+    </w:p>
+    <w:tbl>
+      <w:tblPr>
+        <w:tblStyle w:val="TableGrid"/>
+        <w:tblW w:w="0" w:type="auto"/>
+        <w:tblInd w:w="-5" w:type="dxa"/>
+        <w:tblLook w:val="04A0" w:firstRow="1" w:lastRow="0" w:firstColumn="1" w:lastColumn="0" w:noHBand="0" w:noVBand="1"/>
+      </w:tblPr>
+      <w:tblGrid>
+        <w:gridCol w:w="1700"/>
+        <w:gridCol w:w="1900"/>
+        <w:gridCol w:w="1900"/>
+        <w:gridCol w:w="1787"/>
+      </w:tblGrid>
+      <w:tr>
+        <w:tc>
+          <w:tcPr>
+            <w:tcW w:w="1700" w:type="dxa"/>
+          </w:tcPr>
+          <w:p>
+            <w:pPr>
+              <w:spacing w:after="228" w:line="250" w:lineRule="auto"/>
+              <w:ind w:left="0" w:right="364" w:firstLine="0"/>
+              <w:jc w:val="center"/>
+              <w:rPr>
+                <w:iCs/>
+                <w:color w:val="auto"/>
+                <w:sz w:val="24"/>
+              </w:rPr>
+            </w:pPr>
+            <w:r>
+              <w:rPr>
+                <w:iCs/>
+                <w:color w:val="auto"/>
+                <w:sz w:val="24"/>
+              </w:rPr>
+              <w:t xml:space="preserve">C:Q fit (R-squared)</w:t>
+            </w:r>
+          </w:p>
+        </w:tc>
+        <w:tc>
+          <w:tcPr>
+            <w:tcW w:w="1900" w:type="dxa"/>
+          </w:tcPr>
+          <w:p>
+            <w:pPr>
+              <w:spacing w:after="228" w:line="250" w:lineRule="auto"/>
+              <w:ind w:left="0" w:right="364" w:firstLine="0"/>
+              <w:jc w:val="center"/>
+              <w:rPr>
+                <w:iCs/>
+                <w:color w:val="auto"/>
+                <w:sz w:val="24"/>
+              </w:rPr>
+            </w:pPr>
+            <w:r>
+              <w:rPr>
+                <w:iCs/>
+                <w:color w:val="auto"/>
+                <w:sz w:val="24"/>
+              </w:rPr>
+              <w:t xml:space="preserve">Residual autocorrelation</w:t>
+            </w:r>
+          </w:p>
+        </w:tc>
+        <w:tc>
+          <w:tcPr>
+            <w:tcW w:w="1900" w:type="dxa"/>
+          </w:tcPr>
+          <w:p>
+            <w:pPr>
+              <w:spacing w:after="228" w:line="250" w:lineRule="auto"/>
+              <w:ind w:left="0" w:right="364" w:firstLine="0"/>
+              <w:jc w:val="center"/>
+              <w:rPr>
+                <w:iCs/>
+                <w:color w:val="auto"/>
+                <w:sz w:val="24"/>
+              </w:rPr>
+            </w:pPr>
+            <w:r>
+              <w:rPr>
+                <w:iCs/>
+                <w:color w:val="auto"/>
+                <w:sz w:val="24"/>
+              </w:rPr>
+              <w:t xml:space="preserve">Concentration autocorrelation</w:t>
+            </w:r>
+          </w:p>
+        </w:tc>
+        <w:tc>
+          <w:tcPr>
+            <w:tcW w:w="1787" w:type="dxa"/>
+          </w:tcPr>
+          <w:p>
+            <w:pPr>
+              <w:spacing w:after="228" w:line="250" w:lineRule="auto"/>
+              <w:ind w:left="0" w:right="364" w:firstLine="0"/>
+              <w:jc w:val="center"/>
+              <w:rPr>
+                <w:iCs/>
+                <w:color w:val="auto"/>
+                <w:sz w:val="24"/>
+              </w:rPr>
+            </w:pPr>
+            <w:r>
+              <w:rPr>
+                <w:iCs/>
+                <w:color w:val="auto"/>
+                <w:sz w:val="24"/>
+              </w:rPr>
+              <w:t xml:space="preserve">Recommended method</w:t>
+            </w:r>
+          </w:p>
+        </w:tc>
+      </w:tr>
+      <w:tr>
+        <w:tc>
+          <w:tcPr>
+            <w:tcW w:w="1700" w:type="dxa"/>
+          </w:tcPr>
+          <w:p>
+            <w:pPr>
+              <w:spacing w:after="228" w:line="250" w:lineRule="auto"/>
+              <w:ind w:left="0" w:right="364" w:firstLine="0"/>
+              <w:rPr>
+                <w:iCs/>
+                <w:color w:val="auto"/>
+                <w:sz w:val="18"/>
+              </w:rPr>
+            </w:pPr>
+            <w:r>
+              <w:rPr>
+                <w:iCs/>
+                <w:color w:val="auto"/>
+                <w:sz w:val="18"/>
+              </w:rPr>
+              <w:t xml:space="preserve">&gt;0.30</w:t>
+            </w:r>
+          </w:p>
+        </w:tc>
+        <w:tc>
+          <w:tcPr>
+            <w:tcW w:w="1900" w:type="dxa"/>
+          </w:tcPr>
+          <w:p>
+            <w:pPr>
+              <w:spacing w:after="228" w:line="250" w:lineRule="auto"/>
+              <w:ind w:left="0" w:right="364" w:firstLine="0"/>
+              <w:rPr>
+                <w:iCs/>
+                <w:color w:val="auto"/>
+                <w:sz w:val="18"/>
+              </w:rPr>
+            </w:pPr>
+            <w:r>
+              <w:rPr>
+                <w:iCs/>
+                <w:color w:val="auto"/>
+                <w:sz w:val="18"/>
+              </w:rPr>
+              <w:t xml:space="preserve">&gt;0.20</w:t>
+            </w:r>
+          </w:p>
+        </w:tc>
+        <w:tc>
+          <w:tcPr>
+            <w:tcW w:w="1900" w:type="dxa"/>
+          </w:tcPr>
+          <w:p>
+            <w:pPr>
+              <w:spacing w:after="228" w:line="250" w:lineRule="auto"/>
+              <w:ind w:left="0" w:right="364" w:firstLine="0"/>
+              <w:rPr>
+                <w:iCs/>
+                <w:color w:val="auto"/>
+                <w:sz w:val="18"/>
+              </w:rPr>
+            </w:pPr>
+            <w:r>
+              <w:rPr>
+                <w:iCs/>
+                <w:color w:val="auto"/>
+                <w:sz w:val="18"/>
+              </w:rPr>
+              <w:t xml:space="preserve">—</w:t>
+            </w:r>
+          </w:p>
+        </w:tc>
+        <w:tc>
+          <w:tcPr>
+            <w:tcW w:w="1787" w:type="dxa"/>
+          </w:tcPr>
+          <w:p>
+            <w:pPr>
+              <w:spacing w:after="228" w:line="250" w:lineRule="auto"/>
+              <w:ind w:left="0" w:right="364" w:firstLine="0"/>
+              <w:rPr>
+                <w:iCs/>
+                <w:color w:val="auto"/>
+                <w:sz w:val="18"/>
+              </w:rPr>
+            </w:pPr>
+            <w:r>
+              <w:rPr>
+                <w:iCs/>
+                <w:color w:val="auto"/>
+                <w:sz w:val="18"/>
+              </w:rPr>
+              <w:t xml:space="preserve">Composite</w:t>
+            </w:r>
+          </w:p>
+        </w:tc>
+      </w:tr>
+      <w:tr>
+        <w:tc>
+          <w:tcPr>
+            <w:tcW w:w="1700" w:type="dxa"/>
+          </w:tcPr>
+          <w:p>
+            <w:pPr>
+              <w:spacing w:after="228" w:line="250" w:lineRule="auto"/>
+              <w:ind w:left="0" w:right="364" w:firstLine="0"/>
+              <w:rPr>
+                <w:iCs/>
+                <w:color w:val="auto"/>
+                <w:sz w:val="18"/>
+              </w:rPr>
+            </w:pPr>
+            <w:r>
+              <w:rPr>
+                <w:iCs/>
+                <w:color w:val="auto"/>
+                <w:sz w:val="18"/>
+              </w:rPr>
+              <w:t xml:space="preserve">&gt;0.30</w:t>
+            </w:r>
+          </w:p>
+        </w:tc>
+        <w:tc>
+          <w:tcPr>
+            <w:tcW w:w="1900" w:type="dxa"/>
+          </w:tcPr>
+          <w:p>
+            <w:pPr>
+              <w:spacing w:after="228" w:line="250" w:lineRule="auto"/>
+              <w:ind w:left="0" w:right="364" w:firstLine="0"/>
+              <w:rPr>
+                <w:iCs/>
+                <w:color w:val="auto"/>
+                <w:sz w:val="18"/>
+              </w:rPr>
+            </w:pPr>
+            <w:r>
+              <w:rPr>
+                <w:iCs/>
+                <w:color w:val="auto"/>
+                <w:sz w:val="18"/>
+              </w:rPr>
+              <w:t xml:space="preserve">≤0.20</w:t>
+            </w:r>
+          </w:p>
+        </w:tc>
+        <w:tc>
+          <w:tcPr>
+            <w:tcW w:w="1900" w:type="dxa"/>
+          </w:tcPr>
+          <w:p>
+            <w:pPr>
+              <w:spacing w:after="228" w:line="250" w:lineRule="auto"/>
+              <w:ind w:left="0" w:right="364" w:firstLine="0"/>
+              <w:rPr>
+                <w:iCs/>
+                <w:color w:val="auto"/>
+                <w:sz w:val="18"/>
+              </w:rPr>
+            </w:pPr>
+            <w:r>
+              <w:rPr>
+                <w:iCs/>
+                <w:color w:val="auto"/>
+                <w:sz w:val="18"/>
+              </w:rPr>
+              <w:t xml:space="preserve">—</w:t>
+            </w:r>
+          </w:p>
+        </w:tc>
+        <w:tc>
+          <w:tcPr>
+            <w:tcW w:w="1787" w:type="dxa"/>
+          </w:tcPr>
+          <w:p>
+            <w:pPr>
+              <w:spacing w:after="228" w:line="250" w:lineRule="auto"/>
+              <w:ind w:left="0" w:right="364" w:firstLine="0"/>
+              <w:rPr>
+                <w:iCs/>
+                <w:color w:val="auto"/>
+                <w:sz w:val="18"/>
+              </w:rPr>
+            </w:pPr>
+            <w:r>
+              <w:rPr>
+                <w:iCs/>
+                <w:color w:val="auto"/>
+                <w:sz w:val="18"/>
+              </w:rPr>
+              <w:t xml:space="preserve">Rating</w:t>
+            </w:r>
+          </w:p>
+        </w:tc>
+      </w:tr>
+      <w:tr>
+        <w:tc>
+          <w:tcPr>
+            <w:tcW w:w="1700" w:type="dxa"/>
+          </w:tcPr>
+          <w:p>
+            <w:pPr>
+              <w:spacing w:after="228" w:line="250" w:lineRule="auto"/>
+              <w:ind w:left="0" w:right="364" w:firstLine="0"/>
+              <w:rPr>
+                <w:iCs/>
+                <w:color w:val="auto"/>
+                <w:sz w:val="18"/>
+              </w:rPr>
+            </w:pPr>
+            <w:r>
+              <w:rPr>
+                <w:iCs/>
+                <w:color w:val="auto"/>
+                <w:sz w:val="18"/>
+              </w:rPr>
+              <w:t xml:space="preserve">≤0.30</w:t>
+            </w:r>
+          </w:p>
+        </w:tc>
+        <w:tc>
+          <w:tcPr>
+            <w:tcW w:w="1900" w:type="dxa"/>
+          </w:tcPr>
+          <w:p>
+            <w:pPr>
+              <w:spacing w:after="228" w:line="250" w:lineRule="auto"/>
+              <w:ind w:left="0" w:right="364" w:firstLine="0"/>
+              <w:rPr>
+                <w:iCs/>
+                <w:color w:val="auto"/>
+                <w:sz w:val="18"/>
+              </w:rPr>
+            </w:pPr>
+            <w:r>
+              <w:rPr>
+                <w:iCs/>
+                <w:color w:val="auto"/>
+                <w:sz w:val="18"/>
+              </w:rPr>
+              <w:t xml:space="preserve">—</w:t>
+            </w:r>
+          </w:p>
+        </w:tc>
+        <w:tc>
+          <w:tcPr>
+            <w:tcW w:w="1900" w:type="dxa"/>
+          </w:tcPr>
+          <w:p>
+            <w:pPr>
+              <w:spacing w:after="228" w:line="250" w:lineRule="auto"/>
+              <w:ind w:left="0" w:right="364" w:firstLine="0"/>
+              <w:rPr>
+                <w:iCs/>
+                <w:color w:val="auto"/>
+                <w:sz w:val="18"/>
+              </w:rPr>
+            </w:pPr>
+            <w:r>
+              <w:rPr>
+                <w:iCs/>
+                <w:color w:val="auto"/>
+                <w:sz w:val="18"/>
+              </w:rPr>
+              <w:t xml:space="preserve">&gt;0.20</w:t>
+            </w:r>
+          </w:p>
+        </w:tc>
+        <w:tc>
+          <w:tcPr>
+            <w:tcW w:w="1787" w:type="dxa"/>
+          </w:tcPr>
+          <w:p>
+            <w:pPr>
+              <w:spacing w:after="228" w:line="250" w:lineRule="auto"/>
+              <w:ind w:left="0" w:right="364" w:firstLine="0"/>
+              <w:rPr>
+                <w:iCs/>
+                <w:color w:val="auto"/>
+                <w:sz w:val="18"/>
+              </w:rPr>
+            </w:pPr>
+            <w:r>
+              <w:rPr>
+                <w:iCs/>
+                <w:color w:val="auto"/>
+                <w:sz w:val="18"/>
+              </w:rPr>
+              <w:t xml:space="preserve">Linear interpolation</w:t>
+            </w:r>
+          </w:p>
+        </w:tc>
+      </w:tr>
+      <w:tr>
+        <w:tc>
+          <w:tcPr>
+            <w:tcW w:w="1700" w:type="dxa"/>
+          </w:tcPr>
+          <w:p>
+            <w:pPr>
+              <w:spacing w:after="228" w:line="250" w:lineRule="auto"/>
+              <w:ind w:left="0" w:right="364" w:firstLine="0"/>
+              <w:rPr>
+                <w:iCs/>
+                <w:color w:val="auto"/>
+                <w:sz w:val="18"/>
+              </w:rPr>
+            </w:pPr>
+            <w:r>
+              <w:rPr>
+                <w:iCs/>
+                <w:color w:val="auto"/>
+                <w:sz w:val="18"/>
+              </w:rPr>
+              <w:t xml:space="preserve">≤0.30</w:t>
+            </w:r>
+          </w:p>
+        </w:tc>
+        <w:tc>
+          <w:tcPr>
+            <w:tcW w:w="1900" w:type="dxa"/>
+          </w:tcPr>
+          <w:p>
+            <w:pPr>
+              <w:spacing w:after="228" w:line="250" w:lineRule="auto"/>
+              <w:ind w:left="0" w:right="364" w:firstLine="0"/>
+              <w:rPr>
+                <w:iCs/>
+                <w:color w:val="auto"/>
+                <w:sz w:val="18"/>
+              </w:rPr>
+            </w:pPr>
+            <w:r>
+              <w:rPr>
+                <w:iCs/>
+                <w:color w:val="auto"/>
+                <w:sz w:val="18"/>
+              </w:rPr>
+              <w:t xml:space="preserve">—</w:t>
+            </w:r>
+          </w:p>
+        </w:tc>
+        <w:tc>
+          <w:tcPr>
+            <w:tcW w:w="1900" w:type="dxa"/>
+          </w:tcPr>
+          <w:p>
+            <w:pPr>
+              <w:spacing w:after="228" w:line="250" w:lineRule="auto"/>
+              <w:ind w:left="0" w:right="364" w:firstLine="0"/>
+              <w:rPr>
+                <w:iCs/>
+                <w:color w:val="auto"/>
+                <w:sz w:val="18"/>
+              </w:rPr>
+            </w:pPr>
+            <w:r>
+              <w:rPr>
+                <w:iCs/>
+                <w:color w:val="auto"/>
+                <w:sz w:val="18"/>
+              </w:rPr>
+              <w:t xml:space="preserve">≤0.20</w:t>
+            </w:r>
+          </w:p>
+        </w:tc>
+        <w:tc>
+          <w:tcPr>
+            <w:tcW w:w="1787" w:type="dxa"/>
+          </w:tcPr>
+          <w:p>
+            <w:pPr>
+              <w:spacing w:after="228" w:line="250" w:lineRule="auto"/>
+              <w:ind w:left="0" w:right="364" w:firstLine="0"/>
+              <w:rPr>
+                <w:iCs/>
+                <w:color w:val="auto"/>
+                <w:sz w:val="18"/>
+              </w:rPr>
+            </w:pPr>
+            <w:r>
+              <w:rPr>
+                <w:iCs/>
+                <w:color w:val="auto"/>
+                <w:sz w:val="18"/>
+              </w:rPr>
+              <w:t xml:space="preserve">Simple average</w:t>
+            </w:r>
+          </w:p>
+        </w:tc>
+      </w:tr>
+    </w:tbl>
+    <w:p>
+      <w:pPr>
+        <w:spacing w:after="575"/>
+        <w:ind w:left="-5" w:right="365"/>
+        <w:rPr>
+          <w:color w:val="auto"/>
+        </w:rPr>
+      </w:pPr>
+      <w:r>
+        <w:rPr>
+          <w:color w:val="auto"/>
+        </w:rPr>
+        <w:t xml:space="preserve">Only sites with 85% or more days of discharge coverage and at least one chemistry sample per water year quarter were used to calculate loads.</w:t>
       </w:r>
     </w:p>
     <w:p>
@@ -3881,7 +4465,7 @@
           <w:color w:val="auto"/>
           <w:sz w:val="18"/>
         </w:rPr>
-        <w:t xml:space="preserve">Figure 7: Results from applying four different load estimation methods to artificially coarsened, high-frequency sensor time series of nitrate-N taken from Hubbard Brook Watershed 3. Percent error of estimated annual load from the “true” load, calculated using the full time series, is on the y-axis. Coarsened data frequency is on the x-axis. The solid line indicates the median error for that frequency, with thin lines indicating minimum and maximum. Error within 5% of truth is shaded in green and within 20% in yellow. Note that the composite method performs best for this year of data, with the Beale ratio estimator also maintaining relatively low bias. All methods showed increasing variance with sample frequencies coarser than daily.</w:t>
+        <w:t xml:space="preserve">Figure 7: Results from applying four different load estimation methods to artificially coarsened, high-frequency sensor time series of nitrate-N taken from Hubbard Brook Watershed 3. Percent error of estimated annual load from the “true” load, calculated using the full time series, is on the y-axis. Coarsened data frequency is on the x-axis. The solid line indicates the median error for that frequency, with thin lines indicating minimum and maximum. Error within 5% of truth is shaded in green and within 20% in yellow. Note that linear interpolation and the composite method are both near-unbiased at daily sampling, while the composite method and Beale ratio estimator retain the lowest bias as sampling coarsens; the rating method is poor at every frequency. All methods showed increasing variance with sample frequencies coarser than daily.</w:t>
       </w:r>
     </w:p>
     <w:p>
@@ -3895,9 +4479,9 @@
         <w:rPr>
           <w:color w:val="auto"/>
         </w:rPr>
-        <w:t xml:space="preserve">Overall, the composite method performed best for this solute year, with accurate median estimates and a relatively low range of potential estimates. Linear interpolation performed comparably with sub-weekly data. When data frequency was high, both concentrations and     model residuals were highly autocorrelated. As expected, under these conditions, methods that leverage autocorrelation, such as linear interpolation and composite, outperform all others. As </w:t>
+        <w:t xml:space="preserve">Overall, the composite method performed best for this solute year across the full range of sampling frequencies, with accurate median estimates and a relatively low range of potential estimates. Linear interpolation performed comparably with sub-weekly data, with a median error below 1% at daily sampling, but degraded more quickly than the composite method as sampling coarsened, reaching roughly -27% at bimonthly intervals against the composite method’s -16%. When data frequency was high, both concentrations and model residuals were highly autocorrelated. As expected, under these conditions, methods that leverage autocorrelation, such as linear interpolation and composite, outperform all others. As </w:t>
         <w:lastRenderedPageBreak/>
-        <w:t xml:space="preserve">sampling becomes more infrequent and the autocorrelation of concentrations breaks down, linear interpolation becomes less accurate than the composite method. This is contrary to the guidelines suggested by Aulenbach et al. (2016), which—based on the low (~0.07) R-squared of the model fit—would recommend linear interpolation or averaging. Looking at the C:Q relationship presented in Figure 3, we see that while the fit is poor, there is still an informative, enriching pattern that the composite method leverages for more accurate interpolation than simple linear interpolation. Non-linear changes in C:Q relationships and storm responses have been found to reduce load estimate quality (Fazekas et al., 2021), which the composite method’s residual corrections help to mitigate. While relying on the fit alone (the rating method) produces uniformly poor results, including residual corrections greatly improves model performance. </w:t>
+        <w:t xml:space="preserve">sampling becomes more infrequent and the autocorrelation of concentrations breaks down, linear interpolation becomes less accurate than the composite method. Looking at the C:Q relationship presented in Figure 3, we see that while the fit is poor, there is still an informative, enriching pattern that the composite method leverages for more accurate interpolation than simple linear interpolation. While relying on the fit alone (the rating method) produces uniformly poor results, with median errors near -35% at every sampling frequency, including residual corrections greatly improves model performance. </w:t>
       </w:r>
     </w:p>
     <w:p>
@@ -3985,7 +4569,7 @@
           <w:color w:val="auto"/>
           <w:sz w:val="18"/>
         </w:rPr>
-        <w:t xml:space="preserve">Figure 8: Results from applying four different load estimation methods to artificially coarsened, high-frequency sensor time series of calcium (estimated from specific conductivity) taken from Hubbard Brook watershed 3. Percent error of estimated annual load from the “true” load, calculated using the full time series, is on the y-axis. Coarsened data frequency is on the x-axis. The solid line indicates the median error for that frequency, with thin lines indicating minimum and maximum. Error within 5% of truth is shaded in green and within 20% in yellow. Note that the composite method performs best for this year of data, with near-zero bias across sampling frequencies. Linear interpolation exhibited a persistent positive bias (~20%).</w:t>
+        <w:t xml:space="preserve">Figure 8: Results from applying four different load estimation methods to artificially coarsened, high-frequency sensor time series of calcium (estimated from specific conductivity) taken from Hubbard Brook watershed 3. Percent error of estimated annual load from the “true” load, calculated using the full time series, is on the y-axis. Coarsened data frequency is on the x-axis. The solid line indicates the median error for that frequency, with thin lines indicating minimum and maximum. Error within 5% of truth is shaded in green and within 20% in yellow. Note that all four methods remain within about 8% of truth at every sampling frequency for this solute year. The Beale ratio estimator shows the least bias at the coarsest frequencies, the composite and rating methods settle near -5%, and linear interpolation drifts positive as sampling coarsens.</w:t>
       </w:r>
     </w:p>
     <w:p>
@@ -4014,7 +4598,7 @@
         <w:rPr>
           <w:color w:val="auto"/>
         </w:rPr>
-        <w:t xml:space="preserve">For this solute year, the composite method produced the most accurate estimates across sampling frequencies, consistent with the Aulenbach et al. (2016) recommendation based on the strong (~0.79) R-squared of the C:Q model fit. The rating method showed a consistent negative bias (~5%), because the simple linear C:Q model does not fully capture the diluting relationship at high flows visible in Figure 3, but the composite method’s residual corrections compensated for this systematic error. Linear interpolation exhibited a persistent positive bias (~20%), and the Beale ratio estimator was nearly unbiased but showed increasing variance at coarser frequencies.</w:t>
+        <w:t xml:space="preserve">For this solute year, every method estimated annual load to within about 8% of truth at all sampling frequencies, reflecting the strong (~0.79) R-squared of the C:Q model fit. The rating method showed a consistent negative bias (~5%), because the simple linear C:Q model does not fully capture the diluting relationship at high flows visible in Figure 3. The composite method’s residual corrections removed that bias at daily sampling, where its median error was below 1%, but converged toward the rating method’s roughly -5% as sampling coarsened and fewer observations remained to correct against. Linear interpolation was similarly accurate at daily sampling and drifted positive with coarsening, reaching about +8% at bimonthly intervals, while the Beale ratio estimator was the least biased at coarse frequencies but showed increasing variance.</w:t>
       </w:r>
     </w:p>
     <w:p>
@@ -4043,7 +4627,7 @@
         <w:rPr>
           <w:color w:val="auto"/>
         </w:rPr>
-        <w:t>For both NO</w:t>
+        <w:t>For calcium, the Beale ratio estimator produced the least biased median estimates at coarse sampling frequencies, at the cost of high estimate variance. Due to the underlying assumption of covariance of discharge variance and concentration variance, the method performed more accurately on the Ca time series than the NO</w:t>
       </w:r>
       <w:r>
         <w:rPr>
@@ -4056,20 +4640,7 @@
         <w:rPr>
           <w:color w:val="auto"/>
         </w:rPr>
-        <w:t xml:space="preserve">-N and Ca, the Beale ratio estimator produced unbiased median estimates from coarse sampling frequencies at the cost of high estimate variance. Due to the underlying assumption of covariance of discharge variance and concentration variance, the method performed more accurately on the Ca time series than the NO</w:t>
-      </w:r>
-      <w:r>
-        <w:rPr>
-          <w:color w:val="auto"/>
-          <w:vertAlign w:val="subscript"/>
-        </w:rPr>
-        <w:t>3</w:t>
-      </w:r>
-      <w:r>
-        <w:rPr>
-          <w:color w:val="auto"/>
-        </w:rPr>
-        <w:t xml:space="preserve">-N time series. Users with coarse data interested primarily in reducing bias, rather than error, should consider using Beale derived estimates. </w:t>
+        <w:t xml:space="preserve">-N time series, where its median error grew to roughly -19% at bimonthly sampling. </w:t>
       </w:r>
     </w:p>
     <w:p>
@@ -4111,7 +4682,7 @@
         <w:rPr>
           <w:color w:val="auto"/>
         </w:rPr>
-        <w:t xml:space="preserve">N load at Plynlimon was best estimated by the linear interpolation and composite methods.  </w:t>
+        <w:t xml:space="preserve">N load at Plynlimon was best estimated by the composite and linear interpolation methods at fine sampling frequencies, with the composite method and Beale ratio estimator holding up best as data were coarsened.  </w:t>
       </w:r>
     </w:p>
     <w:p>
@@ -4346,7 +4917,7 @@
         <w:rPr>
           <w:color w:val="auto"/>
         </w:rPr>
-        <w:t xml:space="preserve">Applying our estimation methods to the MacroSheds dataset generated 133,425 load estimates across 146 sites and 100 solutes. After filtering for minimum sampling frequency and adequate discharge coverage, 26,685 site-solute-years met quality thresholds for reliable flux estimation. Distributions of annual solute loads of nitrate (as nitrogen) and calcium are shown in the Appendix as Figure a9. The complete load calculations from each solute and site-year of MacroSheds data are available at 10.6084/m9.figshare.24975504. </w:t>
+        <w:t xml:space="preserve">Applying our estimation methods to the MacroSheds dataset generated 133,425 load estimates across 146 sites and 100 solutes. After filtering for minimum sampling frequency and adequate discharge coverage, 26,685 site-solute-years met quality thresholds for reliable flux estimation. Distributions of annual solute loads of nitrate (as nitrogen) and calcium are shown in the Appendix as Figure a9. The complete load calculations from each solute and site-year of MacroSheds data are available at https://doi.org/10.6084/m9.figshare.24975504.v2. </w:t>
       </w:r>
     </w:p>
     <w:p>
@@ -4356,23 +4927,6 @@
           <w:color w:val="auto"/>
         </w:rPr>
       </w:pPr>
-    </w:p>
-    <w:p>
-      <w:pPr>
-        <w:pStyle w:val="Heading1"/>
-        <w:spacing w:after="316"/>
-        <w:ind w:left="319" w:hanging="334"/>
-        <w:rPr>
-          <w:color w:val="auto"/>
-        </w:rPr>
-      </w:pPr>
-      <w:r>
-        <w:rPr>
-          <w:color w:val="auto"/>
-        </w:rPr>
-        <w:lastRenderedPageBreak/>
-        <w:t xml:space="preserve">Discussion </w:t>
-      </w:r>
     </w:p>
     <w:p>
       <w:pPr>
@@ -4386,7 +4940,7 @@
         <w:rPr>
           <w:color w:val="auto"/>
         </w:rPr>
-        <w:t xml:space="preserve">Insights on load estimation uncertainty </w:t>
+        <w:t xml:space="preserve">Sensor-derived load comparison</w:t>
       </w:r>
     </w:p>
     <w:p>
@@ -4400,7 +4954,7 @@
         <w:rPr>
           <w:color w:val="auto"/>
         </w:rPr>
-        <w:t xml:space="preserve">Our results confirm what Aulenbach and others (2016) observed in their assessment of load estimation methods in small watersheds. Namely, that densely sampled data is usually best estimated by leveraging highly autocorrelated rating residuals (composite method) or highly autocorrelated concentrations (linear interpolation), and that informative C:Q relationships should be used where possible. Using our simplified application of Aulenbach and others’ (2016) method selection procedure yields a defensible selection of load estimation methods. As shown in Figure 11, other single methods also provide reasonable estimates. However, it would be difficult to confidently assess their relative effectiveness without a sensor derived “truth” for comparison. </w:t>
+        <w:t xml:space="preserve">Estimates computed from routine grab samples agreed with the sensor-derived reference across the five overlapping water years (Figure 11). The recommended method tracked the sensor record with an R-squared of 0.79 and a slope of 1.15 ± 0.34 (p = 0.04), but averaged about 16% above the sensor-derived load. The rating method and Beale ratio estimator fell closest to the reference, within about 1%, while the composite method averaged about 21% high and linear interpolation about 3% high.</w:t>
       </w:r>
     </w:p>
     <w:p>
@@ -4476,6 +5030,38 @@
     </w:p>
     <w:p>
       <w:pPr>
+        <w:pStyle w:val="Heading1"/>
+        <w:spacing w:after="316"/>
+        <w:ind w:left="319" w:hanging="334"/>
+        <w:rPr>
+          <w:color w:val="auto"/>
+        </w:rPr>
+      </w:pPr>
+      <w:r>
+        <w:rPr>
+          <w:color w:val="auto"/>
+        </w:rPr>
+        <w:lastRenderedPageBreak/>
+        <w:t xml:space="preserve">Discussion </w:t>
+      </w:r>
+    </w:p>
+    <w:p>
+      <w:pPr>
+        <w:pStyle w:val="Heading2"/>
+        <w:ind w:left="518" w:hanging="533"/>
+        <w:rPr>
+          <w:color w:val="auto"/>
+        </w:rPr>
+      </w:pPr>
+      <w:r>
+        <w:rPr>
+          <w:color w:val="auto"/>
+        </w:rPr>
+        <w:t xml:space="preserve">Insights on load estimation uncertainty </w:t>
+      </w:r>
+    </w:p>
+    <w:p>
+      <w:pPr>
         <w:ind w:left="-5" w:right="365"/>
         <w:rPr>
           <w:color w:val="auto"/>
@@ -4485,7 +5071,21 @@
         <w:rPr>
           <w:color w:val="auto"/>
         </w:rPr>
-        <w:t xml:space="preserve">The general agreement between the recommended method estimates and sensor derived load estimates in Figure 11 is a reaffirming case study that the Aulenbach 2016 decision flowchart sensibly chooses from among the best load estimation methods, without requiring the use of outside data (R-squared of 0.74 between estimated and sensor derived loads). </w:t>
+        <w:t xml:space="preserve">Our results confirm what Aulenbach and others (2016) observed in their assessment of load estimation methods in small watersheds. Namely, that densely sampled data is usually best estimated by leveraging highly autocorrelated rating residuals (composite method) or highly autocorrelated concentrations (linear interpolation), and that informative C:Q relationships should be used where possible. Using our simplified application of Aulenbach and others’ (2016) method selection procedure yields a defensible selection of load estimation methods. As shown in Figure 11, other single methods also provide reasonable estimates. However, it would be difficult to confidently assess their relative effectiveness without a sensor derived “truth” for comparison. </w:t>
+      </w:r>
+    </w:p>
+    <w:p>
+      <w:pPr>
+        <w:ind w:left="-5" w:right="365"/>
+        <w:rPr>
+          <w:color w:val="auto"/>
+        </w:rPr>
+      </w:pPr>
+      <w:r>
+        <w:rPr>
+          <w:color w:val="auto"/>
+        </w:rPr>
+        <w:t xml:space="preserve">The agreement shown in Figure 11 supports the view that the Aulenbach et al. (2016) decision flowchart selects a defensible method without requiring outside data. With only five overlapping water years this comparison is best read as a case study rather than a validation, and the residual bias in the recommended estimates is a reminder that a defensible choice is not always the most accurate one.</w:t>
       </w:r>
     </w:p>
     <w:p>
@@ -4515,7 +5115,7 @@
           <w:color w:val="auto"/>
         </w:rPr>
         <w:lastRenderedPageBreak/>
-        <w:t xml:space="preserve">Our coarsening experiments also reinforce previous findings that generally, when there is not a strong C:Q relationship, users should rely on linear interpolation or averaging methods. When there is a strong C:Q relationship, researchers should use a method that leverages it for greater accuracy. </w:t>
+        <w:t xml:space="preserve">Our coarsening experiments also reinforce previous findings that, when there is not a strong C:Q relationship, users can rely on linear interpolation or averaging methods provided sampling is frequent. For nitrate at Hubbard Brook the low (~0.07) R-squared of the C:Q fit would lead the Aulenbach et al. (2016) guidelines to recommend exactly that, and our results support the recommendation at daily sampling, where linear interpolation matched the composite method to within 1% of truth. At coarser frequencies the recommendation no longer held, because the composite method’s residual corrections retained more of the underlying C:Q information than interpolation alone. Non-linear changes in C:Q relationships and storm responses have been found to reduce load estimate quality (Fazekas et al., 2021), which the composite method’s residual corrections help to mitigate. Users with coarse data interested primarily in reducing bias, rather than error, should consider using Beale derived estimates. When there is a strong C:Q relationship, researchers should use a method that leverages it for greater accuracy. </w:t>
       </w:r>
     </w:p>
     <w:p>
@@ -4537,7 +5137,7 @@
         <w:rPr>
           <w:color w:val="auto"/>
         </w:rPr>
-        <w:t xml:space="preserve">Comparing the results from NO3-N and Ca across methods confirms that C:Q model quality is a useful, though imperfect, guide for method selection. For Ca, the strong C:Q fit enables the composite method to produce accurate estimates across all sampling frequencies, consistent with the Aulenbach et al. (2016) guidelines. For NO3-N, despite the weak C:Q fit, the composite method still leverages the underlying enriching trend to improve upon both the rating method and linear interpolation at coarser frequencies. Both cases support the use of residual-corrected approaches when any informative C:Q relationship exists.</w:t>
+        <w:t xml:space="preserve">Comparing the results from NO3-N and Ca across methods confirms that C:Q model quality is a useful, though imperfect, guide for method selection. For Ca, the strong C:Q fit enables the composite method to produce estimates within about 5% of truth across all sampling frequencies, consistent with the Aulenbach et al. (2016) guidelines. For NO3-N, despite the weak C:Q fit, the composite method still leverages the underlying enriching trend to improve upon both the rating method and linear interpolation at coarser frequencies. Both cases support the use of residual-corrected approaches when any informative C:Q relationship exists.</w:t>
       </w:r>
     </w:p>
     <w:p>
@@ -4608,7 +5208,7 @@
         <w:rPr>
           <w:color w:val="auto"/>
         </w:rPr>
-        <w:t xml:space="preserve">Our efforts also highlight several important challenges for scientists working with load estimates. First, method selection is critically important for accurate load estimation. The results of our data coarsening experiment (Figures 7-10 and Figures a1-a8) clearly show that, especially at coarse sampling intervals, method selection may influence estimate accuracy by up to ~50 percent. Therefore, load estimates provided without documentation of the underlying methodology should be treated with great caution or should be recomputed from chemistry and discharge using tools like the “RiverLoad” and “MacroSheds” R packages. By extension, these findings suggest that load estimate data providers should always release underlying concentration and discharge data. </w:t>
+        <w:t xml:space="preserve">Our efforts also highlight several important challenges for scientists working with load estimates. First, method selection is critically important for accurate load estimation. The results of our data coarsening experiment (Figures 7-10 and Figures a1-a8) clearly show that, especially at coarse sampling intervals, method selection may influence estimate accuracy by more than 30 percent, and by over 70 percent for solutes with weak C:Q relationships such as turbidity. Therefore, load estimates provided without documentation of the underlying methodology should be treated with great caution or should be recomputed from chemistry and discharge using tools like the “RiverLoad” and “MacroSheds” R packages. By extension, these findings suggest that load estimate data providers should always release underlying concentration and discharge data. </w:t>
       </w:r>
     </w:p>
     <w:p>
@@ -5043,7 +5643,7 @@
     </w:p>
     <w:p>
       <w:r>
-        <w:t xml:space="preserve">Our key findings are as follows. First, for solutes with informative C:Q relationships, the composite method consistently produced accurate load estimates (within ~5% of truth) at weekly or finer sampling frequencies. For solutes with weak or complex C:Q relationships, linear interpolation and the Beale ratio estimator were more reliable, though all methods struggled with coarser-than-weekly sampling. Second, low variance in stream chemistry substantially relaxed the requirements for accurate load estimation, as demonstrated by the Plynlimon results where even monthly data produced reliable estimates for calcium. Third, turbidity—with its high variance and weak C:Q relationships—represented a worst-case scenario where no method could compensate for infrequent sampling.</w:t>
+        <w:t xml:space="preserve">Our key findings are as follows. First, for solutes with informative C:Q relationships, the composite method consistently produced accurate load estimates (within ~5% of truth) at weekly or finer sampling frequencies. For solutes with weak or complex C:Q relationships, all four methods were accurate at daily sampling, but the composite method and Beale ratio estimator degraded most gracefully as data were coarsened, while linear interpolation and the rating method did not. Second, low variance in stream chemistry substantially relaxed the requirements for accurate load estimation, as demonstrated by the Plynlimon results where even monthly data produced reliable estimates for calcium. Third, turbidity—with its high variance and weak C:Q relationships—represented a worst-case scenario where no method could compensate for infrequent sampling.</w:t>
       </w:r>
     </w:p>
     <w:p>
@@ -7087,7 +7687,7 @@
         <w:rPr>
           <w:color w:val="auto"/>
         </w:rPr>
-        <w:t xml:space="preserve">Figure a4: Results from composite method applied to artificially coarsened, high-frequency sensor time series of conductivity taken from six NEON sites. Percent error of estimated annual load from the “true” load, calculated using the full time series, is on the y-axis. Coarsened data frequency is on the x-axis. The solid line indicates the median error for that frequency, with thin lines indicating minimum and maximum. Error within 5% of truth is shaded in green and within 20% in yellow. Note that the y-axis range varies between NEON figures to capture the full spread of error, which is greater than in the single-site HBEF and Plynlimon experiments. The composite method shows similar results to the  rating method (Figure a3), but with more constrained maximum and minimum errors. </w:t>
+        <w:t xml:space="preserve">Figure a4: Results from composite method applied to artificially coarsened, high-frequency sensor time series of conductivity taken from six NEON sites. Percent error of estimated annual load from the “true” load, calculated using the full time series, is on the y-axis. Coarsened data frequency is on the x-axis. The solid line indicates the median error for that frequency, with thin lines indicating minimum and maximum. Error within 5% of truth is shaded in green and within 20% in yellow. Note that the y-axis range varies between NEON figures to capture the full spread of error, which is greater than in the single-site HBEF and Plynlimon experiments. The composite method shows similar results to the rating method (Figure a3), with the lowest median error of any method at monthly sampling, though the two are comparable in spread at the coarsest frequencies. </w:t>
       </w:r>
     </w:p>
     <w:p>
@@ -7272,7 +7872,7 @@
         <w:rPr>
           <w:color w:val="auto"/>
         </w:rPr>
-        <w:t xml:space="preserve">Figure a6: Results from the Beale ratio method applied to artificially coarsened, high-frequency sensor time series of turbidity taken from five NEON sites. Percent error of estimated annual load from the “true” load, calculated using the full time series, is on the y-axis. Coarsened data frequency is on the x-axis. The solid line indicates the median error for that frequency, with thin lines indicating minimum and maximum. Error within 5% of truth is shaded in green and within 20% in yellow. Note that the y-axis range varies between NEON figures to capture the full spread of error, which is greater than in the single-site HBEF and Plynlimon experiments. The Beale ratio estimator is very robust, giving ‘good’ quality estimates even with highly variable data.</w:t>
+        <w:t xml:space="preserve">Figure a6: Results from the Beale ratio method applied to artificially coarsened, high-frequency sensor time series of turbidity taken from five NEON sites. Percent error of estimated annual load from the “true” load, calculated using the full time series, is on the y-axis. Coarsened data frequency is on the x-axis. The solid line indicates the median error for that frequency, with thin lines indicating minimum and maximum. Error within 5% of truth is shaded in green and within 20% in yellow. Note that the y-axis range varies between NEON figures to capture the full spread of error, which is greater than in the single-site HBEF and Plynlimon experiments. The Beale ratio estimator is the least biased of the four methods at weekly sampling, but it is not robust to the variability in turbidity: its median error reaches about -41% at monthly sampling, and over half of repetitions exceed 50% error at biweekly or coarser intervals.</w:t>
       </w:r>
     </w:p>
     <w:p>
@@ -7446,7 +8046,7 @@
           <w:sz w:val="18"/>
           <w:szCs w:val="18"/>
         </w:rPr>
-        <w:t xml:space="preserve">Figure a8: Results from the composite method applied to artificially coarsened, high-frequency sensor time series of turbidity taken from five NEON sites. Percent error of estimated annual load from the “true” load, calculated using the full time series, is on the y-axis. Coarsened data frequency is on the x-axis. The solid line indicates the median error for that frequency, with thin lines indicating minimum and maximum. Error within 5% of truth is shaded in green and within 20% in yellow. Note that the y-axis range varies between NEON figures to capture the full spread of error, which is greater than in the single-site HBEF and Plynlimon experiments. The C:Q relationship for this solute is poor but correcting back to known observations yields usable estimates with sub-weekly sampling.</w:t>
+        <w:t xml:space="preserve">Figure a8: Results from the composite method applied to artificially coarsened, high-frequency sensor time series of turbidity taken from five NEON sites. Percent error of estimated annual load from the “true” load, calculated using the full time series, is on the y-axis. Coarsened data frequency is on the x-axis. The solid line indicates the median error for that frequency, with thin lines indicating minimum and maximum. Error within 5% of truth is shaded in green and within 20% in yellow. Note that the y-axis range varies between NEON figures to capture the full spread of error, which is greater than in the single-site HBEF and Plynlimon experiments. The C:Q relationship for this solute is poor, but correcting back to known observations keeps median error near zero at daily sampling and around -16% at weekly sampling, before degrading sharply at coarser intervals.</w:t>
       </w:r>
     </w:p>
     <w:p>
@@ -7544,7 +8144,7 @@
           <w:color w:val="auto"/>
           <w:sz w:val="18"/>
         </w:rPr>
-        <w:t>10.6084/m9.figshare.24975504</w:t>
+        <w:t>https://doi.org/10.6084/m9.figshare.24975504.v2</w:t>
       </w:r>
       <w:r>
         <w:rPr>

--- a/paper/paper_HESS_draft_v2_claude_final.docx
+++ b/paper/paper_HESS_draft_v2_claude_final.docx
@@ -399,21 +399,16 @@
     <w:p>
       <w:pPr>
         <w:pStyle w:val="Heading1"/>
-        <w:numPr>
-          <w:ilvl w:val="0"/>
-          <w:numId w:val="0"/>
-        </w:numPr>
-        <w:ind w:left="-5"/>
-        <w:rPr>
-          <w:color w:val="auto"/>
-        </w:rPr>
-      </w:pPr>
-      <w:r>
-        <w:rPr>
-          <w:color w:val="auto"/>
-        </w:rPr>
-        <w:lastRenderedPageBreak/>
-        <w:t xml:space="preserve">Data Availability  </w:t>
+        <w:ind w:left="319" w:hanging="334"/>
+        <w:rPr>
+          <w:color w:val="auto"/>
+        </w:rPr>
+      </w:pPr>
+      <w:r>
+        <w:rPr>
+          <w:color w:val="auto"/>
+        </w:rPr>
+        <w:t xml:space="preserve">Introduction </w:t>
       </w:r>
     </w:p>
     <w:p>
@@ -427,78 +422,7 @@
         <w:rPr>
           <w:color w:val="auto"/>
         </w:rPr>
-        <w:t xml:space="preserve">Water chemistry and streamflow data for this paper were sourced from MacroSheds (Vlah et al, </w:t>
-      </w:r>
-    </w:p>
-    <w:p>
-      <w:pPr>
-        <w:spacing w:after="575"/>
-        <w:ind w:left="-5" w:right="365"/>
-        <w:rPr>
-          <w:color w:val="auto"/>
-        </w:rPr>
-      </w:pPr>
-      <w:r>
-        <w:rPr>
-          <w:color w:val="auto"/>
-        </w:rPr>
-        <w:t>2023, macrosheds.org), Hubbard Brook Experimental Forest (</w:t>
-      </w:r>
-      <w:r>
-        <w:rPr>
-          <w:color w:val="auto"/>
-          <w:sz w:val="21"/>
-        </w:rPr>
-        <w:t>Hubbard Brook Watershed Ecosystem Record, 2023</w:t>
-      </w:r>
-      <w:r>
-        <w:rPr>
-          <w:color w:val="auto"/>
-        </w:rPr>
-        <w:t xml:space="preserve">), and Plynlimon Research Catchments (Colin et al., 2012). Versioned code and the underlying dataset and workflow used for the analysis is available at FINAL VERSION LINK</w:t>
-      </w:r>
-      <w:hyperlink r:id="rId8">
-        <w:r>
-          <w:rPr>
-            <w:color w:val="auto"/>
-          </w:rPr>
-          <w:t>.</w:t>
-        </w:r>
-      </w:hyperlink>
-      <w:r>
-        <w:rPr>
-          <w:color w:val="auto"/>
-        </w:rPr>
-        <w:t xml:space="preserve"> Resulting load calculations are hosted publicly at https://doi.org/10.6084/m9.figshare.24975504.v2.  </w:t>
-      </w:r>
-    </w:p>
-    <w:p>
-      <w:pPr>
-        <w:pStyle w:val="Heading1"/>
-        <w:ind w:left="319" w:hanging="334"/>
-        <w:rPr>
-          <w:color w:val="auto"/>
-        </w:rPr>
-      </w:pPr>
-      <w:r>
-        <w:rPr>
-          <w:color w:val="auto"/>
-        </w:rPr>
-        <w:t xml:space="preserve">Introduction </w:t>
-      </w:r>
-    </w:p>
-    <w:p>
-      <w:pPr>
-        <w:ind w:left="-5" w:right="365"/>
-        <w:rPr>
-          <w:color w:val="auto"/>
-        </w:rPr>
-      </w:pPr>
-      <w:r>
-        <w:rPr>
-          <w:color w:val="auto"/>
-        </w:rPr>
-        <w:t xml:space="preserve">Annual stream load is the mass of solutes or sediments that moves past a point in a stream during a water year. Quantifying the magnitude, timing and form of solute exports from watershed ecosystems gives researchers key insights into how a watershed functions as a system—such as a watershed’s capacity to retain nutrients or weather bedrock. In small watersheds with relatively watertight bedrock, researchers can assume that water only leaves the watershed through evaporation, transpiration, or stream discharge (Bormann et al., 1968). If this assumption is met, researchers interested in how nutrients move through ecosystems can measure nutrient inputs from the atmosphere and soil, then measure the outputs of these nutrients in streamflow. The difference between a small watershed’s inputs and outputs  can be used to precisely and accurately estimate critical ecosystem functions, such as nutrient retention (Bormann et al., 1968). For instance, researchers interested in nutrient dynamics rely on estimates of solute export to compare watershed functions in paired catchment studies (such as Bormann et al., 1968; Likens et al., 1970; Likens et al., 2006). Geochemists use load estimates to constrain in-watershed weathering rates (Gaillardet et al, 1999; Maher and Chamberlain, 2014). Land managers and government decision makers rely on—and invest in—accurate estimation of solute loads to write and apply policy, such as fishery management, water treatment, and conservation efforts (Meals et al., 2013; Dodds et al., 2008; Schilling et al., 2017).  However, this kind of chemical accounting relies on accurate estimates of inputs and outputs. </w:t>
+        <w:t xml:space="preserve">Annual stream load is the mass of solutes or sediments that moves past a point in a stream during a water year. Quantifying the magnitude, timing and form of solute exports from watershed ecosystems gives researchers key insights into how a watershed functions as a system—such as a watershed’s capacity to retain nutrients or weather bedrock. In small watersheds with relatively watertight bedrock, researchers can assume that water only leaves the watershed through evaporation, transpiration, or stream discharge (Bormann et al., 1968). If this assumption is met, researchers interested in how nutrients move through ecosystems can measure nutrient inputs from the atmosphere and soil, then measure the outputs of these nutrients in streamflow. The difference between a small watershed’s inputs and outputs  can be used to precisely and accurately estimate critical ecosystem functions, such as nutrient retention (Bormann et al., 1968). For instance, researchers interested in nutrient dynamics rely on estimates of solute export to compare watershed functions in paired catchment studies (such as Bormann et al., 1968; Likens et al., 1970; Likens and Buso, 2006). Geochemists use load estimates to constrain in-watershed weathering rates (Gaillardet et al, 1999; Maher and Chamberlain, 2014). Land managers and government decision makers rely on—and invest in—accurate estimation of solute loads to write and apply policy, such as fishery management, water treatment, and conservation efforts (Meals et al., 2013; Dodds et al., 2009; Schilling et al., 2017).  However, this kind of chemical accounting relies on accurate estimates of inputs and outputs. </w:t>
       </w:r>
     </w:p>
     <w:p>
@@ -866,7 +790,7 @@
         <w:rPr>
           <w:color w:val="auto"/>
         </w:rPr>
-        <w:t xml:space="preserve">Estimating solute loads for studies with infrequent chemical sampling requires the use of models to estimate concentrations between measurements (Kirchner et al., 2004; Pellerin et al., 2014). This introduces uncertainty into truly continuous estimates of load (Richards and Holloway, 1987; Schilling et al., 2017). In recent decades, the technology to monitor water chemistry using high-frequency environmental sensors has become cost-effective enough—for a limited range of solutes and solute proxy measurements—to be measured at the same frequencies at which discharge is modeled (Kirchner et al., 2004; Pellerin et al., 2014). However, for researchers interested in historical solute records or solutes that cannot yet be measured using sensors, there is no single, ideal method for assessing the accuracy and potential bias of load estimates (Richards and Holloway, 1986; Appling et al., 2015; Aulenbach et al., 2016). Moreover, many different methods have been used to compute these estimates (Figure 1), ranging from simple averaging or step functions (Likens et al., 1977) to complex, data-intensive statistical models (Appling et al., 2015; Zhang and Hirsch, 2019). Conflicting estimation methods further challenge confidence in comparing load estimates across sites (Appling et al., 2015; Nava et al., 2019). </w:t>
+        <w:t xml:space="preserve">Estimating solute loads for studies with infrequent chemical sampling requires the use of models to estimate concentrations between measurements (Kirchner et al., 2004; Pellerin et al., 2014). This introduces uncertainty into truly continuous estimates of load (Richards and Holloway, 1987; Schilling et al., 2017). In recent decades, the technology to monitor water chemistry using high-frequency environmental sensors has become cost-effective enough—for a limited range of solutes and solute proxy measurements—to be measured at the same frequencies at which discharge is modeled (Kirchner et al., 2004; Pellerin et al., 2014). However, for researchers interested in historical solute records or solutes that cannot yet be measured using sensors, there is no single, ideal method for assessing the accuracy and potential bias of load estimates (Richards and Holloway, 1987; Appling et al., 2015; Aulenbach et al., 2016). Moreover, many different methods have been used to compute these estimates (Figure 1), ranging from simple averaging or step functions (Likens et al., 1977) to complex, data-intensive statistical models (Appling et al., 2015; Zhang and Hirsch, 2019). Conflicting estimation methods further challenge confidence in comparing load estimates across sites (Appling et al., 2015; Nava et al., 2019). </w:t>
       </w:r>
     </w:p>
     <w:p>
@@ -983,7 +907,7 @@
           <w:color w:val="auto"/>
         </w:rPr>
         <w:lastRenderedPageBreak/>
-        <w:t xml:space="preserve">While some methods are more appropriate than others for a given system and solute, it is impossible to know with confidence what was missed in years with infrequent sampling       (Richards and Holloway, 1986; Appling et al., 2015; Nava et al., 2019). This puts water researchers, especially those interested in macroscale, cross-site comparisons, in a quandary, leading to the core question of this paper: </w:t>
+        <w:t xml:space="preserve">While some methods are more appropriate than others for a given system and solute, it is impossible to know with confidence what was missed in years with infrequent sampling       (Richards and Holloway, 1987; Appling et al., 2015; Nava et al., 2019). This puts water researchers, especially those interested in macroscale, cross-site comparisons, in a quandary, leading to the core question of this paper: </w:t>
       </w:r>
       <w:r>
         <w:rPr>
@@ -1050,7 +974,7 @@
         <w:rPr>
           <w:color w:val="auto"/>
         </w:rPr>
-        <w:t xml:space="preserve">The challenges outlined above are exacerbated when expanding scope from a single site and solute to many of each, where methodologies and sampling frequency can vary substantially. Thus, answering our research question becomes especially important for macrosystem scientists (researchers interested in working across many systems), as they are often unable to rely on the intimate, site-specific knowledge that can inform single-site analyses. While the fundamental problems presented here cannot necessarily be solved, many recent efforts have harmonized previously scattered watershed data. For example, the CAMELS dataset is a compilation of high-quality hydrology, geospatial, and climate data for well-sampled USGS sites (Newman et al., 2014). The work the CAMELS team has done to harmonize and document these data has significantly lightened the repetitive, pre-analysis burden that macrosystem scientists face. </w:t>
+        <w:t xml:space="preserve">The challenges outlined above are exacerbated when expanding scope from a single site and solute to many of each, where methodologies and sampling frequency can vary substantially. Thus, answering our research question becomes especially important for macrosystem scientists (researchers interested in working across many systems), as they are often unable to rely on the intimate, site-specific knowledge that can inform single-site analyses. While the fundamental problems presented here cannot necessarily be solved, many recent efforts have harmonized previously scattered watershed data. For example, the CAMELS dataset is a compilation of high-quality hydrology, geospatial, and climate data for well-sampled USGS sites (Newman et al., 2015). The work the CAMELS team has done to harmonize and document these data has significantly lightened the repetitive, pre-analysis burden that macrosystem scientists face. </w:t>
       </w:r>
     </w:p>
     <w:p>
@@ -1079,7 +1003,7 @@
         <w:rPr>
           <w:color w:val="auto"/>
         </w:rPr>
-        <w:t xml:space="preserve">Many efforts have been taken to improve the accuracy of solute load estimates and provide recommendations for approaches (Richards and Holloway, 1986; Appling et al. 2015; </w:t>
+        <w:t xml:space="preserve">Many efforts have been taken to improve the accuracy of solute load estimates and provide recommendations for approaches (Richards and Holloway, 1987; Appling et al. 2015; </w:t>
       </w:r>
     </w:p>
     <w:p>
@@ -1093,7 +1017,7 @@
         <w:rPr>
           <w:color w:val="auto"/>
         </w:rPr>
-        <w:t xml:space="preserve">Aulenbach et al., 2016; Shilling et al., 2017; etc.), but those efforts have either focused on large watersheds (Pellerin et al., 2014, Appling et al., 2016; Schilling et al., 2017) or on choosing the best method possible for a given time series (Richards and Holloway, 1986; Aulenbach et al., 2016). While both areas of research are deeply important for the field at large, they do not clearly delineate when load estimates can be used in cross-site comparisons. Additionally, robust statistical methods have been developed, such as the USGS’s Weighted Regressions on Time, Discharge, and Season (WRTDS) tool (Hirsch et al., 2010) that accurately model loads at sites with at least decadal records (Hirsch et al., 2010). However, these methods require sizable amounts of data and site-specific tuning and model generation that may be prohibitively time consuming across large, spatially diverse datasets. Recent work (Smits et al., 2025) has highlighted how differing underlying study design, data quality, and ease of access hinder synthesis science. This study seeks to make more data useable for synthesis science with three goals:  </w:t>
+        <w:t xml:space="preserve">Aulenbach et al., 2016; Schilling et al., 2017), but those efforts have either focused on large watersheds (Pellerin et al., 2014, Appling et al., 2015; Schilling et al., 2017) or on choosing the best method possible for a given time series (Richards and Holloway, 1987; Aulenbach et al., 2016). While both areas of research are deeply important for the field at large, they do not clearly delineate when load estimates can be used in cross-site comparisons. Additionally, robust statistical methods have been developed, such as the USGS’s Weighted Regressions on Time, Discharge, and Season (WRTDS) tool (Hirsch et al., 2010) that accurately model loads at sites with at least decadal records (Hirsch et al., 2010). However, these methods require sizable amounts of data and site-specific tuning and model generation that may be prohibitively time consuming across large, spatially diverse datasets. Recent work (Smits et al., 2025) has highlighted how differing underlying study design, data quality, and ease of access hinder synthesis science. This study seeks to make more data useable for synthesis science with three goals:  </w:t>
       </w:r>
     </w:p>
     <w:p>
@@ -1522,7 +1446,7 @@
         <w:rPr>
           <w:color w:val="auto"/>
         </w:rPr>
-        <w:t xml:space="preserve"> the streamflow in L/s. Due to its simplicity, linear interpolation is commonly used in studies, especially where load estimation methods are not the focus. The method has been shown to work well for frequently sampled time series (Appling et al., 2015) and in time series where concentrations are highly autocorrelated (Aulenbauch et al., 2016). For example, this approach has been used to estimate fluxes of nutrients and suspended sediments in the Santa Ynez Mountains (Coombs and Melack, 2012) and in describing solute export from catchments in the Bonanza Creek LTER study site (Petrone et al., 2006). We used the “RiverLoad” R package’s      “method6” function to apply linear interpolation (Nava et al., 2019).  </w:t>
+        <w:t xml:space="preserve"> the streamflow in L/s. The summed product is divided by watershed area to give the areal load in kg/ha/year. Due to its simplicity, linear interpolation is commonly used in studies, especially where load estimation methods are not the focus. The method has been shown to work well for frequently sampled time series (Appling et al., 2015) and in time series where concentrations are highly autocorrelated (Aulenbach et al., 2016). For example, this approach has been used to estimate fluxes of nutrients and suspended sediments in the Santa Ynez Mountains (Coombs and Melack, 2013) and in describing solute export from catchments in the Bonanza Creek LTER study site (Petrone et al., 2006). We used the “RiverLoad” R package’s      “method6” function to apply linear interpolation (Nava et al., 2019).  </w:t>
       </w:r>
     </w:p>
     <w:p>
@@ -3776,7 +3700,7 @@
         <w:rPr>
           <w:color w:val="auto"/>
         </w:rPr>
-        <w:t xml:space="preserve">MacroSheds is a synthesis dataset of long-term biogeochemical, hydroclimatic, and geospatial data from small watershed ecosystem studies. The full dataset is available to the public at https://portal.edirepository.org/nis/mapbrowse?scope=edi&amp;identifier=1262&amp;revision=1 and the latest version is linked at macrosheds.org. The dataset includes harmonized data from 93 federally funded watershed studies from across the United States (Vlah et al., 2023).</w:t>
+        <w:t xml:space="preserve">MacroSheds is a synthesis dataset of long-term biogeochemical, hydroclimatic, and geospatial data from small watershed ecosystem studies. The full dataset is available to the public at https://portal.edirepository.org/nis/mapbrowse?scope=edi&amp;identifier=1262&amp;revision=1, the revision used here; the latest version is linked at macrosheds.org. The dataset includes harmonized data from 93 federally funded watershed studies from across the United States (Vlah et al., 2023).</w:t>
       </w:r>
     </w:p>
     <w:p>
@@ -4876,12 +4800,12 @@
     </w:p>
     <w:p>
       <w:r>
-        <w:t xml:space="preserve">We tested conductivity at six first-order NEON sites (COMO, CUPE, KING, MAYF, TECR, WALK) and turbidity at five of these (all except COMO) across multiple water years (Table 1). Conductivity results (Figures a1–a4) broadly confirmed the patterns observed at HBEF and Plynlimon: the composite and rating methods performed well across sampling frequencies, benefiting from the generally strong C:Q relationships typical of conductivity. The Beale ratio estimator produced unbiased but high-variance estimates. Linear interpolation was effective with sub-weekly data but showed large errors at coarser frequencies, particularly at sites with variable discharge such as COMO, a snowmelt-dominated system in Colorado.</w:t>
-      </w:r>
-    </w:p>
-    <w:p>
-      <w:r>
-        <w:t xml:space="preserve">Turbidity results (Figures a5–a8) revealed a markedly different pattern. All methods struggled to maintain accuracy once data were coarsened beyond a few days, with errors frequently exceeding 50% at biweekly or coarser sampling. This poor performance was driven by high variance in turbidity concentrations and weak C:Q relationships, which left little exploitable structure for any estimation method. Even the composite method, which performed well for conductivity and the HBEF/Plynlimon solutes, could not reliably reduce errors below 20% for turbidity at most sites with coarser-than-weekly sampling.</w:t>
+        <w:t xml:space="preserve">We tested conductivity at six first-order NEON sites (COMO, CUPE, KING, MAYF, TECR, WALK) and turbidity at five of these (all except COMO) across multiple water years (Table 1). Conductivity results (Figures A1–A4) broadly confirmed the patterns observed at HBEF and Plynlimon: the composite and rating methods performed well across sampling frequencies, benefiting from the generally strong C:Q relationships typical of conductivity. The Beale ratio estimator produced unbiased but high-variance estimates. Linear interpolation was effective with sub-weekly data but showed large errors at coarser frequencies, particularly at sites with variable discharge such as COMO, a snowmelt-dominated system in Colorado.</w:t>
+      </w:r>
+    </w:p>
+    <w:p>
+      <w:r>
+        <w:t xml:space="preserve">Turbidity results (Figures A5–A8) revealed a markedly different pattern. All methods struggled to maintain accuracy once data were coarsened beyond a few days, with errors frequently exceeding 50% at biweekly or coarser sampling. This poor performance was driven by high variance in turbidity concentrations and weak C:Q relationships, which left little exploitable structure for any estimation method. Even the composite method, which performed well for conductivity and the HBEF/Plynlimon solutes, could not reliably reduce errors below 20% for turbidity at most sites with coarser-than-weekly sampling.</w:t>
       </w:r>
     </w:p>
     <w:p>
@@ -4917,7 +4841,7 @@
         <w:rPr>
           <w:color w:val="auto"/>
         </w:rPr>
-        <w:t xml:space="preserve">Applying our estimation methods to the MacroSheds dataset generated 133,425 load estimates across 146 sites and 100 solutes. After filtering for minimum sampling frequency and adequate discharge coverage, 26,685 site-solute-years met quality thresholds for reliable flux estimation. Distributions of annual solute loads of nitrate (as nitrogen) and calcium are shown in the Appendix as Figure a9. The complete load calculations from each solute and site-year of MacroSheds data are available at https://doi.org/10.6084/m9.figshare.24975504.v2. </w:t>
+        <w:t xml:space="preserve">Applying our estimation methods to the MacroSheds dataset generated 133,425 load estimates across 146 sites and 100 solutes. After filtering for minimum sampling frequency and adequate discharge coverage, 26,685 site-solute-years met quality thresholds for reliable flux estimation. Distributions of annual solute loads of nitrate (as nitrogen) and calcium are shown in the Appendix as Figure A9, with the corresponding distribution of recommended-method estimates in Figure A10 and the spread between methods in Figure A11. The complete load calculations from each solute and site-year of MacroSheds data are available at https://doi.org/10.6084/m9.figshare.24975504.v2. </w:t>
       </w:r>
     </w:p>
     <w:p>
@@ -4954,7 +4878,7 @@
         <w:rPr>
           <w:color w:val="auto"/>
         </w:rPr>
-        <w:t xml:space="preserve">Estimates computed from routine grab samples agreed with the sensor-derived reference across the five overlapping water years (Figure 11). The recommended method tracked the sensor record with an R-squared of 0.79 and a slope of 1.15 ± 0.34 (p = 0.04), but averaged about 16% above the sensor-derived load. The rating method and Beale ratio estimator fell closest to the reference, within about 1%, while the composite method averaged about 21% high and linear interpolation about 3% high.</w:t>
+        <w:t xml:space="preserve">Estimates computed from routine grab samples agreed with the sensor-derived reference across the five overlapping water years (Figure 11). The recommended method tracked the sensor record with an R-squared of 0.79 and a slope of 1.15 ± 0.34 (p = 0.04), but averaged about 16% above the sensor-derived load. The rating method and Beale ratio estimator fell closest to the reference, within about 1%, while the composite method averaged about 21% high and linear interpolation about 3% high. The same comparison is shown as an annual time series in Figure A12.</w:t>
       </w:r>
     </w:p>
     <w:p>
@@ -5208,7 +5132,7 @@
         <w:rPr>
           <w:color w:val="auto"/>
         </w:rPr>
-        <w:t xml:space="preserve">Our efforts also highlight several important challenges for scientists working with load estimates. First, method selection is critically important for accurate load estimation. The results of our data coarsening experiment (Figures 7-10 and Figures a1-a8) clearly show that, especially at coarse sampling intervals, method selection may influence estimate accuracy by more than 30 percent, and by over 70 percent for solutes with weak C:Q relationships such as turbidity. Therefore, load estimates provided without documentation of the underlying methodology should be treated with great caution or should be recomputed from chemistry and discharge using tools like the “RiverLoad” and “MacroSheds” R packages. By extension, these findings suggest that load estimate data providers should always release underlying concentration and discharge data. </w:t>
+        <w:t xml:space="preserve">Our efforts also highlight several important challenges for scientists working with load estimates. First, method selection is critically important for accurate load estimation. The results of our data coarsening experiment (Figures 7-10 and Figures A1-A8) clearly show that, especially at coarse sampling intervals, method selection may influence estimate accuracy by more than 30 percent, and by over 70 percent for solutes with weak C:Q relationships such as turbidity. Therefore, load estimates provided without documentation of the underlying methodology should be treated with great caution or should be recomputed from chemistry and discharge using tools like the “RiverLoad” and “MacroSheds” R packages. By extension, these findings suggest that load estimate data providers should always release underlying concentration and discharge data. </w:t>
       </w:r>
     </w:p>
     <w:p>
@@ -5664,6 +5588,82 @@
     <w:p>
       <w:pPr>
         <w:pStyle w:val="Heading1"/>
+        <w:numPr>
+          <w:ilvl w:val="0"/>
+          <w:numId w:val="0"/>
+        </w:numPr>
+        <w:ind w:left="-5"/>
+        <w:rPr>
+          <w:color w:val="auto"/>
+        </w:rPr>
+      </w:pPr>
+      <w:r>
+        <w:rPr>
+          <w:color w:val="auto"/>
+        </w:rPr>
+        <w:lastRenderedPageBreak/>
+        <w:t xml:space="preserve">Data Availability  </w:t>
+      </w:r>
+    </w:p>
+    <w:p>
+      <w:pPr>
+        <w:ind w:left="-5" w:right="365"/>
+        <w:rPr>
+          <w:color w:val="auto"/>
+        </w:rPr>
+      </w:pPr>
+      <w:r>
+        <w:rPr>
+          <w:color w:val="auto"/>
+        </w:rPr>
+        <w:t xml:space="preserve">Water chemistry and streamflow data for this paper were sourced from MacroSheds (Vlah et al, </w:t>
+      </w:r>
+    </w:p>
+    <w:p>
+      <w:pPr>
+        <w:spacing w:after="575"/>
+        <w:ind w:left="-5" w:right="365"/>
+        <w:rPr>
+          <w:color w:val="auto"/>
+        </w:rPr>
+      </w:pPr>
+      <w:r>
+        <w:rPr>
+          <w:color w:val="auto"/>
+        </w:rPr>
+        <w:t>2023, macrosheds.org), Hubbard Brook Experimental Forest (</w:t>
+      </w:r>
+      <w:r>
+        <w:rPr>
+          <w:color w:val="auto"/>
+          <w:sz w:val="21"/>
+        </w:rPr>
+        <w:t>Hubbard Brook Watershed Ecosystem Record, 2023</w:t>
+      </w:r>
+      <w:r>
+        <w:rPr>
+          <w:color w:val="auto"/>
+        </w:rPr>
+        <w:t xml:space="preserve">), and Plynlimon Research Catchments (Colin et al., 2012). Versioned code and the underlying dataset and workflow used for the analysis is available at FINAL VERSION LINK</w:t>
+      </w:r>
+      <w:hyperlink r:id="rId8">
+        <w:r>
+          <w:rPr>
+            <w:color w:val="auto"/>
+          </w:rPr>
+          <w:t>.</w:t>
+        </w:r>
+      </w:hyperlink>
+      <w:r>
+        <w:rPr>
+          <w:color w:val="auto"/>
+        </w:rPr>
+        <w:t xml:space="preserve"> Resulting load calculations are hosted publicly at https://doi.org/10.6084/m9.figshare.24975504.v2.  </w:t>
+      </w:r>
+    </w:p>
+    <w:p>
+      <w:pPr>
+        <w:pStyle w:val="Heading1"/>
         <w:spacing w:after="142"/>
         <w:ind w:left="319" w:hanging="334"/>
         <w:rPr>
@@ -6441,45 +6441,6 @@
           <w:color w:val="auto"/>
         </w:rPr>
         <w:t>Likens, G. E., Bormann, F. H., Johnson, N. M., Fisher, D. W., &amp; Pierce, R. S. (1970). Effects of Forest Cutting and Herbicide Treatment on Nutrient Budgets in the Hubbard Brook Watershed</w:t>
-      </w:r>
-      <w:r>
-        <w:rPr>
-          <w:noProof/>
-          <w:color w:val="auto"/>
-        </w:rPr>
-        <w:drawing>
-          <wp:inline distT="0" distB="0" distL="0" distR="0" ns5:anchorId="66E9D5FD" ns5:editId="33C32773">
-            <wp:extent cx="36576" cy="15240"/>
-            <wp:effectExtent l="0" t="0" r="0" b="0"/>
-            <wp:docPr id="46316" name="Picture 46316"/>
-            <wp:cNvGraphicFramePr/>
-            <a:graphic>
-              <a:graphicData uri="http://schemas.openxmlformats.org/drawingml/2006/picture">
-                <pic:pic>
-                  <pic:nvPicPr>
-                    <pic:cNvPr id="46316" name="Picture 46316"/>
-                    <pic:cNvPicPr/>
-                  </pic:nvPicPr>
-                  <pic:blipFill>
-                    <a:blip r:embed="rId41"/>
-                    <a:stretch>
-                      <a:fillRect/>
-                    </a:stretch>
-                  </pic:blipFill>
-                  <pic:spPr>
-                    <a:xfrm>
-                      <a:off x="0" y="0"/>
-                      <a:ext cx="36576" cy="15240"/>
-                    </a:xfrm>
-                    <a:prstGeom prst="rect">
-                      <a:avLst/>
-                    </a:prstGeom>
-                  </pic:spPr>
-                </pic:pic>
-              </a:graphicData>
-            </a:graphic>
-          </wp:inline>
-        </w:drawing>
       </w:r>
       <w:r>
         <w:rPr>
@@ -7334,7 +7295,7 @@
           <w:color w:val="auto"/>
         </w:rPr>
         <w:lastRenderedPageBreak/>
-        <w:t>Appendix</w:t>
+        <w:t>Appendix A</w:t>
       </w:r>
     </w:p>
     <w:p>
@@ -7412,7 +7373,7 @@
         <w:rPr>
           <w:color w:val="auto"/>
         </w:rPr>
-        <w:t xml:space="preserve">Figure a1: Results from the linear interpolation method applied  to artificially coarsened, high-frequency sensor time series of conductivity taken from six NEON sites. Percent error of estimated annual load from the “true” load, calculated using the full time series, is on the y-axis. Coarsened data frequency is on the x-axis. The solid line indicates the median error for that frequency, with thin lines indicating minimum and maximum. Error within 5% of truth is shaded in green and within 20% in yellow. Note that the y-axis range varies between NEON figures to capture the full spread of error, which is greater than in the single-site HBEF and Plynlimon experiments. Note that linear interpolation is prone to high errors at the COMO and WALK sites. </w:t>
+        <w:t xml:space="preserve">Figure A1: Results from the linear interpolation method applied  to artificially coarsened, high-frequency sensor time series of conductivity taken from six NEON sites. Percent error of estimated annual load from the “true” load, calculated using the full time series, is on the y-axis. Coarsened data frequency is on the x-axis. The solid line indicates the median error for that frequency, with thin lines indicating minimum and maximum. Error within 5% of truth is shaded in green and within 20% in yellow. Note that the y-axis range varies between NEON figures to capture the full spread of error, which is greater than in the single-site HBEF and Plynlimon experiments. Note that linear interpolation is prone to high errors at the COMO and WALK sites. </w:t>
       </w:r>
     </w:p>
     <w:p>
@@ -7499,7 +7460,7 @@
         <w:rPr>
           <w:color w:val="auto"/>
         </w:rPr>
-        <w:t xml:space="preserve">Figure a2: Results from the Beale ratio method applied to artificially coarsened, high-frequency sensor time series of conductivity taken from six NEON sites. Percent error of estimated annual load from the “true” load, calculated using the full time series, is on the y-axis. Coarsened data frequency is on the x-axis. The solid line indicates the median error for that frequency, with thin lines indicating minimum and maximum. Error within 5% of truth is shaded in green and within 20% in yellow. Note that the y-axis range varies between NEON figures to capture the full spread of error, which is greater than in the single-site HBEF and Plynlimon experiments. The Beale method is effective at computing unbiased loads across a range of conditions. </w:t>
+        <w:t xml:space="preserve">Figure A2: Results from the Beale ratio method applied to artificially coarsened, high-frequency sensor time series of conductivity taken from six NEON sites. Percent error of estimated annual load from the “true” load, calculated using the full time series, is on the y-axis. Coarsened data frequency is on the x-axis. The solid line indicates the median error for that frequency, with thin lines indicating minimum and maximum. Error within 5% of truth is shaded in green and within 20% in yellow. Note that the y-axis range varies between NEON figures to capture the full spread of error, which is greater than in the single-site HBEF and Plynlimon experiments. The Beale method is effective at computing unbiased loads across a range of conditions. </w:t>
       </w:r>
     </w:p>
     <w:p>
@@ -7595,7 +7556,7 @@
         <w:rPr>
           <w:color w:val="auto"/>
         </w:rPr>
-        <w:t xml:space="preserve">Figure a3: Results from the rating method applied to artificially coarsened, high-frequency sensor time series of conductivity taken from six NEON sites. Percent error of estimated annual load from the “true” load, calculated using the full time series, is on the y-axis. Coarsened data frequency is on the x-axis. The solid line indicates the median error for that frequency, with thin lines indicating minimum and maximum. Error within 5% of truth is shaded in green and within 20% in yellow. Note that the y-axis range varies between NEON figures to capture the full spread of error, which is greater than in the single-site HBEF and Plynlimon experiments. The highly informative C:Q relationships common to conductivity yield high accuracies, even with coarse sampling frequencies.  </w:t>
+        <w:t xml:space="preserve">Figure A3: Results from the rating method applied to artificially coarsened, high-frequency sensor time series of conductivity taken from six NEON sites. Percent error of estimated annual load from the “true” load, calculated using the full time series, is on the y-axis. Coarsened data frequency is on the x-axis. The solid line indicates the median error for that frequency, with thin lines indicating minimum and maximum. Error within 5% of truth is shaded in green and within 20% in yellow. Note that the y-axis range varies between NEON figures to capture the full spread of error, which is greater than in the single-site HBEF and Plynlimon experiments. The highly informative C:Q relationships common to conductivity yield high accuracies, even with coarse sampling frequencies.  </w:t>
       </w:r>
     </w:p>
     <w:p>
@@ -7687,7 +7648,7 @@
         <w:rPr>
           <w:color w:val="auto"/>
         </w:rPr>
-        <w:t xml:space="preserve">Figure a4: Results from composite method applied to artificially coarsened, high-frequency sensor time series of conductivity taken from six NEON sites. Percent error of estimated annual load from the “true” load, calculated using the full time series, is on the y-axis. Coarsened data frequency is on the x-axis. The solid line indicates the median error for that frequency, with thin lines indicating minimum and maximum. Error within 5% of truth is shaded in green and within 20% in yellow. Note that the y-axis range varies between NEON figures to capture the full spread of error, which is greater than in the single-site HBEF and Plynlimon experiments. The composite method shows similar results to the rating method (Figure a3), with the lowest median error of any method at monthly sampling, though the two are comparable in spread at the coarsest frequencies. </w:t>
+        <w:t xml:space="preserve">Figure A4: Results from composite method applied to artificially coarsened, high-frequency sensor time series of conductivity taken from six NEON sites. Percent error of estimated annual load from the “true” load, calculated using the full time series, is on the y-axis. Coarsened data frequency is on the x-axis. The solid line indicates the median error for that frequency, with thin lines indicating minimum and maximum. Error within 5% of truth is shaded in green and within 20% in yellow. Note that the y-axis range varies between NEON figures to capture the full spread of error, which is greater than in the single-site HBEF and Plynlimon experiments. The composite method shows similar results to the rating method (Figure A3), with the lowest median error of any method at monthly sampling, though the two are comparable in spread at the coarsest frequencies. </w:t>
       </w:r>
     </w:p>
     <w:p>
@@ -7780,7 +7741,7 @@
         <w:rPr>
           <w:color w:val="auto"/>
         </w:rPr>
-        <w:t xml:space="preserve">Figure a5: Results from the linear interpolation method applied to artificially coarsened, high-frequency sensor time series of turbidity taken from five NEON sites. Percent error of estimated annual load from the “true” load, calculated using the full time series, is on the y-axis. Coarsened data frequency is on the x-axis. The solid line indicates the median error for that frequency, with thin lines indicating minimum and maximum. Error within 5% of truth is shaded in green and within 20% in yellow. Note that the y-axis range varies between NEON figures to capture the full spread of error, which is greater than in the single-site HBEF and Plynlimon experiments. Linear interpolation does a poor job of handling the variability in turbidity data, yielding large errors.</w:t>
+        <w:t xml:space="preserve">Figure A5: Results from the linear interpolation method applied to artificially coarsened, high-frequency sensor time series of turbidity taken from five NEON sites. Percent error of estimated annual load from the “true” load, calculated using the full time series, is on the y-axis. Coarsened data frequency is on the x-axis. The solid line indicates the median error for that frequency, with thin lines indicating minimum and maximum. Error within 5% of truth is shaded in green and within 20% in yellow. Note that the y-axis range varies between NEON figures to capture the full spread of error, which is greater than in the single-site HBEF and Plynlimon experiments. Linear interpolation does a poor job of handling the variability in turbidity data, yielding large errors.</w:t>
       </w:r>
     </w:p>
     <w:p>
@@ -7872,7 +7833,7 @@
         <w:rPr>
           <w:color w:val="auto"/>
         </w:rPr>
-        <w:t xml:space="preserve">Figure a6: Results from the Beale ratio method applied to artificially coarsened, high-frequency sensor time series of turbidity taken from five NEON sites. Percent error of estimated annual load from the “true” load, calculated using the full time series, is on the y-axis. Coarsened data frequency is on the x-axis. The solid line indicates the median error for that frequency, with thin lines indicating minimum and maximum. Error within 5% of truth is shaded in green and within 20% in yellow. Note that the y-axis range varies between NEON figures to capture the full spread of error, which is greater than in the single-site HBEF and Plynlimon experiments. The Beale ratio estimator is the least biased of the four methods at weekly sampling, but it is not robust to the variability in turbidity: its median error reaches about -41% at monthly sampling, and over half of repetitions exceed 50% error at biweekly or coarser intervals.</w:t>
+        <w:t xml:space="preserve">Figure A6: Results from the Beale ratio method applied to artificially coarsened, high-frequency sensor time series of turbidity taken from five NEON sites. Percent error of estimated annual load from the “true” load, calculated using the full time series, is on the y-axis. Coarsened data frequency is on the x-axis. The solid line indicates the median error for that frequency, with thin lines indicating minimum and maximum. Error within 5% of truth is shaded in green and within 20% in yellow. Note that the y-axis range varies between NEON figures to capture the full spread of error, which is greater than in the single-site HBEF and Plynlimon experiments. The Beale ratio estimator is the least biased of the four methods at weekly sampling, but it is not robust to the variability in turbidity: its median error reaches about -41% at monthly sampling, and over half of repetitions exceed 50% error at biweekly or coarser intervals.</w:t>
       </w:r>
     </w:p>
     <w:p>
@@ -7950,7 +7911,7 @@
         <w:rPr>
           <w:color w:val="auto"/>
         </w:rPr>
-        <w:t xml:space="preserve">Figure a7: Results from the rating method applied to artificially coarsened, high-frequency sensor time series of turbidity taken from five NEON sites. Percent error of estimated annual load from the “true” load, calculated using the full time series, is on the y-axis. Coarsened data frequency is on the x-axis. The solid line indicates the median error for that frequency, with thin lines indicating minimum and maximum. Error within 5% of truth is shaded in green and within 20% in yellow. Note that the y-axis range varies between NEON figures to capture the full spread of error, which is greater than in the single-site HBEF and Plynlimon experiments. The C:Q relationship for this solute is poor, making the uncorrected rating approach ineffective.</w:t>
+        <w:t xml:space="preserve">Figure A7: Results from the rating method applied to artificially coarsened, high-frequency sensor time series of turbidity taken from five NEON sites. Percent error of estimated annual load from the “true” load, calculated using the full time series, is on the y-axis. Coarsened data frequency is on the x-axis. The solid line indicates the median error for that frequency, with thin lines indicating minimum and maximum. Error within 5% of truth is shaded in green and within 20% in yellow. Note that the y-axis range varies between NEON figures to capture the full spread of error, which is greater than in the single-site HBEF and Plynlimon experiments. The C:Q relationship for this solute is poor, making the uncorrected rating approach ineffective.</w:t>
       </w:r>
     </w:p>
     <w:p>
@@ -8046,7 +8007,7 @@
           <w:sz w:val="18"/>
           <w:szCs w:val="18"/>
         </w:rPr>
-        <w:t xml:space="preserve">Figure a8: Results from the composite method applied to artificially coarsened, high-frequency sensor time series of turbidity taken from five NEON sites. Percent error of estimated annual load from the “true” load, calculated using the full time series, is on the y-axis. Coarsened data frequency is on the x-axis. The solid line indicates the median error for that frequency, with thin lines indicating minimum and maximum. Error within 5% of truth is shaded in green and within 20% in yellow. Note that the y-axis range varies between NEON figures to capture the full spread of error, which is greater than in the single-site HBEF and Plynlimon experiments. The C:Q relationship for this solute is poor, but correcting back to known observations keeps median error near zero at daily sampling and around -16% at weekly sampling, before degrading sharply at coarser intervals.</w:t>
+        <w:t xml:space="preserve">Figure A8: Results from the composite method applied to artificially coarsened, high-frequency sensor time series of turbidity taken from five NEON sites. Percent error of estimated annual load from the “true” load, calculated using the full time series, is on the y-axis. Coarsened data frequency is on the x-axis. The solid line indicates the median error for that frequency, with thin lines indicating minimum and maximum. Error within 5% of truth is shaded in green and within 20% in yellow. Note that the y-axis range varies between NEON figures to capture the full spread of error, which is greater than in the single-site HBEF and Plynlimon experiments. The C:Q relationship for this solute is poor, but correcting back to known observations keeps median error near zero at daily sampling and around -16% at weekly sampling, before degrading sharply at coarser intervals.</w:t>
       </w:r>
     </w:p>
     <w:p>
@@ -8137,7 +8098,7 @@
           <w:color w:val="auto"/>
           <w:sz w:val="18"/>
         </w:rPr>
-        <w:t xml:space="preserve">Figure a9: Histograms of annual calcium and nitrate-N load estimates in the MacroSheds dataset. The complete load calculations from each solute and site-year of MacroSheds data are available at </w:t>
+        <w:t xml:space="preserve">Figure A9: Histograms of annual calcium and nitrate-N load estimates in the MacroSheds dataset. The complete load calculations from each solute and site-year of MacroSheds data are available at </w:t>
       </w:r>
       <w:r>
         <w:rPr>
@@ -8188,6 +8149,243 @@
       <w:lnNumType w:countBy="1" w:restart="continuous"/>
       <w:cols w:space="720"/>
     </w:sectPr>
+    <w:p>
+      <w:pPr>
+        <w:spacing w:after="146" w:line="259" w:lineRule="auto"/>
+        <w:ind w:left="0" w:right="315" w:firstLine="0"/>
+        <w:jc w:val="center"/>
+        <w:rPr>
+          <w:color w:val="auto"/>
+        </w:rPr>
+      </w:pPr>
+      <w:r>
+        <w:rPr>
+          <w:noProof/>
+          <w:color w:val="auto"/>
+        </w:rPr>
+        <w:drawing>
+          <wp:inline distT="0" distB="0" distL="0" distR="0" ns5:anchorId="000DBBA1" ns5:editId="000DBC05">
+            <wp:extent cx="5267325" cy="3255232"/>
+            <wp:effectExtent l="0" t="0" r="0" b="0"/>
+            <wp:docPr id="900001" name="Picture 1"/>
+            <wp:cNvGraphicFramePr>
+              <a:graphicFrameLocks noChangeAspect="1"/>
+            </wp:cNvGraphicFramePr>
+            <a:graphic>
+              <a:graphicData uri="http://schemas.openxmlformats.org/drawingml/2006/picture">
+                <pic:pic>
+                  <pic:nvPicPr>
+                    <pic:cNvPr id="0" name="Picture 1"/>
+                    <pic:cNvPicPr>
+                      <a:picLocks noChangeAspect="1" noChangeArrowheads="1"/>
+                    </pic:cNvPicPr>
+                  </pic:nvPicPr>
+                  <pic:blipFill>
+                    <a:blip r:embed="rId57" cstate="print">
+                      <a:extLst>
+                        <a:ext uri="{28A0092B-C50C-407E-A947-70E740481C1C}">
+                          <ns11:useLocalDpi val="0"/>
+                        </a:ext>
+                      </a:extLst>
+                    </a:blip>
+                    <a:srcRect/>
+                    <a:stretch>
+                      <a:fillRect/>
+                    </a:stretch>
+                  </pic:blipFill>
+                  <pic:spPr bwMode="auto">
+                    <a:xfrm>
+                      <a:off x="0" y="0"/>
+                      <a:ext cx="5267325" cy="3255232"/>
+                    </a:xfrm>
+                    <a:prstGeom prst="rect">
+                      <a:avLst/>
+                    </a:prstGeom>
+                    <a:noFill/>
+                    <a:ln>
+                      <a:noFill/>
+                    </a:ln>
+                  </pic:spPr>
+                </pic:pic>
+              </a:graphicData>
+            </a:graphic>
+          </wp:inline>
+        </w:drawing>
+      </w:r>
+    </w:p>
+    <w:p>
+      <w:pPr>
+        <w:spacing w:after="601" w:line="250" w:lineRule="auto"/>
+        <w:ind w:left="-5" w:right="364"/>
+        <w:rPr>
+          <w:color w:val="auto"/>
+        </w:rPr>
+      </w:pPr>
+      <w:r>
+        <w:rPr>
+          <w:color w:val="auto"/>
+        </w:rPr>
+        <w:t xml:space="preserve">Figure A10: Distribution of annual load estimates for calcium and nitrate (as nitrogen) across the MacroSheds dataset, using the method recommended by our application of the Aulenbach et al. (2016) framework for each solute site-year.</w:t>
+      </w:r>
+    </w:p>
+    <w:p>
+      <w:pPr>
+        <w:spacing w:after="146" w:line="259" w:lineRule="auto"/>
+        <w:ind w:left="0" w:right="315" w:firstLine="0"/>
+        <w:jc w:val="center"/>
+        <w:rPr>
+          <w:color w:val="auto"/>
+        </w:rPr>
+      </w:pPr>
+      <w:r>
+        <w:rPr>
+          <w:noProof/>
+          <w:color w:val="auto"/>
+        </w:rPr>
+        <w:drawing>
+          <wp:inline distT="0" distB="0" distL="0" distR="0" ns5:anchorId="000DBBA2" ns5:editId="000DBC06">
+            <wp:extent cx="5267325" cy="3255232"/>
+            <wp:effectExtent l="0" t="0" r="0" b="0"/>
+            <wp:docPr id="900002" name="Picture 2"/>
+            <wp:cNvGraphicFramePr>
+              <a:graphicFrameLocks noChangeAspect="1"/>
+            </wp:cNvGraphicFramePr>
+            <a:graphic>
+              <a:graphicData uri="http://schemas.openxmlformats.org/drawingml/2006/picture">
+                <pic:pic>
+                  <pic:nvPicPr>
+                    <pic:cNvPr id="0" name="Picture 1"/>
+                    <pic:cNvPicPr>
+                      <a:picLocks noChangeAspect="1" noChangeArrowheads="1"/>
+                    </pic:cNvPicPr>
+                  </pic:nvPicPr>
+                  <pic:blipFill>
+                    <a:blip r:embed="rId58" cstate="print">
+                      <a:extLst>
+                        <a:ext uri="{28A0092B-C50C-407E-A947-70E740481C1C}">
+                          <ns11:useLocalDpi val="0"/>
+                        </a:ext>
+                      </a:extLst>
+                    </a:blip>
+                    <a:srcRect/>
+                    <a:stretch>
+                      <a:fillRect/>
+                    </a:stretch>
+                  </pic:blipFill>
+                  <pic:spPr bwMode="auto">
+                    <a:xfrm>
+                      <a:off x="0" y="0"/>
+                      <a:ext cx="5267325" cy="3255232"/>
+                    </a:xfrm>
+                    <a:prstGeom prst="rect">
+                      <a:avLst/>
+                    </a:prstGeom>
+                    <a:noFill/>
+                    <a:ln>
+                      <a:noFill/>
+                    </a:ln>
+                  </pic:spPr>
+                </pic:pic>
+              </a:graphicData>
+            </a:graphic>
+          </wp:inline>
+        </w:drawing>
+      </w:r>
+    </w:p>
+    <w:p>
+      <w:pPr>
+        <w:spacing w:after="601" w:line="250" w:lineRule="auto"/>
+        <w:ind w:left="-5" w:right="364"/>
+        <w:rPr>
+          <w:color w:val="auto"/>
+        </w:rPr>
+      </w:pPr>
+      <w:r>
+        <w:rPr>
+          <w:color w:val="auto"/>
+        </w:rPr>
+        <w:t xml:space="preserve">Figure A11: Percentage spread between the highest and lowest load estimation methods for each calcium and nitrate solute site-year in the MacroSheds dataset, expressed relative to the midpoint of the two and shown on a log scale. Larger values indicate the solute years where the choice of method matters most.</w:t>
+      </w:r>
+    </w:p>
+    <w:p>
+      <w:pPr>
+        <w:spacing w:after="146" w:line="259" w:lineRule="auto"/>
+        <w:ind w:left="0" w:right="315" w:firstLine="0"/>
+        <w:jc w:val="center"/>
+        <w:rPr>
+          <w:color w:val="auto"/>
+        </w:rPr>
+      </w:pPr>
+      <w:r>
+        <w:rPr>
+          <w:noProof/>
+          <w:color w:val="auto"/>
+        </w:rPr>
+        <w:drawing>
+          <wp:inline distT="0" distB="0" distL="0" distR="0" ns5:anchorId="000DBBA3" ns5:editId="000DBC07">
+            <wp:extent cx="5267325" cy="3255232"/>
+            <wp:effectExtent l="0" t="0" r="0" b="0"/>
+            <wp:docPr id="900003" name="Picture 3"/>
+            <wp:cNvGraphicFramePr>
+              <a:graphicFrameLocks noChangeAspect="1"/>
+            </wp:cNvGraphicFramePr>
+            <a:graphic>
+              <a:graphicData uri="http://schemas.openxmlformats.org/drawingml/2006/picture">
+                <pic:pic>
+                  <pic:nvPicPr>
+                    <pic:cNvPr id="0" name="Picture 1"/>
+                    <pic:cNvPicPr>
+                      <a:picLocks noChangeAspect="1" noChangeArrowheads="1"/>
+                    </pic:cNvPicPr>
+                  </pic:nvPicPr>
+                  <pic:blipFill>
+                    <a:blip r:embed="rId59" cstate="print">
+                      <a:extLst>
+                        <a:ext uri="{28A0092B-C50C-407E-A947-70E740481C1C}">
+                          <ns11:useLocalDpi val="0"/>
+                        </a:ext>
+                      </a:extLst>
+                    </a:blip>
+                    <a:srcRect/>
+                    <a:stretch>
+                      <a:fillRect/>
+                    </a:stretch>
+                  </pic:blipFill>
+                  <pic:spPr bwMode="auto">
+                    <a:xfrm>
+                      <a:off x="0" y="0"/>
+                      <a:ext cx="5267325" cy="3255232"/>
+                    </a:xfrm>
+                    <a:prstGeom prst="rect">
+                      <a:avLst/>
+                    </a:prstGeom>
+                    <a:noFill/>
+                    <a:ln>
+                      <a:noFill/>
+                    </a:ln>
+                  </pic:spPr>
+                </pic:pic>
+              </a:graphicData>
+            </a:graphic>
+          </wp:inline>
+        </w:drawing>
+      </w:r>
+    </w:p>
+    <w:p>
+      <w:pPr>
+        <w:spacing w:after="601" w:line="250" w:lineRule="auto"/>
+        <w:ind w:left="-5" w:right="364"/>
+        <w:rPr>
+          <w:color w:val="auto"/>
+        </w:rPr>
+      </w:pPr>
+      <w:r>
+        <w:rPr>
+          <w:color w:val="auto"/>
+        </w:rPr>
+        <w:t xml:space="preserve">Figure A12: Annual calcium load at Hubbard Brook Watershed 3 estimated by each method for water years 2013-2017, shown alongside the sensor-derived reference and the published Hubbard Brook values. This presents the comparison in Figure 11 as a time series.</w:t>
+      </w:r>
+    </w:p>
   </w:body>
 </w:document>
 </file>

--- a/paper/paper_HESS_draft_v2_claude_final.docx
+++ b/paper/paper_HESS_draft_v2_claude_final.docx
@@ -1189,7 +1189,7 @@
         <w:rPr>
           <w:color w:val="auto"/>
         </w:rPr>
-        <w:t xml:space="preserve">) and Plynlimon Research Catchments in Wales, UK (Colin et al., 2012), and the National Ecological Observatory network (NEON) to show the relative effect of estimation method and sampling frequency on load estimation error for two solutes. Next, we applied our tested methods to the geographically diverse MacroSheds synthesis dataset (Vlah et al., 2023), providing a dataset of load estimates to be used for future investigations.   </w:t>
+        <w:t xml:space="preserve">) and Plynlimon Research Catchments in Wales, UK (Neal et al., 2013), and the National Ecological Observatory network (NEON) to show the relative effect of estimation method and sampling frequency on load estimation error for two solutes. Next, we applied our tested methods to the geographically diverse MacroSheds synthesis dataset (Vlah et al., 2023), providing a dataset of load estimates to be used for future investigations.   </w:t>
       </w:r>
     </w:p>
     <w:p>
@@ -2063,7 +2063,7 @@
           <w:color w:val="auto"/>
           <w:sz w:val="18"/>
         </w:rPr>
-        <w:t>Figure 2: The underlying chemistry and streamflow time series used in the data coarsening experiments. Chemistry data was collected at Hubbard Brook Experimental Forest in watershed 3 using a multiparameter sonde and UV-VIS nitrate analyzer. The NO</w:t>
+        <w:t>Figure 2: The underlying chemistry and streamflow time series used in the data coarsening experiments. Chemistry data was collected at Hubbard Brook Experimental Forest in watershed 3 using a multiparameter sonde and UV-VIS nitrate analyzer (Hubbard Brook Watershed Ecosystem Record, 2023). The NO</w:t>
       </w:r>
       <w:r>
         <w:rPr>
@@ -4551,7 +4551,7 @@
         <w:rPr>
           <w:color w:val="auto"/>
         </w:rPr>
-        <w:t>For calcium, the Beale ratio estimator produced the least biased median estimates at coarse sampling frequencies, at the cost of high estimate variance. Due to the underlying assumption of covariance of discharge variance and concentration variance, the method performed more accurately on the Ca time series than the NO</w:t>
+        <w:t>For calcium, the Beale ratio estimator produced the least biased median estimates at coarse sampling frequencies, at the cost of high estimate variance. Due to the underlying assumption of covariance of discharge variance and concentration variance (Beale, 1962), the method performed more accurately on the Ca time series than the NO</w:t>
       </w:r>
       <w:r>
         <w:rPr>
@@ -5132,7 +5132,7 @@
         <w:rPr>
           <w:color w:val="auto"/>
         </w:rPr>
-        <w:t xml:space="preserve">Our efforts also highlight several important challenges for scientists working with load estimates. First, method selection is critically important for accurate load estimation. The results of our data coarsening experiment (Figures 7-10 and Figures A1-A8) clearly show that, especially at coarse sampling intervals, method selection may influence estimate accuracy by more than 30 percent, and by over 70 percent for solutes with weak C:Q relationships such as turbidity. Therefore, load estimates provided without documentation of the underlying methodology should be treated with great caution or should be recomputed from chemistry and discharge using tools like the “RiverLoad” and “MacroSheds” R packages. By extension, these findings suggest that load estimate data providers should always release underlying concentration and discharge data. </w:t>
+        <w:t xml:space="preserve">Our efforts also highlight several important challenges for scientists working with load estimates. First, method selection is critically important for accurate load estimation. The results of our data coarsening experiment (Figures 7-10 and Figures A1-A8) clearly show that, especially at coarse sampling intervals, method selection may influence estimate accuracy by more than 30 percent, and by over 70 percent for solutes with weak C:Q relationships such as turbidity. Therefore, load estimates provided without documentation of the underlying methodology should be treated with great caution or should be recomputed from chemistry and discharge using tools like the “RiverLoad” (Nava et al., 2019) and “MacroSheds” (Vlah et al., 2023) R packages. By extension, these findings suggest that load estimate data providers should always release underlying concentration and discharge data. </w:t>
       </w:r>
     </w:p>
     <w:p>
@@ -5644,7 +5644,7 @@
         <w:rPr>
           <w:color w:val="auto"/>
         </w:rPr>
-        <w:t xml:space="preserve">), and Plynlimon Research Catchments (Colin et al., 2012). Versioned code and the underlying dataset and workflow used for the analysis is available at FINAL VERSION LINK</w:t>
+        <w:t xml:space="preserve">), and Plynlimon Research Catchments (Neal et al., 2013). Versioned code and the underlying dataset and workflow used for the analysis is available at https://github.com/ecogub/RSFME</w:t>
       </w:r>
       <w:hyperlink r:id="rId8">
         <w:r>
@@ -5674,7 +5674,7 @@
         <w:rPr>
           <w:color w:val="auto"/>
         </w:rPr>
-        <w:t xml:space="preserve">Works Cited </w:t>
+        <w:t xml:space="preserve">References </w:t>
       </w:r>
     </w:p>
     <w:p>

--- a/paper/paper_HESS_draft_v2_claude_final.docx
+++ b/paper/paper_HESS_draft_v2_claude_final.docx
@@ -2836,20 +2836,7 @@
         <w:rPr>
           <w:color w:val="auto"/>
         </w:rPr>
-        <w:t>For Hubbard Brook, we coarsened each time series from the full, 15-minute resolution to daily by hour (sampled hourly, every other hour, every third hour, …, every 24</w:t>
-      </w:r>
-      <w:r>
-        <w:rPr>
-          <w:color w:val="auto"/>
-          <w:vertAlign w:val="superscript"/>
-        </w:rPr>
-        <w:t>th</w:t>
-      </w:r>
-      <w:r>
-        <w:rPr>
-          <w:color w:val="auto"/>
-        </w:rPr>
-        <w:t xml:space="preserve"> hour), from daily to weekly by day (sampled every day, every other day, every third day, …, every seventh day), and then to monthly and bimonthly discretely, as partially illustrated in Figure 6. A similar methodology was applied to the Plynlimon time series data, excluding coarsening intervals finer than the 7-hour sampling frequency. </w:t>
+        <w:t>For Hubbard Brook, we coarsened each time series from the full, 15-minute resolution up to approximately daily in one-hour increments (15 minutes, then 1.25, 2.25, …, 22.25 hours), from daily to weekly by day (sampled every day, every other day, every third day, …, every seventh day), and then at approximately 37-day and 68-day intervals, as partially illustrated in Figure 6. A similar methodology was applied to the Plynlimon time series data, excluding coarsening intervals finer than the 7-hour sampling frequency. </w:t>
       </w:r>
     </w:p>
     <w:p>
@@ -2964,7 +2951,7 @@
         <w:rPr>
           <w:color w:val="auto"/>
         </w:rPr>
-        <w:t xml:space="preserve"> sample was then taken to create a coarsened time series. We then applied each method to each coarsened time series and the full discharge record to generate annual flux estimates. This process was repeated 100 times to generate an envelope of possible estimates with each method.  </w:t>
+        <w:t xml:space="preserve"> sample was then taken to create a coarsened time series. We then applied each method to each coarsened time series and the daily mean discharge record to generate annual flux estimates. This process was repeated 100 times to generate an envelope of possible estimates with each method.  </w:t>
       </w:r>
     </w:p>
     <w:p>
